--- a/a7/build/out/u3/A7 3.01  Teacher Edition.docx
+++ b/a7/build/out/u3/A7 3.01  Teacher Edition.docx
@@ -229,7 +229,26 @@
           <w:color w:val="1A1A1A"/>
           <w:sz w:val="21"/>
         </w:rPr>
-        <w:t>·2ⁿ = 2</w:t>
+        <w:t>·2</w:t>
+      </w:r>
+      <w:r>
+        <w:rPr>
+          <w:b w:val="0"/>
+          <w:i w:val="0"/>
+          <w:color w:val="1A1A1A"/>
+          <w:sz w:val="21"/>
+          <w:vertAlign w:val="superscript"/>
+        </w:rPr>
+        <w:t>n</w:t>
+      </w:r>
+      <w:r>
+        <w:rPr>
+          <w:b w:val="0"/>
+          <w:i w:val="0"/>
+          <w:color w:val="1A1A1A"/>
+          <w:sz w:val="21"/>
+        </w:rPr>
+        <w:t xml:space="preserve"> = 2</w:t>
       </w:r>
       <w:r>
         <w:rPr>

--- a/a7/build/out/u3/A7 3.01  Teacher Edition.docx
+++ b/a7/build/out/u3/A7 3.01  Teacher Edition.docx
@@ -149,162 +149,7 @@
           <w:color w:val="1A1A1A"/>
           <w:sz w:val="30"/>
         </w:rPr>
-        <w:t>Read This First</w:t>
-      </w:r>
-    </w:p>
-    <w:p>
-      <w:pPr>
-        <w:spacing w:before="0" w:after="120"/>
-      </w:pPr>
-      <w:r>
-        <w:rPr>
-          <w:b w:val="0"/>
-          <w:i w:val="0"/>
-          <w:color w:val="1A1A1A"/>
-          <w:sz w:val="21"/>
-        </w:rPr>
-        <w:t>This lesson rebuilds Math Nation 3.1 (SE pp. 99–105) as front-taught notes and individual boards. The book's version is four partner Explorations in a row; every table in them survives here, worked from the front, because a single student can complete each one.</w:t>
-      </w:r>
-    </w:p>
-    <w:p>
-      <w:pPr>
-        <w:spacing w:before="0" w:after="120"/>
-      </w:pPr>
-      <w:r>
-        <w:rPr>
-          <w:b w:val="0"/>
-          <w:i w:val="0"/>
-          <w:color w:val="1A1A1A"/>
-          <w:sz w:val="21"/>
-        </w:rPr>
-        <w:t>The mathematics in the book's lesson is clean — every value on its pages checks. The defect is in its practice key: the Additional Practice answer for (−3·6)</w:t>
-      </w:r>
-      <w:r>
-        <w:rPr>
-          <w:b w:val="0"/>
-          <w:i w:val="0"/>
-          <w:color w:val="1A1A1A"/>
-          <w:sz w:val="21"/>
-          <w:vertAlign w:val="superscript"/>
-        </w:rPr>
-        <w:t>4</w:t>
-      </w:r>
-      <w:r>
-        <w:rPr>
-          <w:b w:val="0"/>
-          <w:i w:val="0"/>
-          <w:color w:val="1A1A1A"/>
-          <w:sz w:val="21"/>
-        </w:rPr>
-        <w:t xml:space="preserve"> is printed 104,796 and is 104,976. That item is on the Additional bank here with the right value.</w:t>
-      </w:r>
-    </w:p>
-    <w:p>
-      <w:pPr>
-        <w:spacing w:before="0" w:after="120"/>
-      </w:pPr>
-      <w:r>
-        <w:rPr>
-          <w:b w:val="0"/>
-          <w:i w:val="0"/>
-          <w:color w:val="1A1A1A"/>
-          <w:sz w:val="21"/>
-        </w:rPr>
-        <w:t>Two things the state guide expects that the book never asks: working backwards to an unknown exponent (2</w:t>
-      </w:r>
-      <w:r>
-        <w:rPr>
-          <w:b w:val="0"/>
-          <w:i w:val="0"/>
-          <w:color w:val="1A1A1A"/>
-          <w:sz w:val="21"/>
-          <w:vertAlign w:val="superscript"/>
-        </w:rPr>
-        <w:t>3</w:t>
-      </w:r>
-      <w:r>
-        <w:rPr>
-          <w:b w:val="0"/>
-          <w:i w:val="0"/>
-          <w:color w:val="1A1A1A"/>
-          <w:sz w:val="21"/>
-        </w:rPr>
-        <w:t>·2</w:t>
-      </w:r>
-      <w:r>
-        <w:rPr>
-          <w:b w:val="0"/>
-          <w:i w:val="0"/>
-          <w:color w:val="1A1A1A"/>
-          <w:sz w:val="21"/>
-          <w:vertAlign w:val="superscript"/>
-        </w:rPr>
-        <w:t>n</w:t>
-      </w:r>
-      <w:r>
-        <w:rPr>
-          <w:b w:val="0"/>
-          <w:i w:val="0"/>
-          <w:color w:val="1A1A1A"/>
-          <w:sz w:val="21"/>
-        </w:rPr>
-        <w:t xml:space="preserve"> = 2</w:t>
-      </w:r>
-      <w:r>
-        <w:rPr>
-          <w:b w:val="0"/>
-          <w:i w:val="0"/>
-          <w:color w:val="1A1A1A"/>
-          <w:sz w:val="21"/>
-          <w:vertAlign w:val="superscript"/>
-        </w:rPr>
-        <w:t>8</w:t>
-      </w:r>
-      <w:r>
-        <w:rPr>
-          <w:b w:val="0"/>
-          <w:i w:val="0"/>
-          <w:color w:val="1A1A1A"/>
-          <w:sz w:val="21"/>
-        </w:rPr>
-        <w:t>), and the sum-inside-the-parentheses trap ((10 + (−2))</w:t>
-      </w:r>
-      <w:r>
-        <w:rPr>
-          <w:b w:val="0"/>
-          <w:i w:val="0"/>
-          <w:color w:val="1A1A1A"/>
-          <w:sz w:val="21"/>
-          <w:vertAlign w:val="superscript"/>
-        </w:rPr>
-        <w:t>3</w:t>
-      </w:r>
-      <w:r>
-        <w:rPr>
-          <w:b w:val="0"/>
-          <w:i w:val="0"/>
-          <w:color w:val="1A1A1A"/>
-          <w:sz w:val="21"/>
-        </w:rPr>
-        <w:t>). Both are in the round and in the bank.</w:t>
-      </w:r>
-    </w:p>
-    <w:p>
-      <w:pPr>
-        <w:keepNext/>
-        <w:spacing w:before="280" w:after="120"/>
-        <w:pBdr>
-          <w:bottom w:val="single" w:sz="8" w:space="2" w:color="1A1A1A"/>
-        </w:pBdr>
-      </w:pPr>
-      <w:r>
-        <w:rPr>
-          <w:b/>
-          <w:i w:val="0"/>
-          <w:color w:val="1A1A1A"/>
-          <w:sz w:val="30"/>
-        </w:rPr>
-        <w:t>Standard and Targets</w:t>
+        <w:t>The Period</w:t>
       </w:r>
     </w:p>
     <w:p>
@@ -341,7 +186,7 @@
           <w:color w:val="1A1A1A"/>
           <w:sz w:val="21"/>
         </w:rPr>
-        <w:t xml:space="preserve">Clarification  </w:t>
+        <w:t xml:space="preserve">Must  </w:t>
       </w:r>
       <w:r>
         <w:rPr>
@@ -350,7 +195,7 @@
           <w:color w:val="1A1A1A"/>
           <w:sz w:val="21"/>
         </w:rPr>
-        <w:t>Instruction builds the laws from specific examples; Appendix E lists them. Whole-number exponents only in this lesson — the zero exponent arrives in 3.02 and negative exponents in 3.04.</w:t>
+        <w:t>Whole-number exponents with rational bases. Build each law from expansion, then apply it to rewrite an expression and to evaluate one.</w:t>
       </w:r>
     </w:p>
     <w:p>
@@ -364,7 +209,7 @@
           <w:color w:val="1A1A1A"/>
           <w:sz w:val="21"/>
         </w:rPr>
-        <w:t xml:space="preserve">Boundary  </w:t>
+        <w:t xml:space="preserve">Must not  </w:t>
       </w:r>
       <w:r>
         <w:rPr>
@@ -373,7 +218,7 @@
           <w:color w:val="1A1A1A"/>
           <w:sz w:val="21"/>
         </w:rPr>
-        <w:t>Rational-number bases, including negative and decimal bases. No variables until the Thread A days after 3.07.</w:t>
+        <w:t>No zero exponent yet — that is 3.02 — and no negative exponents until 3.04. No variables until the Thread A days.</w:t>
       </w:r>
     </w:p>
     <w:p>
@@ -387,7 +232,7 @@
           <w:color w:val="1A1A1A"/>
           <w:sz w:val="21"/>
         </w:rPr>
-        <w:t xml:space="preserve">Learning target  </w:t>
+        <w:t xml:space="preserve">Target  </w:t>
       </w:r>
       <w:r>
         <w:rPr>
@@ -410,7 +255,16 @@
           <w:color w:val="1A1A1A"/>
           <w:sz w:val="21"/>
         </w:rPr>
-        <w:t xml:space="preserve">Essential question  </w:t>
+        <w:t xml:space="preserve">MTR  </w:t>
+      </w:r>
+      <w:r>
+        <w:rPr>
+          <w:b/>
+          <w:i w:val="0"/>
+          <w:color w:val="1A1A1A"/>
+          <w:sz w:val="21"/>
+        </w:rPr>
+        <w:t>MTR.5.1</w:t>
       </w:r>
       <w:r>
         <w:rPr>
@@ -419,13 +273,8 @@
           <w:color w:val="1A1A1A"/>
           <w:sz w:val="21"/>
         </w:rPr>
-        <w:t>How can the laws of exponents be used to write an equivalent expression?</w:t>
+        <w:t xml:space="preserve"> — Notes I and II   ·   </w:t>
       </w:r>
-    </w:p>
-    <w:p>
-      <w:pPr>
-        <w:spacing w:before="0" w:after="100"/>
-      </w:pPr>
       <w:r>
         <w:rPr>
           <w:b/>
@@ -433,7 +282,7 @@
           <w:color w:val="1A1A1A"/>
           <w:sz w:val="21"/>
         </w:rPr>
-        <w:t xml:space="preserve">Building on  </w:t>
+        <w:t>MTR.3.1</w:t>
       </w:r>
       <w:r>
         <w:rPr>
@@ -442,13 +291,8 @@
           <w:color w:val="1A1A1A"/>
           <w:sz w:val="21"/>
         </w:rPr>
-        <w:t>MA.6.NSO.3.3 — evaluating positive rational numbers with natural-number exponents (Grade 6). Unit 2 — squares and cubes as repeated multiplication.</w:t>
+        <w:t xml:space="preserve"> — Boards 1, 3, 4 and 7   ·   </w:t>
       </w:r>
-    </w:p>
-    <w:p>
-      <w:pPr>
-        <w:spacing w:before="0" w:after="100"/>
-      </w:pPr>
       <w:r>
         <w:rPr>
           <w:b/>
@@ -456,7 +300,7 @@
           <w:color w:val="1A1A1A"/>
           <w:sz w:val="21"/>
         </w:rPr>
-        <w:t xml:space="preserve">Working toward  </w:t>
+        <w:t>MTR.4.1</w:t>
       </w:r>
       <w:r>
         <w:rPr>
@@ -465,98 +309,7 @@
           <w:color w:val="1A1A1A"/>
           <w:sz w:val="21"/>
         </w:rPr>
-        <w:t>MA.8.NSO.1.3 (integer exponents, Lessons 3.04–3.07) and MA.8.AR.1.1 (the same laws with variable bases, the Thread A days after 3.07).</w:t>
-      </w:r>
-    </w:p>
-    <w:p>
-      <w:pPr>
-        <w:spacing w:before="0" w:after="100"/>
-      </w:pPr>
-      <w:r>
-        <w:rPr>
-          <w:b/>
-          <w:i w:val="0"/>
-          <w:color w:val="1A1A1A"/>
-          <w:sz w:val="21"/>
-        </w:rPr>
-        <w:t xml:space="preserve">Where this sits in the course  </w:t>
-      </w:r>
-      <w:r>
-        <w:rPr>
-          <w:b w:val="0"/>
-          <w:i w:val="0"/>
-          <w:color w:val="1A1A1A"/>
-          <w:sz w:val="21"/>
-        </w:rPr>
-        <w:t>First of three lessons carried from MA.7.NSO.1.1 (3.01–3.03). Everything here is rehearsed again with integer exponents under MA.8.NSO.1.3, which the Grade 8 FAST reports under Number Sense and Operations.</w:t>
-      </w:r>
-    </w:p>
-    <w:p>
-      <w:pPr>
-        <w:keepNext/>
-        <w:spacing w:before="280" w:after="120"/>
-        <w:pBdr>
-          <w:bottom w:val="single" w:sz="8" w:space="2" w:color="1A1A1A"/>
-        </w:pBdr>
-      </w:pPr>
-      <w:r>
-        <w:rPr>
-          <w:b/>
-          <w:i w:val="0"/>
-          <w:color w:val="1A1A1A"/>
-          <w:sz w:val="30"/>
-        </w:rPr>
-        <w:t>Lesson at a Glance</w:t>
-      </w:r>
-    </w:p>
-    <w:p>
-      <w:pPr>
-        <w:spacing w:before="0" w:after="120"/>
-      </w:pPr>
-      <w:r>
-        <w:rPr>
-          <w:b w:val="0"/>
-          <w:i w:val="0"/>
-          <w:color w:val="1A1A1A"/>
-          <w:sz w:val="21"/>
-        </w:rPr>
-        <w:t xml:space="preserve">Windy Hill periods run </w:t>
-      </w:r>
-      <w:r>
-        <w:rPr>
-          <w:b/>
-          <w:i w:val="0"/>
-          <w:color w:val="1A1A1A"/>
-          <w:sz w:val="21"/>
-        </w:rPr>
-        <w:t>53 minutes</w:t>
-      </w:r>
-      <w:r>
-        <w:rPr>
-          <w:b w:val="0"/>
-          <w:i w:val="0"/>
-          <w:color w:val="1A1A1A"/>
-          <w:sz w:val="21"/>
-        </w:rPr>
-        <w:t xml:space="preserve">. The whiteboard round takes the remainder after the taught blocks — </w:t>
-      </w:r>
-      <w:r>
-        <w:rPr>
-          <w:b/>
-          <w:i w:val="0"/>
-          <w:color w:val="1A1A1A"/>
-          <w:sz w:val="21"/>
-        </w:rPr>
-        <w:t>16 minutes</w:t>
-      </w:r>
-      <w:r>
-        <w:rPr>
-          <w:b w:val="0"/>
-          <w:i w:val="0"/>
-          <w:color w:val="1A1A1A"/>
-          <w:sz w:val="21"/>
-        </w:rPr>
-        <w:t xml:space="preserve"> in this lesson — and IXL takes the last 5. Slide numbers below are read from the deck when this edition is built.</w:t>
+        <w:t xml:space="preserve"> — Board 5</w:t>
       </w:r>
     </w:p>
     <w:tbl>
@@ -1455,7 +1208,105 @@
                 <w:color w:val="1A1A1A"/>
                 <w:sz w:val="20"/>
               </w:rPr>
-              <w:t>16 min</w:t>
+              <w:t>10 min</w:t>
+            </w:r>
+          </w:p>
+        </w:tc>
+      </w:tr>
+      <w:tr>
+        <w:trPr>
+          <w:cantSplit/>
+        </w:trPr>
+        <w:tc>
+          <w:tcPr>
+            <w:tcW w:type="dxa" w:w="6660"/>
+            <w:tcMar>
+              <w:top w:w="60" w:type="dxa"/>
+              <w:left w:w="100" w:type="dxa"/>
+              <w:bottom w:w="60" w:type="dxa"/>
+              <w:right w:w="100" w:type="dxa"/>
+            </w:tcMar>
+            <w:tcBorders>
+              <w:top w:val="single" w:sz="6" w:color="1A1A1A"/>
+              <w:left w:val="single" w:sz="6" w:color="1A1A1A"/>
+              <w:bottom w:val="single" w:sz="6" w:color="1A1A1A"/>
+              <w:right w:val="single" w:sz="6" w:color="1A1A1A"/>
+            </w:tcBorders>
+          </w:tcPr>
+          <w:p>
+            <w:pPr>
+              <w:spacing w:after="0"/>
+            </w:pPr>
+            <w:r>
+              <w:rPr>
+                <w:b w:val="0"/>
+                <w:i w:val="0"/>
+                <w:color w:val="1A1A1A"/>
+                <w:sz w:val="20"/>
+              </w:rPr>
+              <w:t>Independent Set</w:t>
+            </w:r>
+          </w:p>
+        </w:tc>
+        <w:tc>
+          <w:tcPr>
+            <w:tcW w:type="dxa" w:w="1200"/>
+            <w:tcMar>
+              <w:top w:w="60" w:type="dxa"/>
+              <w:left w:w="100" w:type="dxa"/>
+              <w:bottom w:w="60" w:type="dxa"/>
+              <w:right w:w="100" w:type="dxa"/>
+            </w:tcMar>
+            <w:tcBorders>
+              <w:top w:val="single" w:sz="6" w:color="1A1A1A"/>
+              <w:left w:val="single" w:sz="6" w:color="1A1A1A"/>
+              <w:bottom w:val="single" w:sz="6" w:color="1A1A1A"/>
+              <w:right w:val="single" w:sz="6" w:color="1A1A1A"/>
+            </w:tcBorders>
+          </w:tcPr>
+          <w:p>
+            <w:pPr>
+              <w:spacing w:after="0"/>
+            </w:pPr>
+            <w:r>
+              <w:rPr>
+                <w:b w:val="0"/>
+                <w:i w:val="0"/>
+                <w:color w:val="1A1A1A"/>
+                <w:sz w:val="20"/>
+              </w:rPr>
+              <w:t>34</w:t>
+            </w:r>
+          </w:p>
+        </w:tc>
+        <w:tc>
+          <w:tcPr>
+            <w:tcW w:type="dxa" w:w="1500"/>
+            <w:tcMar>
+              <w:top w:w="60" w:type="dxa"/>
+              <w:left w:w="100" w:type="dxa"/>
+              <w:bottom w:w="60" w:type="dxa"/>
+              <w:right w:w="100" w:type="dxa"/>
+            </w:tcMar>
+            <w:tcBorders>
+              <w:top w:val="single" w:sz="6" w:color="1A1A1A"/>
+              <w:left w:val="single" w:sz="6" w:color="1A1A1A"/>
+              <w:bottom w:val="single" w:sz="6" w:color="1A1A1A"/>
+              <w:right w:val="single" w:sz="6" w:color="1A1A1A"/>
+            </w:tcBorders>
+          </w:tcPr>
+          <w:p>
+            <w:pPr>
+              <w:spacing w:after="0"/>
+            </w:pPr>
+            <w:r>
+              <w:rPr>
+                <w:b w:val="0"/>
+                <w:i w:val="0"/>
+                <w:color w:val="1A1A1A"/>
+                <w:sz w:val="20"/>
+              </w:rPr>
+              <w:t>6 min</w:t>
             </w:r>
           </w:p>
         </w:tc>
@@ -1522,7 +1373,7 @@
                 <w:color w:val="1A1A1A"/>
                 <w:sz w:val="20"/>
               </w:rPr>
-              <w:t>34</w:t>
+              <w:t>35</w:t>
             </w:r>
           </w:p>
         </w:tc>
@@ -1660,642 +1511,22 @@
     </w:p>
     <w:p>
       <w:pPr>
-        <w:spacing w:before="0" w:after="100"/>
+        <w:keepNext/>
+        <w:spacing w:before="200" w:after="60"/>
       </w:pPr>
       <w:r>
         <w:rPr>
           <w:b/>
           <w:i w:val="0"/>
           <w:color w:val="1A1A1A"/>
-          <w:sz w:val="21"/>
+          <w:sz w:val="23"/>
         </w:rPr>
-        <w:t xml:space="preserve">Materials  </w:t>
-      </w:r>
-      <w:r>
-        <w:rPr>
-          <w:b w:val="0"/>
-          <w:i w:val="0"/>
-          <w:color w:val="1A1A1A"/>
-          <w:sz w:val="21"/>
-        </w:rPr>
-        <w:t>Whiteboards and markers. Calculators are allowed on everything and are useful for the big values in the bank (8</w:t>
-      </w:r>
-      <w:r>
-        <w:rPr>
-          <w:b w:val="0"/>
-          <w:i w:val="0"/>
-          <w:color w:val="1A1A1A"/>
-          <w:sz w:val="21"/>
-          <w:vertAlign w:val="superscript"/>
-        </w:rPr>
-        <w:t>8</w:t>
-      </w:r>
-      <w:r>
-        <w:rPr>
-          <w:b w:val="0"/>
-          <w:i w:val="0"/>
-          <w:color w:val="1A1A1A"/>
-          <w:sz w:val="21"/>
-        </w:rPr>
-        <w:t>, 35</w:t>
-      </w:r>
-      <w:r>
-        <w:rPr>
-          <w:b w:val="0"/>
-          <w:i w:val="0"/>
-          <w:color w:val="1A1A1A"/>
-          <w:sz w:val="21"/>
-          <w:vertAlign w:val="superscript"/>
-        </w:rPr>
-        <w:t>4</w:t>
-      </w:r>
-      <w:r>
-        <w:rPr>
-          <w:b w:val="0"/>
-          <w:i w:val="0"/>
-          <w:color w:val="1A1A1A"/>
-          <w:sz w:val="21"/>
-        </w:rPr>
-        <w:t>); the laws themselves are done by hand.</w:t>
+        <w:t>Say these three things out loud today</w:t>
       </w:r>
     </w:p>
     <w:p>
       <w:pPr>
-        <w:spacing w:before="0" w:after="100"/>
-      </w:pPr>
-      <w:r>
-        <w:rPr>
-          <w:b/>
-          <w:i w:val="0"/>
-          <w:color w:val="1A1A1A"/>
-          <w:sz w:val="21"/>
-        </w:rPr>
-        <w:t xml:space="preserve">Where the lesson lives  </w:t>
-      </w:r>
-      <w:r>
-        <w:rPr>
-          <w:b w:val="0"/>
-          <w:i w:val="0"/>
-          <w:color w:val="1A1A1A"/>
-          <w:sz w:val="21"/>
-        </w:rPr>
-        <w:t>Notes II (the expansion that proves the product law) and Whiteboard questions 5 and 6 (the two diagnostics that separate 'add' from 'multiply'). If the round shows a board full of B on question 5, the expansion is what to go back to.</w:t>
-      </w:r>
-    </w:p>
-    <w:p>
-      <w:pPr>
-        <w:spacing w:before="0" w:after="120"/>
-      </w:pPr>
-      <w:r>
-        <w:rPr>
-          <w:b/>
-          <w:i w:val="0"/>
-          <w:color w:val="1A1A1A"/>
-          <w:sz w:val="21"/>
-        </w:rPr>
-        <w:t>No partner or group work anywhere in this lesson.</w:t>
-      </w:r>
-      <w:r>
-        <w:rPr>
-          <w:b w:val="0"/>
-          <w:i w:val="0"/>
-          <w:color w:val="1A1A1A"/>
-          <w:sz w:val="21"/>
-        </w:rPr>
-        <w:t xml:space="preserve"> Every Math Nation exploration this lesson draws on was written for pairs; here the same tables are worked from the front and on individual boards.</w:t>
-      </w:r>
-    </w:p>
-    <w:p>
-      <w:pPr>
-        <w:keepNext/>
-        <w:spacing w:before="280" w:after="120"/>
-        <w:pBdr>
-          <w:bottom w:val="single" w:sz="8" w:space="2" w:color="1A1A1A"/>
-        </w:pBdr>
-      </w:pPr>
-      <w:r>
-        <w:rPr>
-          <w:b/>
-          <w:i w:val="0"/>
-          <w:color w:val="1A1A1A"/>
-          <w:sz w:val="30"/>
-        </w:rPr>
-        <w:t>Vocabulary</w:t>
-      </w:r>
-    </w:p>
-    <w:p>
-      <w:pPr>
-        <w:spacing w:before="0" w:after="80"/>
-        <w:ind w:left="360" w:hanging="360"/>
-      </w:pPr>
-      <w:r>
-        <w:rPr>
-          <w:b/>
-          <w:i w:val="0"/>
-          <w:color w:val="0B5394"/>
-          <w:sz w:val="21"/>
-        </w:rPr>
-        <w:t>base</w:t>
-      </w:r>
-      <w:r>
-        <w:rPr>
-          <w:b w:val="0"/>
-          <w:i w:val="0"/>
-          <w:color w:val="1A1A1A"/>
-          <w:sz w:val="21"/>
-        </w:rPr>
-        <w:t xml:space="preserve">  —  </w:t>
-      </w:r>
-      <w:r>
-        <w:rPr>
-          <w:b w:val="0"/>
-          <w:i w:val="0"/>
-          <w:color w:val="1A1A1A"/>
-          <w:sz w:val="21"/>
-        </w:rPr>
-        <w:t xml:space="preserve">the number that is used as a factor: in </w:t>
-      </w:r>
-      <w:r>
-        <w:drawing>
-          <wp:inline xmlns:a="http://schemas.openxmlformats.org/drawingml/2006/main" xmlns:pic="http://schemas.openxmlformats.org/drawingml/2006/picture">
-            <wp:extent cx="131064" cy="140208"/>
-            <wp:docPr id="1" name="Picture 1"/>
-            <wp:cNvGraphicFramePr>
-              <a:graphicFrameLocks noChangeAspect="1"/>
-            </wp:cNvGraphicFramePr>
-            <a:graphic>
-              <a:graphicData uri="http://schemas.openxmlformats.org/drawingml/2006/picture">
-                <pic:pic>
-                  <pic:nvPicPr>
-                    <pic:cNvPr id="0" name="ae9eee9a3efa736d.png"/>
-                    <pic:cNvPicPr/>
-                  </pic:nvPicPr>
-                  <pic:blipFill>
-                    <a:blip r:embed="rId9"/>
-                    <a:stretch>
-                      <a:fillRect/>
-                    </a:stretch>
-                  </pic:blipFill>
-                  <pic:spPr>
-                    <a:xfrm>
-                      <a:off x="0" y="0"/>
-                      <a:ext cx="131064" cy="140208"/>
-                    </a:xfrm>
-                    <a:prstGeom prst="rect"/>
-                  </pic:spPr>
-                </pic:pic>
-              </a:graphicData>
-            </a:graphic>
-          </wp:inline>
-        </w:drawing>
-      </w:r>
-      <w:r>
-        <w:rPr>
-          <w:b w:val="0"/>
-          <w:i w:val="0"/>
-          <w:color w:val="1A1A1A"/>
-          <w:sz w:val="21"/>
-        </w:rPr>
-        <w:t xml:space="preserve"> the base is 2</w:t>
-      </w:r>
-    </w:p>
-    <w:p>
-      <w:pPr>
-        <w:spacing w:before="0" w:after="80"/>
-        <w:ind w:left="360" w:hanging="360"/>
-      </w:pPr>
-      <w:r>
-        <w:rPr>
-          <w:b/>
-          <w:i w:val="0"/>
-          <w:color w:val="0B5394"/>
-          <w:sz w:val="21"/>
-        </w:rPr>
-        <w:t>exponent</w:t>
-      </w:r>
-      <w:r>
-        <w:rPr>
-          <w:b w:val="0"/>
-          <w:i w:val="0"/>
-          <w:color w:val="1A1A1A"/>
-          <w:sz w:val="21"/>
-        </w:rPr>
-        <w:t xml:space="preserve">  —  </w:t>
-      </w:r>
-      <w:r>
-        <w:rPr>
-          <w:b w:val="0"/>
-          <w:i w:val="0"/>
-          <w:color w:val="1A1A1A"/>
-          <w:sz w:val="21"/>
-        </w:rPr>
-        <w:t xml:space="preserve">the number of times the base is used as a factor: </w:t>
-      </w:r>
-      <w:r>
-        <w:drawing>
-          <wp:inline xmlns:a="http://schemas.openxmlformats.org/drawingml/2006/main" xmlns:pic="http://schemas.openxmlformats.org/drawingml/2006/picture">
-            <wp:extent cx="740664" cy="140208"/>
-            <wp:docPr id="2" name="Picture 2"/>
-            <wp:cNvGraphicFramePr>
-              <a:graphicFrameLocks noChangeAspect="1"/>
-            </wp:cNvGraphicFramePr>
-            <a:graphic>
-              <a:graphicData uri="http://schemas.openxmlformats.org/drawingml/2006/picture">
-                <pic:pic>
-                  <pic:nvPicPr>
-                    <pic:cNvPr id="0" name="be9efc48938bf6d6.png"/>
-                    <pic:cNvPicPr/>
-                  </pic:nvPicPr>
-                  <pic:blipFill>
-                    <a:blip r:embed="rId10"/>
-                    <a:stretch>
-                      <a:fillRect/>
-                    </a:stretch>
-                  </pic:blipFill>
-                  <pic:spPr>
-                    <a:xfrm>
-                      <a:off x="0" y="0"/>
-                      <a:ext cx="740664" cy="140208"/>
-                    </a:xfrm>
-                    <a:prstGeom prst="rect"/>
-                  </pic:spPr>
-                </pic:pic>
-              </a:graphicData>
-            </a:graphic>
-          </wp:inline>
-        </w:drawing>
-      </w:r>
-    </w:p>
-    <w:p>
-      <w:pPr>
-        <w:spacing w:before="0" w:after="80"/>
-        <w:ind w:left="360" w:hanging="360"/>
-      </w:pPr>
-      <w:r>
-        <w:rPr>
-          <w:b/>
-          <w:i w:val="0"/>
-          <w:color w:val="0B5394"/>
-          <w:sz w:val="21"/>
-        </w:rPr>
-        <w:t>power</w:t>
-      </w:r>
-      <w:r>
-        <w:rPr>
-          <w:b w:val="0"/>
-          <w:i w:val="0"/>
-          <w:color w:val="1A1A1A"/>
-          <w:sz w:val="21"/>
-        </w:rPr>
-        <w:t xml:space="preserve">  —  </w:t>
-      </w:r>
-      <w:r>
-        <w:rPr>
-          <w:b w:val="0"/>
-          <w:i w:val="0"/>
-          <w:color w:val="1A1A1A"/>
-          <w:sz w:val="21"/>
-        </w:rPr>
-        <w:t xml:space="preserve">a base with an exponent, such as </w:t>
-      </w:r>
-      <w:r>
-        <w:drawing>
-          <wp:inline xmlns:a="http://schemas.openxmlformats.org/drawingml/2006/main" xmlns:pic="http://schemas.openxmlformats.org/drawingml/2006/picture">
-            <wp:extent cx="131064" cy="140208"/>
-            <wp:docPr id="3" name="Picture 3"/>
-            <wp:cNvGraphicFramePr>
-              <a:graphicFrameLocks noChangeAspect="1"/>
-            </wp:cNvGraphicFramePr>
-            <a:graphic>
-              <a:graphicData uri="http://schemas.openxmlformats.org/drawingml/2006/picture">
-                <pic:pic>
-                  <pic:nvPicPr>
-                    <pic:cNvPr id="0" name="ae9eee9a3efa736d.png"/>
-                    <pic:cNvPicPr/>
-                  </pic:nvPicPr>
-                  <pic:blipFill>
-                    <a:blip r:embed="rId9"/>
-                    <a:stretch>
-                      <a:fillRect/>
-                    </a:stretch>
-                  </pic:blipFill>
-                  <pic:spPr>
-                    <a:xfrm>
-                      <a:off x="0" y="0"/>
-                      <a:ext cx="131064" cy="140208"/>
-                    </a:xfrm>
-                    <a:prstGeom prst="rect"/>
-                  </pic:spPr>
-                </pic:pic>
-              </a:graphicData>
-            </a:graphic>
-          </wp:inline>
-        </w:drawing>
-      </w:r>
-      <w:r>
-        <w:rPr>
-          <w:b w:val="0"/>
-          <w:i w:val="0"/>
-          <w:color w:val="1A1A1A"/>
-          <w:sz w:val="21"/>
-        </w:rPr>
-        <w:t>; its value is 8</w:t>
-      </w:r>
-    </w:p>
-    <w:p>
-      <w:pPr>
-        <w:spacing w:before="0" w:after="80"/>
-        <w:ind w:left="360" w:hanging="360"/>
-      </w:pPr>
-      <w:r>
-        <w:rPr>
-          <w:b/>
-          <w:i w:val="0"/>
-          <w:color w:val="0B5394"/>
-          <w:sz w:val="21"/>
-        </w:rPr>
-        <w:t>product of powers law</w:t>
-      </w:r>
-      <w:r>
-        <w:rPr>
-          <w:b w:val="0"/>
-          <w:i w:val="0"/>
-          <w:color w:val="1A1A1A"/>
-          <w:sz w:val="21"/>
-        </w:rPr>
-        <w:t xml:space="preserve">  —  </w:t>
-      </w:r>
-      <w:r>
-        <w:drawing>
-          <wp:inline xmlns:a="http://schemas.openxmlformats.org/drawingml/2006/main" xmlns:pic="http://schemas.openxmlformats.org/drawingml/2006/picture">
-            <wp:extent cx="938784" cy="128016"/>
-            <wp:docPr id="4" name="Picture 4"/>
-            <wp:cNvGraphicFramePr>
-              <a:graphicFrameLocks noChangeAspect="1"/>
-            </wp:cNvGraphicFramePr>
-            <a:graphic>
-              <a:graphicData uri="http://schemas.openxmlformats.org/drawingml/2006/picture">
-                <pic:pic>
-                  <pic:nvPicPr>
-                    <pic:cNvPr id="0" name="464fc8b5a951ccab.png"/>
-                    <pic:cNvPicPr/>
-                  </pic:nvPicPr>
-                  <pic:blipFill>
-                    <a:blip r:embed="rId11"/>
-                    <a:stretch>
-                      <a:fillRect/>
-                    </a:stretch>
-                  </pic:blipFill>
-                  <pic:spPr>
-                    <a:xfrm>
-                      <a:off x="0" y="0"/>
-                      <a:ext cx="938784" cy="128016"/>
-                    </a:xfrm>
-                    <a:prstGeom prst="rect"/>
-                  </pic:spPr>
-                </pic:pic>
-              </a:graphicData>
-            </a:graphic>
-          </wp:inline>
-        </w:drawing>
-      </w:r>
-      <w:r>
-        <w:rPr>
-          <w:b w:val="0"/>
-          <w:i w:val="0"/>
-          <w:color w:val="1A1A1A"/>
-          <w:sz w:val="21"/>
-        </w:rPr>
-        <w:t xml:space="preserve"> — same base, add the exponents</w:t>
-      </w:r>
-    </w:p>
-    <w:p>
-      <w:pPr>
-        <w:spacing w:before="0" w:after="80"/>
-        <w:ind w:left="360" w:hanging="360"/>
-      </w:pPr>
-      <w:r>
-        <w:rPr>
-          <w:b/>
-          <w:i w:val="0"/>
-          <w:color w:val="0B5394"/>
-          <w:sz w:val="21"/>
-        </w:rPr>
-        <w:t>power of a product law</w:t>
-      </w:r>
-      <w:r>
-        <w:rPr>
-          <w:b w:val="0"/>
-          <w:i w:val="0"/>
-          <w:color w:val="1A1A1A"/>
-          <w:sz w:val="21"/>
-        </w:rPr>
-        <w:t xml:space="preserve">  —  </w:t>
-      </w:r>
-      <w:r>
-        <w:drawing>
-          <wp:inline xmlns:a="http://schemas.openxmlformats.org/drawingml/2006/main" xmlns:pic="http://schemas.openxmlformats.org/drawingml/2006/picture">
-            <wp:extent cx="984504" cy="146304"/>
-            <wp:docPr id="5" name="Picture 5"/>
-            <wp:cNvGraphicFramePr>
-              <a:graphicFrameLocks noChangeAspect="1"/>
-            </wp:cNvGraphicFramePr>
-            <a:graphic>
-              <a:graphicData uri="http://schemas.openxmlformats.org/drawingml/2006/picture">
-                <pic:pic>
-                  <pic:nvPicPr>
-                    <pic:cNvPr id="0" name="ff9b805590ce9f3b.png"/>
-                    <pic:cNvPicPr/>
-                  </pic:nvPicPr>
-                  <pic:blipFill>
-                    <a:blip r:embed="rId12"/>
-                    <a:stretch>
-                      <a:fillRect/>
-                    </a:stretch>
-                  </pic:blipFill>
-                  <pic:spPr>
-                    <a:xfrm>
-                      <a:off x="0" y="0"/>
-                      <a:ext cx="984504" cy="146304"/>
-                    </a:xfrm>
-                    <a:prstGeom prst="rect"/>
-                  </pic:spPr>
-                </pic:pic>
-              </a:graphicData>
-            </a:graphic>
-          </wp:inline>
-        </w:drawing>
-      </w:r>
-      <w:r>
-        <w:rPr>
-          <w:b w:val="0"/>
-          <w:i w:val="0"/>
-          <w:color w:val="1A1A1A"/>
-          <w:sz w:val="21"/>
-        </w:rPr>
-        <w:t xml:space="preserve"> — the exponent goes to every factor</w:t>
-      </w:r>
-    </w:p>
-    <w:p>
-      <w:pPr>
-        <w:spacing w:before="0" w:after="80"/>
-        <w:ind w:left="360" w:hanging="360"/>
-      </w:pPr>
-      <w:r>
-        <w:rPr>
-          <w:b/>
-          <w:i w:val="0"/>
-          <w:color w:val="0B5394"/>
-          <w:sz w:val="21"/>
-        </w:rPr>
-        <w:t>power of a power law</w:t>
-      </w:r>
-      <w:r>
-        <w:rPr>
-          <w:b w:val="0"/>
-          <w:i w:val="0"/>
-          <w:color w:val="1A1A1A"/>
-          <w:sz w:val="21"/>
-        </w:rPr>
-        <w:t xml:space="preserve">  —  </w:t>
-      </w:r>
-      <w:r>
-        <w:drawing>
-          <wp:inline xmlns:a="http://schemas.openxmlformats.org/drawingml/2006/main" xmlns:pic="http://schemas.openxmlformats.org/drawingml/2006/picture">
-            <wp:extent cx="746760" cy="143256"/>
-            <wp:docPr id="6" name="Picture 6"/>
-            <wp:cNvGraphicFramePr>
-              <a:graphicFrameLocks noChangeAspect="1"/>
-            </wp:cNvGraphicFramePr>
-            <a:graphic>
-              <a:graphicData uri="http://schemas.openxmlformats.org/drawingml/2006/picture">
-                <pic:pic>
-                  <pic:nvPicPr>
-                    <pic:cNvPr id="0" name="cd73ff2f144d4307.png"/>
-                    <pic:cNvPicPr/>
-                  </pic:nvPicPr>
-                  <pic:blipFill>
-                    <a:blip r:embed="rId13"/>
-                    <a:stretch>
-                      <a:fillRect/>
-                    </a:stretch>
-                  </pic:blipFill>
-                  <pic:spPr>
-                    <a:xfrm>
-                      <a:off x="0" y="0"/>
-                      <a:ext cx="746760" cy="143256"/>
-                    </a:xfrm>
-                    <a:prstGeom prst="rect"/>
-                  </pic:spPr>
-                </pic:pic>
-              </a:graphicData>
-            </a:graphic>
-          </wp:inline>
-        </w:drawing>
-      </w:r>
-      <w:r>
-        <w:rPr>
-          <w:b w:val="0"/>
-          <w:i w:val="0"/>
-          <w:color w:val="1A1A1A"/>
-          <w:sz w:val="21"/>
-        </w:rPr>
-        <w:t xml:space="preserve"> — multiply the exponents</w:t>
-      </w:r>
-    </w:p>
-    <w:p>
-      <w:pPr>
-        <w:spacing w:before="0" w:after="80"/>
-        <w:ind w:left="360" w:hanging="360"/>
-      </w:pPr>
-      <w:r>
-        <w:rPr>
-          <w:b/>
-          <w:i w:val="0"/>
-          <w:color w:val="0B5394"/>
-          <w:sz w:val="21"/>
-        </w:rPr>
-        <w:t>identity exponent law</w:t>
-      </w:r>
-      <w:r>
-        <w:rPr>
-          <w:b w:val="0"/>
-          <w:i w:val="0"/>
-          <w:color w:val="1A1A1A"/>
-          <w:sz w:val="21"/>
-        </w:rPr>
-        <w:t xml:space="preserve">  —  </w:t>
-      </w:r>
-      <w:r>
-        <w:drawing>
-          <wp:inline xmlns:a="http://schemas.openxmlformats.org/drawingml/2006/main" xmlns:pic="http://schemas.openxmlformats.org/drawingml/2006/picture">
-            <wp:extent cx="396240" cy="143256"/>
-            <wp:docPr id="7" name="Picture 7"/>
-            <wp:cNvGraphicFramePr>
-              <a:graphicFrameLocks noChangeAspect="1"/>
-            </wp:cNvGraphicFramePr>
-            <a:graphic>
-              <a:graphicData uri="http://schemas.openxmlformats.org/drawingml/2006/picture">
-                <pic:pic>
-                  <pic:nvPicPr>
-                    <pic:cNvPr id="0" name="024ade6fc3cdb863.png"/>
-                    <pic:cNvPicPr/>
-                  </pic:nvPicPr>
-                  <pic:blipFill>
-                    <a:blip r:embed="rId14"/>
-                    <a:stretch>
-                      <a:fillRect/>
-                    </a:stretch>
-                  </pic:blipFill>
-                  <pic:spPr>
-                    <a:xfrm>
-                      <a:off x="0" y="0"/>
-                      <a:ext cx="396240" cy="143256"/>
-                    </a:xfrm>
-                    <a:prstGeom prst="rect"/>
-                  </pic:spPr>
-                </pic:pic>
-              </a:graphicData>
-            </a:graphic>
-          </wp:inline>
-        </w:drawing>
-      </w:r>
-    </w:p>
-    <w:p>
-      <w:pPr>
-        <w:keepNext/>
-        <w:spacing w:before="280" w:after="120"/>
-        <w:pBdr>
-          <w:bottom w:val="single" w:sz="8" w:space="2" w:color="1A1A1A"/>
-        </w:pBdr>
-      </w:pPr>
-      <w:r>
-        <w:rPr>
-          <w:b/>
-          <w:i w:val="0"/>
-          <w:color w:val="1A1A1A"/>
-          <w:sz w:val="30"/>
-        </w:rPr>
-        <w:t>Warm-Up — spaced retrieval</w:t>
-      </w:r>
-    </w:p>
-    <w:p>
-      <w:pPr>
-        <w:spacing w:before="0" w:after="120"/>
-      </w:pPr>
-      <w:r>
-        <w:rPr>
-          <w:b w:val="0"/>
-          <w:i w:val="0"/>
-          <w:color w:val="1A1A1A"/>
-          <w:sz w:val="21"/>
-        </w:rPr>
-        <w:t>Four questions, two minutes silent, then the reveal. No reteach longer than one sentence per question.</w:t>
-      </w:r>
-    </w:p>
-    <w:p>
-      <w:pPr>
-        <w:spacing w:before="0" w:after="80"/>
+        <w:spacing w:before="20" w:after="80"/>
         <w:ind w:left="360" w:hanging="360"/>
       </w:pPr>
       <w:r>
@@ -2308,85 +1539,18 @@
         <w:t xml:space="preserve">1.  </w:t>
       </w:r>
       <w:r>
-        <w:drawing>
-          <wp:inline xmlns:a="http://schemas.openxmlformats.org/drawingml/2006/main" xmlns:pic="http://schemas.openxmlformats.org/drawingml/2006/picture">
-            <wp:extent cx="344424" cy="204216"/>
-            <wp:docPr id="8" name="Picture 8"/>
-            <wp:cNvGraphicFramePr>
-              <a:graphicFrameLocks noChangeAspect="1"/>
-            </wp:cNvGraphicFramePr>
-            <a:graphic>
-              <a:graphicData uri="http://schemas.openxmlformats.org/drawingml/2006/picture">
-                <pic:pic>
-                  <pic:nvPicPr>
-                    <pic:cNvPr id="0" name="deda29ee668f0b27.png"/>
-                    <pic:cNvPicPr/>
-                  </pic:nvPicPr>
-                  <pic:blipFill>
-                    <a:blip r:embed="rId15"/>
-                    <a:stretch>
-                      <a:fillRect/>
-                    </a:stretch>
-                  </pic:blipFill>
-                  <pic:spPr>
-                    <a:xfrm>
-                      <a:off x="0" y="0"/>
-                      <a:ext cx="344424" cy="204216"/>
-                    </a:xfrm>
-                    <a:prstGeom prst="rect"/>
-                  </pic:spPr>
-                </pic:pic>
-              </a:graphicData>
-            </a:graphic>
-          </wp:inline>
-        </w:drawing>
-      </w:r>
-      <w:r>
         <w:rPr>
           <w:b w:val="0"/>
           <w:i w:val="0"/>
           <w:color w:val="1A1A1A"/>
           <w:sz w:val="21"/>
         </w:rPr>
-        <w:t xml:space="preserve">    </w:t>
-      </w:r>
-      <w:r>
-        <w:rPr>
-          <w:b/>
-          <w:i/>
-          <w:color w:val="9E1B32"/>
-          <w:sz w:val="21"/>
-        </w:rPr>
-        <w:t>9</w:t>
+        <w:t>Same base, add the exponents. Different bases, and the law does not apply at all.</w:t>
       </w:r>
     </w:p>
     <w:p>
       <w:pPr>
-        <w:spacing w:before="0" w:after="120"/>
-        <w:ind w:left="360"/>
-      </w:pPr>
-      <w:r>
-        <w:rPr>
-          <w:b w:val="0"/>
-          <w:i/>
-          <w:color w:val="6B6B6B"/>
-          <w:sz w:val="19"/>
-        </w:rPr>
-        <w:t xml:space="preserve">retrieves: </w:t>
-      </w:r>
-      <w:r>
-        <w:rPr>
-          <w:b w:val="0"/>
-          <w:i/>
-          <w:color w:val="6B6B6B"/>
-          <w:sz w:val="19"/>
-        </w:rPr>
-        <w:t>yesterday — Unit 2 — the principal square root (2.02)</w:t>
-      </w:r>
-    </w:p>
-    <w:p>
-      <w:pPr>
-        <w:spacing w:before="0" w:after="80"/>
+        <w:spacing w:before="20" w:after="80"/>
         <w:ind w:left="360" w:hanging="360"/>
       </w:pPr>
       <w:r>
@@ -2405,88 +1569,12 @@
           <w:color w:val="1A1A1A"/>
           <w:sz w:val="21"/>
         </w:rPr>
-        <w:t xml:space="preserve">Between which two whole numbers is </w:t>
-      </w:r>
-      <w:r>
-        <w:drawing>
-          <wp:inline xmlns:a="http://schemas.openxmlformats.org/drawingml/2006/main" xmlns:pic="http://schemas.openxmlformats.org/drawingml/2006/picture">
-            <wp:extent cx="344424" cy="204216"/>
-            <wp:docPr id="9" name="Picture 9"/>
-            <wp:cNvGraphicFramePr>
-              <a:graphicFrameLocks noChangeAspect="1"/>
-            </wp:cNvGraphicFramePr>
-            <a:graphic>
-              <a:graphicData uri="http://schemas.openxmlformats.org/drawingml/2006/picture">
-                <pic:pic>
-                  <pic:nvPicPr>
-                    <pic:cNvPr id="0" name="5c7fc3c93ce3b9e1.png"/>
-                    <pic:cNvPicPr/>
-                  </pic:nvPicPr>
-                  <pic:blipFill>
-                    <a:blip r:embed="rId16"/>
-                    <a:stretch>
-                      <a:fillRect/>
-                    </a:stretch>
-                  </pic:blipFill>
-                  <pic:spPr>
-                    <a:xfrm>
-                      <a:off x="0" y="0"/>
-                      <a:ext cx="344424" cy="204216"/>
-                    </a:xfrm>
-                    <a:prstGeom prst="rect"/>
-                  </pic:spPr>
-                </pic:pic>
-              </a:graphicData>
-            </a:graphic>
-          </wp:inline>
-        </w:drawing>
-      </w:r>
-      <w:r>
-        <w:rPr>
-          <w:b w:val="0"/>
-          <w:i w:val="0"/>
-          <w:color w:val="1A1A1A"/>
-          <w:sz w:val="21"/>
-        </w:rPr>
-        <w:t xml:space="preserve">?    </w:t>
-      </w:r>
-      <w:r>
-        <w:rPr>
-          <w:b/>
-          <w:i/>
-          <w:color w:val="9E1B32"/>
-          <w:sz w:val="21"/>
-        </w:rPr>
-        <w:t>6 and 7</w:t>
+        <w:t>An exponent outside parentheses reaches every factor inside — the number as well as the letter.</w:t>
       </w:r>
     </w:p>
     <w:p>
       <w:pPr>
-        <w:spacing w:before="0" w:after="120"/>
-        <w:ind w:left="360"/>
-      </w:pPr>
-      <w:r>
-        <w:rPr>
-          <w:b w:val="0"/>
-          <w:i/>
-          <w:color w:val="6B6B6B"/>
-          <w:sz w:val="19"/>
-        </w:rPr>
-        <w:t xml:space="preserve">retrieves: </w:t>
-      </w:r>
-      <w:r>
-        <w:rPr>
-          <w:b w:val="0"/>
-          <w:i/>
-          <w:color w:val="6B6B6B"/>
-          <w:sz w:val="19"/>
-        </w:rPr>
-        <w:t>last week — Unit 2 — approximating roots (2.04): 36 &lt; 40 &lt; 49</w:t>
-      </w:r>
-    </w:p>
-    <w:p>
-      <w:pPr>
-        <w:spacing w:before="0" w:after="80"/>
+        <w:spacing w:before="20" w:after="80"/>
         <w:ind w:left="360" w:hanging="360"/>
       </w:pPr>
       <w:r>
@@ -2505,41 +1593,54 @@
           <w:color w:val="1A1A1A"/>
           <w:sz w:val="21"/>
         </w:rPr>
-        <w:t xml:space="preserve">Solve  </w:t>
+        <w:t>A power of a power multiplies; a product of powers adds. Say which one you are using before you write.</w:t>
+      </w:r>
+    </w:p>
+    <w:p>
+      <w:r>
+        <w:br w:type="page"/>
+      </w:r>
+    </w:p>
+    <w:p>
+      <w:pPr>
+        <w:keepNext/>
+        <w:spacing w:before="280" w:after="120"/>
+        <w:pBdr>
+          <w:bottom w:val="single" w:sz="8" w:space="2" w:color="1A1A1A"/>
+        </w:pBdr>
+      </w:pPr>
+      <w:r>
+        <w:rPr>
+          <w:b/>
+          <w:i w:val="0"/>
+          <w:color w:val="1A1A1A"/>
+          <w:sz w:val="30"/>
+        </w:rPr>
+        <w:t>Slide by Slide</w:t>
+      </w:r>
+    </w:p>
+    <w:p>
+      <w:pPr>
+        <w:spacing w:before="20" w:after="60"/>
+        <w:ind w:left="470" w:hanging="470"/>
+      </w:pPr>
+      <w:r>
+        <w:rPr>
+          <w:b/>
+          <w:i w:val="0"/>
+          <w:color w:val="1A1A1A"/>
+          <w:sz w:val="21"/>
+        </w:rPr>
+        <w:t xml:space="preserve">1.  </w:t>
       </w:r>
       <w:r>
-        <w:drawing>
-          <wp:inline xmlns:a="http://schemas.openxmlformats.org/drawingml/2006/main" xmlns:pic="http://schemas.openxmlformats.org/drawingml/2006/picture">
-            <wp:extent cx="701040" cy="115824"/>
-            <wp:docPr id="10" name="Picture 10"/>
-            <wp:cNvGraphicFramePr>
-              <a:graphicFrameLocks noChangeAspect="1"/>
-            </wp:cNvGraphicFramePr>
-            <a:graphic>
-              <a:graphicData uri="http://schemas.openxmlformats.org/drawingml/2006/picture">
-                <pic:pic>
-                  <pic:nvPicPr>
-                    <pic:cNvPr id="0" name="22873a870127c99b.png"/>
-                    <pic:cNvPicPr/>
-                  </pic:nvPicPr>
-                  <pic:blipFill>
-                    <a:blip r:embed="rId17"/>
-                    <a:stretch>
-                      <a:fillRect/>
-                    </a:stretch>
-                  </pic:blipFill>
-                  <pic:spPr>
-                    <a:xfrm>
-                      <a:off x="0" y="0"/>
-                      <a:ext cx="701040" cy="115824"/>
-                    </a:xfrm>
-                    <a:prstGeom prst="rect"/>
-                  </pic:spPr>
-                </pic:pic>
-              </a:graphicData>
-            </a:graphic>
-          </wp:inline>
-        </w:drawing>
+        <w:rPr>
+          <w:b/>
+          <w:i w:val="0"/>
+          <w:color w:val="1A1A1A"/>
+          <w:sz w:val="21"/>
+        </w:rPr>
+        <w:t xml:space="preserve">Product Laws of Exponents.  </w:t>
       </w:r>
       <w:r>
         <w:rPr>
@@ -2548,46 +1649,13 @@
           <w:color w:val="1A1A1A"/>
           <w:sz w:val="21"/>
         </w:rPr>
-        <w:t xml:space="preserve">    </w:t>
-      </w:r>
-      <w:r>
-        <w:rPr>
-          <w:b/>
-          <w:i/>
-          <w:color w:val="9E1B32"/>
-          <w:sz w:val="21"/>
-        </w:rPr>
-        <w:t>x = 6</w:t>
+        <w:t>Post the learning target.</w:t>
       </w:r>
     </w:p>
     <w:p>
       <w:pPr>
-        <w:spacing w:before="0" w:after="120"/>
-        <w:ind w:left="360"/>
-      </w:pPr>
-      <w:r>
-        <w:rPr>
-          <w:b w:val="0"/>
-          <w:i/>
-          <w:color w:val="6B6B6B"/>
-          <w:sz w:val="19"/>
-        </w:rPr>
-        <w:t xml:space="preserve">retrieves: </w:t>
-      </w:r>
-      <w:r>
-        <w:rPr>
-          <w:b w:val="0"/>
-          <w:i/>
-          <w:color w:val="6B6B6B"/>
-          <w:sz w:val="19"/>
-        </w:rPr>
-        <w:t>last unit — Unit 1 — two-step equations (1.04)</w:t>
-      </w:r>
-    </w:p>
-    <w:p>
-      <w:pPr>
-        <w:spacing w:before="0" w:after="80"/>
-        <w:ind w:left="360" w:hanging="360"/>
+        <w:spacing w:before="20" w:after="60"/>
+        <w:ind w:left="470" w:hanging="470"/>
       </w:pPr>
       <w:r>
         <w:rPr>
@@ -2596,7 +1664,16 @@
           <w:color w:val="1A1A1A"/>
           <w:sz w:val="21"/>
         </w:rPr>
-        <w:t xml:space="preserve">4.  </w:t>
+        <w:t xml:space="preserve">2.  </w:t>
+      </w:r>
+      <w:r>
+        <w:rPr>
+          <w:b/>
+          <w:i w:val="0"/>
+          <w:color w:val="1A1A1A"/>
+          <w:sz w:val="21"/>
+        </w:rPr>
+        <w:t xml:space="preserve">Warm-Up — On your own. Four minutes. No notes..  </w:t>
       </w:r>
       <w:r>
         <w:rPr>
@@ -2605,41 +1682,31 @@
           <w:color w:val="1A1A1A"/>
           <w:sz w:val="21"/>
         </w:rPr>
-        <w:t xml:space="preserve">Evaluate  </w:t>
+        <w:t>Q4 is the prerequisite: a rational base is squared by squaring numerator and denominator.</w:t>
+      </w:r>
+    </w:p>
+    <w:p>
+      <w:pPr>
+        <w:spacing w:before="20" w:after="60"/>
+        <w:ind w:left="470" w:hanging="470"/>
+      </w:pPr>
+      <w:r>
+        <w:rPr>
+          <w:b/>
+          <w:i w:val="0"/>
+          <w:color w:val="1A1A1A"/>
+          <w:sz w:val="21"/>
+        </w:rPr>
+        <w:t xml:space="preserve">3.  </w:t>
       </w:r>
       <w:r>
-        <w:drawing>
-          <wp:inline xmlns:a="http://schemas.openxmlformats.org/drawingml/2006/main" xmlns:pic="http://schemas.openxmlformats.org/drawingml/2006/picture">
-            <wp:extent cx="274320" cy="216408"/>
-            <wp:docPr id="11" name="Picture 11"/>
-            <wp:cNvGraphicFramePr>
-              <a:graphicFrameLocks noChangeAspect="1"/>
-            </wp:cNvGraphicFramePr>
-            <a:graphic>
-              <a:graphicData uri="http://schemas.openxmlformats.org/drawingml/2006/picture">
-                <pic:pic>
-                  <pic:nvPicPr>
-                    <pic:cNvPr id="0" name="2a0209ad48523a4e.png"/>
-                    <pic:cNvPicPr/>
-                  </pic:nvPicPr>
-                  <pic:blipFill>
-                    <a:blip r:embed="rId18"/>
-                    <a:stretch>
-                      <a:fillRect/>
-                    </a:stretch>
-                  </pic:blipFill>
-                  <pic:spPr>
-                    <a:xfrm>
-                      <a:off x="0" y="0"/>
-                      <a:ext cx="274320" cy="216408"/>
-                    </a:xfrm>
-                    <a:prstGeom prst="rect"/>
-                  </pic:spPr>
-                </pic:pic>
-              </a:graphicData>
-            </a:graphic>
-          </wp:inline>
-        </w:drawing>
+        <w:rPr>
+          <w:b/>
+          <w:i w:val="0"/>
+          <w:color w:val="1A1A1A"/>
+          <w:sz w:val="21"/>
+        </w:rPr>
+        <w:t xml:space="preserve">Warm-Up — Answers..  </w:t>
       </w:r>
       <w:r>
         <w:rPr>
@@ -2648,13 +1715,13 @@
           <w:color w:val="1A1A1A"/>
           <w:sz w:val="21"/>
         </w:rPr>
-        <w:t xml:space="preserve">    </w:t>
+        <w:t xml:space="preserve">Reveal.  1. 9   2. 6 and 7   3. x = 6   4. </w:t>
       </w:r>
       <w:r>
         <w:drawing>
           <wp:inline xmlns:a="http://schemas.openxmlformats.org/drawingml/2006/main" xmlns:pic="http://schemas.openxmlformats.org/drawingml/2006/picture">
             <wp:extent cx="60960" cy="213360"/>
-            <wp:docPr id="12" name="Picture 12"/>
+            <wp:docPr id="1" name="Picture 1"/>
             <wp:cNvGraphicFramePr>
               <a:graphicFrameLocks noChangeAspect="1"/>
             </wp:cNvGraphicFramePr>
@@ -2662,11 +1729,11 @@
               <a:graphicData uri="http://schemas.openxmlformats.org/drawingml/2006/picture">
                 <pic:pic>
                   <pic:nvPicPr>
-                    <pic:cNvPr id="0" name="811e6d0e4ab285bd.png"/>
+                    <pic:cNvPr id="0" name="ee6e2795fbc7b0a7.png"/>
                     <pic:cNvPicPr/>
                   </pic:nvPicPr>
                   <pic:blipFill>
-                    <a:blip r:embed="rId19"/>
+                    <a:blip r:embed="rId9"/>
                     <a:stretch>
                       <a:fillRect/>
                     </a:stretch>
@@ -2687,284 +1754,26 @@
     </w:p>
     <w:p>
       <w:pPr>
-        <w:spacing w:before="0" w:after="120"/>
-        <w:ind w:left="360"/>
-      </w:pPr>
-      <w:r>
-        <w:rPr>
-          <w:b w:val="0"/>
-          <w:i/>
-          <w:color w:val="6B6B6B"/>
-          <w:sz w:val="19"/>
-        </w:rPr>
-        <w:t xml:space="preserve">retrieves: </w:t>
-      </w:r>
-      <w:r>
-        <w:rPr>
-          <w:b w:val="0"/>
-          <w:i/>
-          <w:color w:val="6B6B6B"/>
-          <w:sz w:val="19"/>
-        </w:rPr>
-        <w:t>prior grade — the prerequisite this lesson needs — MA.6.NSO.3.3 — a fraction raised to a whole-number power</w:t>
-      </w:r>
-    </w:p>
-    <w:p>
-      <w:pPr>
-        <w:keepNext/>
-        <w:spacing w:before="280" w:after="120"/>
-        <w:pBdr>
-          <w:bottom w:val="single" w:sz="8" w:space="2" w:color="1A1A1A"/>
-        </w:pBdr>
+        <w:spacing w:before="20" w:after="60"/>
+        <w:ind w:left="470" w:hanging="470"/>
       </w:pPr>
       <w:r>
         <w:rPr>
           <w:b/>
           <w:i w:val="0"/>
           <w:color w:val="1A1A1A"/>
-          <w:sz w:val="30"/>
+          <w:sz w:val="21"/>
         </w:rPr>
-        <w:t>Slide-by-Slide Teaching Notes</w:t>
+        <w:t xml:space="preserve">4.  </w:t>
       </w:r>
-    </w:p>
-    <w:p>
-      <w:pPr>
-        <w:keepNext/>
-        <w:spacing w:before="200" w:after="60"/>
-      </w:pPr>
       <w:r>
         <w:rPr>
           <w:b/>
           <w:i w:val="0"/>
           <w:color w:val="1A1A1A"/>
-          <w:sz w:val="23"/>
-        </w:rPr>
-        <w:t>Slide 1.  Product Laws of Exponents</w:t>
-      </w:r>
-      <w:r>
-        <w:rPr>
-          <w:b w:val="0"/>
-          <w:i/>
-          <w:color w:val="6B6B6B"/>
-          <w:sz w:val="19"/>
-        </w:rPr>
-        <w:t xml:space="preserve">    1 min</w:t>
-      </w:r>
-    </w:p>
-    <w:p>
-      <w:pPr>
-        <w:spacing w:before="0" w:after="60"/>
-        <w:ind w:left="360" w:hanging="220"/>
-      </w:pPr>
-      <w:r>
-        <w:rPr>
-          <w:rFonts w:ascii="FreeSerif" w:hAnsi="FreeSerif" w:eastAsia="FreeSerif"/>
-          <w:b w:val="0"/>
-          <w:i w:val="0"/>
-          <w:color w:val="1A1A1A"/>
-          <w:sz w:val="16"/>
-        </w:rPr>
-        <w:t xml:space="preserve">●  </w:t>
-      </w:r>
-      <w:r>
-        <w:rPr>
-          <w:b w:val="0"/>
-          <w:i w:val="0"/>
-          <w:color w:val="1A1A1A"/>
           <w:sz w:val="21"/>
         </w:rPr>
-        <w:t>Post the learning target. Say the 'today' line and nothing else yet.</w:t>
-      </w:r>
-    </w:p>
-    <w:p>
-      <w:pPr>
-        <w:keepNext/>
-        <w:spacing w:before="200" w:after="60"/>
-      </w:pPr>
-      <w:r>
-        <w:rPr>
-          <w:b/>
-          <w:i w:val="0"/>
-          <w:color w:val="1A1A1A"/>
-          <w:sz w:val="23"/>
-        </w:rPr>
-        <w:t>Slide 2.  Warm-Up — On your own. Four minutes. No notes.</w:t>
-      </w:r>
-      <w:r>
-        <w:rPr>
-          <w:b w:val="0"/>
-          <w:i/>
-          <w:color w:val="6B6B6B"/>
-          <w:sz w:val="19"/>
-        </w:rPr>
-        <w:t xml:space="preserve">    4 min</w:t>
-      </w:r>
-    </w:p>
-    <w:p>
-      <w:pPr>
-        <w:spacing w:before="0" w:after="60"/>
-        <w:ind w:left="360" w:hanging="220"/>
-      </w:pPr>
-      <w:r>
-        <w:rPr>
-          <w:rFonts w:ascii="FreeSerif" w:hAnsi="FreeSerif" w:eastAsia="FreeSerif"/>
-          <w:b w:val="0"/>
-          <w:i w:val="0"/>
-          <w:color w:val="1A1A1A"/>
-          <w:sz w:val="16"/>
-        </w:rPr>
-        <w:t xml:space="preserve">●  </w:t>
-      </w:r>
-      <w:r>
-        <w:rPr>
-          <w:b w:val="0"/>
-          <w:i w:val="0"/>
-          <w:color w:val="1A1A1A"/>
-          <w:sz w:val="21"/>
-        </w:rPr>
-        <w:t>Q4 is the prerequisite: a rational base is squared by squaring numerator and denominator. A board showing 4/3 or 2/9 tells you the base was not treated as one number.</w:t>
-      </w:r>
-    </w:p>
-    <w:p>
-      <w:pPr>
-        <w:keepNext/>
-        <w:spacing w:before="200" w:after="60"/>
-      </w:pPr>
-      <w:r>
-        <w:rPr>
-          <w:b/>
-          <w:i w:val="0"/>
-          <w:color w:val="1A1A1A"/>
-          <w:sz w:val="23"/>
-        </w:rPr>
-        <w:t>Slide 3.  Warm-Up — Answers.</w:t>
-      </w:r>
-      <w:r>
-        <w:rPr>
-          <w:b w:val="0"/>
-          <w:i/>
-          <w:color w:val="6B6B6B"/>
-          <w:sz w:val="19"/>
-        </w:rPr>
-        <w:t xml:space="preserve">    1 min</w:t>
-      </w:r>
-    </w:p>
-    <w:p>
-      <w:pPr>
-        <w:spacing w:before="0" w:after="60"/>
-        <w:ind w:left="360" w:hanging="220"/>
-      </w:pPr>
-      <w:r>
-        <w:rPr>
-          <w:rFonts w:ascii="FreeSerif" w:hAnsi="FreeSerif" w:eastAsia="FreeSerif"/>
-          <w:b w:val="0"/>
-          <w:i w:val="0"/>
-          <w:color w:val="1A1A1A"/>
-          <w:sz w:val="16"/>
-        </w:rPr>
-        <w:t xml:space="preserve">●  </w:t>
-      </w:r>
-      <w:r>
-        <w:rPr>
-          <w:b w:val="0"/>
-          <w:i w:val="0"/>
-          <w:color w:val="1A1A1A"/>
-          <w:sz w:val="21"/>
-        </w:rPr>
-        <w:t>Reveal. Ask for the band each question came from only if time allows.</w:t>
-      </w:r>
-    </w:p>
-    <w:p>
-      <w:pPr>
-        <w:keepNext/>
-        <w:spacing w:before="200" w:after="60"/>
-      </w:pPr>
-      <w:r>
-        <w:rPr>
-          <w:b/>
-          <w:i w:val="0"/>
-          <w:color w:val="1A1A1A"/>
-          <w:sz w:val="23"/>
-        </w:rPr>
-        <w:t>Slide 4.  Notes — Copy the three words.</w:t>
-      </w:r>
-      <w:r>
-        <w:rPr>
-          <w:b w:val="0"/>
-          <w:i/>
-          <w:color w:val="6B6B6B"/>
-          <w:sz w:val="19"/>
-        </w:rPr>
-        <w:t xml:space="preserve">    3 min</w:t>
-      </w:r>
-    </w:p>
-    <w:p>
-      <w:pPr>
-        <w:spacing w:before="0" w:after="60"/>
-        <w:ind w:left="360" w:hanging="220"/>
-      </w:pPr>
-      <w:r>
-        <w:rPr>
-          <w:rFonts w:ascii="FreeSerif" w:hAnsi="FreeSerif" w:eastAsia="FreeSerif"/>
-          <w:b w:val="0"/>
-          <w:i w:val="0"/>
-          <w:color w:val="1A1A1A"/>
-          <w:sz w:val="16"/>
-        </w:rPr>
-        <w:t xml:space="preserve">●  </w:t>
-      </w:r>
-      <w:r>
-        <w:rPr>
-          <w:b w:val="0"/>
-          <w:i w:val="0"/>
-          <w:color w:val="1A1A1A"/>
-          <w:sz w:val="21"/>
-        </w:rPr>
-        <w:t>Students copy the three vocabulary rows. Say them aloud: base, exponent, power. The exponent COUNTS factors; it is not a factor itself — that is the misconception behind 2</w:t>
-      </w:r>
-      <w:r>
-        <w:rPr>
-          <w:b w:val="0"/>
-          <w:i w:val="0"/>
-          <w:color w:val="1A1A1A"/>
-          <w:sz w:val="21"/>
-          <w:vertAlign w:val="superscript"/>
-        </w:rPr>
-        <w:t>3</w:t>
-      </w:r>
-      <w:r>
-        <w:rPr>
-          <w:b w:val="0"/>
-          <w:i w:val="0"/>
-          <w:color w:val="1A1A1A"/>
-          <w:sz w:val="21"/>
-        </w:rPr>
-        <w:t xml:space="preserve"> = 6.</w:t>
-      </w:r>
-    </w:p>
-    <w:p>
-      <w:pPr>
-        <w:spacing w:before="0" w:after="80"/>
-        <w:ind w:left="360" w:hanging="220"/>
-      </w:pPr>
-      <w:r>
-        <w:rPr>
-          <w:rFonts w:ascii="FreeSerif" w:hAnsi="FreeSerif" w:eastAsia="FreeSerif"/>
-          <w:b w:val="0"/>
-          <w:i w:val="0"/>
-          <w:color w:val="1A1A1A"/>
-          <w:sz w:val="16"/>
-        </w:rPr>
-        <w:t xml:space="preserve">●  </w:t>
-      </w:r>
-      <w:r>
-        <w:rPr>
-          <w:b/>
-          <w:i w:val="0"/>
-          <w:color w:val="6B6B6B"/>
-          <w:sz w:val="21"/>
-        </w:rPr>
-        <w:t xml:space="preserve">OFF THE SLIDE, YOURS TO SAY: </w:t>
+        <w:t xml:space="preserve">Notes — Copy the three words..  </w:t>
       </w:r>
       <w:r>
         <w:rPr>
@@ -2978,42 +1787,26 @@
     </w:p>
     <w:p>
       <w:pPr>
-        <w:keepNext/>
-        <w:spacing w:before="200" w:after="60"/>
+        <w:spacing w:before="20" w:after="60"/>
+        <w:ind w:left="470" w:hanging="470"/>
       </w:pPr>
       <w:r>
         <w:rPr>
           <w:b/>
           <w:i w:val="0"/>
           <w:color w:val="1A1A1A"/>
-          <w:sz w:val="23"/>
+          <w:sz w:val="21"/>
         </w:rPr>
-        <w:t>Slide 5.  Notes — Where the rule comes from.</w:t>
+        <w:t xml:space="preserve">5.  </w:t>
       </w:r>
       <w:r>
         <w:rPr>
-          <w:b w:val="0"/>
-          <w:i/>
-          <w:color w:val="6B6B6B"/>
-          <w:sz w:val="19"/>
-        </w:rPr>
-        <w:t xml:space="preserve">    4 min</w:t>
-      </w:r>
-    </w:p>
-    <w:p>
-      <w:pPr>
-        <w:spacing w:before="0" w:after="60"/>
-        <w:ind w:left="360" w:hanging="220"/>
-      </w:pPr>
-      <w:r>
-        <w:rPr>
-          <w:rFonts w:ascii="FreeSerif" w:hAnsi="FreeSerif" w:eastAsia="FreeSerif"/>
-          <w:b w:val="0"/>
+          <w:b/>
           <w:i w:val="0"/>
           <w:color w:val="1A1A1A"/>
-          <w:sz w:val="16"/>
+          <w:sz w:val="21"/>
         </w:rPr>
-        <w:t xml:space="preserve">●  </w:t>
+        <w:t xml:space="preserve">Notes — Where the rule comes from..  </w:t>
       </w:r>
       <w:r>
         <w:rPr>
@@ -3022,119 +1815,31 @@
           <w:color w:val="1A1A1A"/>
           <w:sz w:val="21"/>
         </w:rPr>
-        <w:t>Expand both powers, count the factors, then write the rule. The law only applies when the bases match: 3</w:t>
-      </w:r>
-      <w:r>
-        <w:rPr>
-          <w:b w:val="0"/>
-          <w:i w:val="0"/>
-          <w:color w:val="1A1A1A"/>
-          <w:sz w:val="21"/>
-          <w:vertAlign w:val="superscript"/>
-        </w:rPr>
-        <w:t>2</w:t>
-      </w:r>
-      <w:r>
-        <w:rPr>
-          <w:b w:val="0"/>
-          <w:i w:val="0"/>
-          <w:color w:val="1A1A1A"/>
-          <w:sz w:val="21"/>
-        </w:rPr>
-        <w:t>·2</w:t>
-      </w:r>
-      <w:r>
-        <w:rPr>
-          <w:b w:val="0"/>
-          <w:i w:val="0"/>
-          <w:color w:val="1A1A1A"/>
-          <w:sz w:val="21"/>
-          <w:vertAlign w:val="superscript"/>
-        </w:rPr>
-        <w:t>3</w:t>
-      </w:r>
-      <w:r>
-        <w:rPr>
-          <w:b w:val="0"/>
-          <w:i w:val="0"/>
-          <w:color w:val="1A1A1A"/>
-          <w:sz w:val="21"/>
-        </w:rPr>
-        <w:t xml:space="preserve"> has no shortcut, and the reveal on the second row is the reason.</w:t>
+        <w:t>We are not adding the bases and not multiplying the exponents. We are counting factors.</w:t>
       </w:r>
     </w:p>
     <w:p>
       <w:pPr>
-        <w:spacing w:before="0" w:after="80"/>
-        <w:ind w:left="360" w:hanging="220"/>
-      </w:pPr>
-      <w:r>
-        <w:rPr>
-          <w:rFonts w:ascii="FreeSerif" w:hAnsi="FreeSerif" w:eastAsia="FreeSerif"/>
-          <w:b w:val="0"/>
-          <w:i w:val="0"/>
-          <w:color w:val="1A1A1A"/>
-          <w:sz w:val="16"/>
-        </w:rPr>
-        <w:t xml:space="preserve">●  </w:t>
-      </w:r>
-      <w:r>
-        <w:rPr>
-          <w:b/>
-          <w:i w:val="0"/>
-          <w:color w:val="6B6B6B"/>
-          <w:sz w:val="21"/>
-        </w:rPr>
-        <w:t xml:space="preserve">OFF THE SLIDE, YOURS TO SAY: </w:t>
-      </w:r>
-      <w:r>
-        <w:rPr>
-          <w:b w:val="0"/>
-          <w:i w:val="0"/>
-          <w:color w:val="1A1A1A"/>
-          <w:sz w:val="21"/>
-        </w:rPr>
-        <w:t>'We are not adding the bases and not multiplying the exponents. We are counting factors.'</w:t>
-      </w:r>
-    </w:p>
-    <w:p>
-      <w:pPr>
-        <w:keepNext/>
-        <w:spacing w:before="200" w:after="60"/>
+        <w:spacing w:before="20" w:after="60"/>
+        <w:ind w:left="470" w:hanging="470"/>
       </w:pPr>
       <w:r>
         <w:rPr>
           <w:b/>
           <w:i w:val="0"/>
           <w:color w:val="1A1A1A"/>
-          <w:sz w:val="23"/>
+          <w:sz w:val="21"/>
         </w:rPr>
-        <w:t>Slide 6.  Notes</w:t>
+        <w:t xml:space="preserve">6.  </w:t>
       </w:r>
       <w:r>
         <w:rPr>
-          <w:b w:val="0"/>
-          <w:i/>
-          <w:color w:val="6B6B6B"/>
-          <w:sz w:val="19"/>
-        </w:rPr>
-        <w:t xml:space="preserve">    3 min</w:t>
-      </w:r>
-    </w:p>
-    <w:p>
-      <w:pPr>
-        <w:spacing w:before="0" w:after="60"/>
-        <w:ind w:left="360" w:hanging="220"/>
-      </w:pPr>
-      <w:r>
-        <w:rPr>
-          <w:rFonts w:ascii="FreeSerif" w:hAnsi="FreeSerif" w:eastAsia="FreeSerif"/>
-          <w:b w:val="0"/>
+          <w:b/>
           <w:i w:val="0"/>
           <w:color w:val="1A1A1A"/>
-          <w:sz w:val="16"/>
+          <w:sz w:val="21"/>
         </w:rPr>
-        <w:t xml:space="preserve">●  </w:t>
+        <w:t xml:space="preserve">Notes.  </w:t>
       </w:r>
       <w:r>
         <w:rPr>
@@ -3200,17 +1905,31 @@
           <w:color w:val="1A1A1A"/>
           <w:sz w:val="21"/>
         </w:rPr>
-        <w:t>. The trap is a SUM inside the parentheses: (10 + (−2))</w:t>
+        <w:t>.</w:t>
+      </w:r>
+    </w:p>
+    <w:p>
+      <w:pPr>
+        <w:spacing w:before="20" w:after="60"/>
+        <w:ind w:left="470" w:hanging="470"/>
+      </w:pPr>
+      <w:r>
+        <w:rPr>
+          <w:b/>
+          <w:i w:val="0"/>
+          <w:color w:val="1A1A1A"/>
+          <w:sz w:val="21"/>
+        </w:rPr>
+        <w:t xml:space="preserve">7.  </w:t>
       </w:r>
       <w:r>
         <w:rPr>
-          <w:b w:val="0"/>
+          <w:b/>
           <w:i w:val="0"/>
           <w:color w:val="1A1A1A"/>
           <w:sz w:val="21"/>
-          <w:vertAlign w:val="superscript"/>
         </w:rPr>
-        <w:t>3</w:t>
+        <w:t xml:space="preserve">Notes.  </w:t>
       </w:r>
       <w:r>
         <w:rPr>
@@ -3219,17 +1938,31 @@
           <w:color w:val="1A1A1A"/>
           <w:sz w:val="21"/>
         </w:rPr>
-        <w:t xml:space="preserve"> is 8</w:t>
+        <w:t>Product of powers: add. Power of a power: multiply. Both come from counting factors, so count if you forget.</w:t>
+      </w:r>
+    </w:p>
+    <w:p>
+      <w:pPr>
+        <w:spacing w:before="20" w:after="60"/>
+        <w:ind w:left="470" w:hanging="470"/>
+      </w:pPr>
+      <w:r>
+        <w:rPr>
+          <w:b/>
+          <w:i w:val="0"/>
+          <w:color w:val="1A1A1A"/>
+          <w:sz w:val="21"/>
+        </w:rPr>
+        <w:t xml:space="preserve">8.  </w:t>
       </w:r>
       <w:r>
         <w:rPr>
-          <w:b w:val="0"/>
+          <w:b/>
           <w:i w:val="0"/>
           <w:color w:val="1A1A1A"/>
           <w:sz w:val="21"/>
-          <w:vertAlign w:val="superscript"/>
         </w:rPr>
-        <w:t>3</w:t>
+        <w:t xml:space="preserve">Example 1 — Two ways to the same value..  </w:t>
       </w:r>
       <w:r>
         <w:rPr>
@@ -3238,47 +1971,31 @@
           <w:color w:val="1A1A1A"/>
           <w:sz w:val="21"/>
         </w:rPr>
-        <w:t>, and the exponent does not distribute over addition. Question 9 of the round tests exactly this.</w:t>
+        <w:t>SPOKEN ONLY.</w:t>
       </w:r>
     </w:p>
     <w:p>
       <w:pPr>
-        <w:keepNext/>
-        <w:spacing w:before="200" w:after="60"/>
+        <w:spacing w:before="20" w:after="60"/>
+        <w:ind w:left="470" w:hanging="470"/>
       </w:pPr>
       <w:r>
         <w:rPr>
           <w:b/>
           <w:i w:val="0"/>
           <w:color w:val="1A1A1A"/>
-          <w:sz w:val="23"/>
+          <w:sz w:val="21"/>
         </w:rPr>
-        <w:t>Slide 7.  Notes</w:t>
+        <w:t xml:space="preserve">9.  </w:t>
       </w:r>
       <w:r>
         <w:rPr>
-          <w:b w:val="0"/>
-          <w:i/>
-          <w:color w:val="6B6B6B"/>
-          <w:sz w:val="19"/>
-        </w:rPr>
-        <w:t xml:space="preserve">    4 min</w:t>
-      </w:r>
-    </w:p>
-    <w:p>
-      <w:pPr>
-        <w:spacing w:before="0" w:after="60"/>
-        <w:ind w:left="360" w:hanging="220"/>
-      </w:pPr>
-      <w:r>
-        <w:rPr>
-          <w:rFonts w:ascii="FreeSerif" w:hAnsi="FreeSerif" w:eastAsia="FreeSerif"/>
-          <w:b w:val="0"/>
+          <w:b/>
           <w:i w:val="0"/>
           <w:color w:val="1A1A1A"/>
-          <w:sz w:val="16"/>
+          <w:sz w:val="21"/>
         </w:rPr>
-        <w:t xml:space="preserve">●  </w:t>
+        <w:t xml:space="preserve">Example 1 — Worked both ways..  </w:t>
       </w:r>
       <w:r>
         <w:rPr>
@@ -3287,274 +2004,31 @@
           <w:color w:val="1A1A1A"/>
           <w:sz w:val="21"/>
         </w:rPr>
-        <w:t>(4</w:t>
-      </w:r>
-      <w:r>
-        <w:rPr>
-          <w:b w:val="0"/>
-          <w:i w:val="0"/>
-          <w:color w:val="1A1A1A"/>
-          <w:sz w:val="21"/>
-          <w:vertAlign w:val="superscript"/>
-        </w:rPr>
-        <w:t>2</w:t>
-      </w:r>
-      <w:r>
-        <w:rPr>
-          <w:b w:val="0"/>
-          <w:i w:val="0"/>
-          <w:color w:val="1A1A1A"/>
-          <w:sz w:val="21"/>
-        </w:rPr>
-        <w:t>)</w:t>
-      </w:r>
-      <w:r>
-        <w:rPr>
-          <w:b w:val="0"/>
-          <w:i w:val="0"/>
-          <w:color w:val="1A1A1A"/>
-          <w:sz w:val="21"/>
-          <w:vertAlign w:val="superscript"/>
-        </w:rPr>
-        <w:t>3</w:t>
-      </w:r>
-      <w:r>
-        <w:rPr>
-          <w:b w:val="0"/>
-          <w:i w:val="0"/>
-          <w:color w:val="1A1A1A"/>
-          <w:sz w:val="21"/>
-        </w:rPr>
-        <w:t xml:space="preserve"> is three copies of 4</w:t>
-      </w:r>
-      <w:r>
-        <w:rPr>
-          <w:b w:val="0"/>
-          <w:i w:val="0"/>
-          <w:color w:val="1A1A1A"/>
-          <w:sz w:val="21"/>
-          <w:vertAlign w:val="superscript"/>
-        </w:rPr>
-        <w:t>2</w:t>
-      </w:r>
-      <w:r>
-        <w:rPr>
-          <w:b w:val="0"/>
-          <w:i w:val="0"/>
-          <w:color w:val="1A1A1A"/>
-          <w:sz w:val="21"/>
-        </w:rPr>
-        <w:t>, so six 4s: multiply the exponents. Then the identity law: one factor of the base is the base. Students who write 4</w:t>
-      </w:r>
-      <w:r>
-        <w:rPr>
-          <w:b w:val="0"/>
-          <w:i w:val="0"/>
-          <w:color w:val="1A1A1A"/>
-          <w:sz w:val="21"/>
-          <w:vertAlign w:val="superscript"/>
-        </w:rPr>
-        <w:t>2</w:t>
-      </w:r>
-      <w:r>
-        <w:rPr>
-          <w:b w:val="0"/>
-          <w:i w:val="0"/>
-          <w:color w:val="1A1A1A"/>
-          <w:sz w:val="21"/>
-        </w:rPr>
-        <w:t xml:space="preserve"> · 3 = 12 or 4</w:t>
-      </w:r>
-      <w:r>
-        <w:rPr>
-          <w:b w:val="0"/>
-          <w:i w:val="0"/>
-          <w:color w:val="1A1A1A"/>
-          <w:sz w:val="21"/>
-          <w:vertAlign w:val="superscript"/>
-        </w:rPr>
-        <w:t>5</w:t>
-      </w:r>
-      <w:r>
-        <w:rPr>
-          <w:b w:val="0"/>
-          <w:i w:val="0"/>
-          <w:color w:val="1A1A1A"/>
-          <w:sz w:val="21"/>
-        </w:rPr>
-        <w:t xml:space="preserve"> (adding) are confusing this with the product law; the reveal on the table makes the count visible.</w:t>
+        <w:t>Left column: the law, one exponent, then the value.</w:t>
       </w:r>
     </w:p>
     <w:p>
       <w:pPr>
-        <w:spacing w:before="0" w:after="80"/>
-        <w:ind w:left="360" w:hanging="220"/>
-      </w:pPr>
-      <w:r>
-        <w:rPr>
-          <w:rFonts w:ascii="FreeSerif" w:hAnsi="FreeSerif" w:eastAsia="FreeSerif"/>
-          <w:b w:val="0"/>
-          <w:i w:val="0"/>
-          <w:color w:val="1A1A1A"/>
-          <w:sz w:val="16"/>
-        </w:rPr>
-        <w:t xml:space="preserve">●  </w:t>
-      </w:r>
-      <w:r>
-        <w:rPr>
-          <w:b/>
-          <w:i w:val="0"/>
-          <w:color w:val="6B6B6B"/>
-          <w:sz w:val="21"/>
-        </w:rPr>
-        <w:t xml:space="preserve">OFF THE SLIDE, YOURS TO SAY: </w:t>
-      </w:r>
-      <w:r>
-        <w:rPr>
-          <w:b w:val="0"/>
-          <w:i w:val="0"/>
-          <w:color w:val="1A1A1A"/>
-          <w:sz w:val="21"/>
-        </w:rPr>
-        <w:t>'Product of powers: add. Power of a power: multiply. Both come from counting factors, so count if you forget.'</w:t>
-      </w:r>
-    </w:p>
-    <w:p>
-      <w:pPr>
-        <w:keepNext/>
-        <w:spacing w:before="200" w:after="60"/>
+        <w:spacing w:before="20" w:after="60"/>
+        <w:ind w:left="470" w:hanging="470"/>
       </w:pPr>
       <w:r>
         <w:rPr>
           <w:b/>
           <w:i w:val="0"/>
           <w:color w:val="1A1A1A"/>
-          <w:sz w:val="23"/>
-        </w:rPr>
-        <w:t>Slide 8.  Example 1 — Two ways to the same value.</w:t>
-      </w:r>
-      <w:r>
-        <w:rPr>
-          <w:b w:val="0"/>
-          <w:i/>
-          <w:color w:val="6B6B6B"/>
-          <w:sz w:val="19"/>
-        </w:rPr>
-        <w:t xml:space="preserve">    1 min</w:t>
-      </w:r>
-    </w:p>
-    <w:p>
-      <w:pPr>
-        <w:spacing w:before="0" w:after="60"/>
-        <w:ind w:left="360" w:hanging="220"/>
-      </w:pPr>
-      <w:r>
-        <w:rPr>
-          <w:rFonts w:ascii="FreeSerif" w:hAnsi="FreeSerif" w:eastAsia="FreeSerif"/>
-          <w:b w:val="0"/>
-          <w:i w:val="0"/>
-          <w:color w:val="1A1A1A"/>
-          <w:sz w:val="16"/>
-        </w:rPr>
-        <w:t xml:space="preserve">●  </w:t>
-      </w:r>
-      <w:r>
-        <w:rPr>
-          <w:b w:val="0"/>
-          <w:i w:val="0"/>
-          <w:color w:val="1A1A1A"/>
           <w:sz w:val="21"/>
         </w:rPr>
-        <w:t>SPOKEN ONLY. Read the expression, ask which law applies and why (same base). Do not write yet.</w:t>
+        <w:t xml:space="preserve">10.  </w:t>
       </w:r>
-    </w:p>
-    <w:p>
-      <w:pPr>
-        <w:keepNext/>
-        <w:spacing w:before="200" w:after="60"/>
-      </w:pPr>
       <w:r>
         <w:rPr>
           <w:b/>
           <w:i w:val="0"/>
           <w:color w:val="1A1A1A"/>
-          <w:sz w:val="23"/>
-        </w:rPr>
-        <w:t>Slide 9.  Example 1 — Worked both ways.</w:t>
-      </w:r>
-      <w:r>
-        <w:rPr>
-          <w:b w:val="0"/>
-          <w:i/>
-          <w:color w:val="6B6B6B"/>
-          <w:sz w:val="19"/>
-        </w:rPr>
-        <w:t xml:space="preserve">    2 min</w:t>
-      </w:r>
-    </w:p>
-    <w:p>
-      <w:pPr>
-        <w:spacing w:before="0" w:after="60"/>
-        <w:ind w:left="360" w:hanging="220"/>
-      </w:pPr>
-      <w:r>
-        <w:rPr>
-          <w:rFonts w:ascii="FreeSerif" w:hAnsi="FreeSerif" w:eastAsia="FreeSerif"/>
-          <w:b w:val="0"/>
-          <w:i w:val="0"/>
-          <w:color w:val="1A1A1A"/>
-          <w:sz w:val="16"/>
-        </w:rPr>
-        <w:t xml:space="preserve">●  </w:t>
-      </w:r>
-      <w:r>
-        <w:rPr>
-          <w:b w:val="0"/>
-          <w:i w:val="0"/>
-          <w:color w:val="1A1A1A"/>
           <w:sz w:val="21"/>
         </w:rPr>
-        <w:t>Left column: the law, one exponent, then the value. Right column: evaluate each power and multiply. Same 243 either way — that is the check students can always run.</w:t>
-      </w:r>
-    </w:p>
-    <w:p>
-      <w:pPr>
-        <w:keepNext/>
-        <w:spacing w:before="200" w:after="60"/>
-      </w:pPr>
-      <w:r>
-        <w:rPr>
-          <w:b/>
-          <w:i w:val="0"/>
-          <w:color w:val="1A1A1A"/>
-          <w:sz w:val="23"/>
-        </w:rPr>
-        <w:t>Slide 10.  Your Turn — Same steps, your numbers. Boards up when done.</w:t>
-      </w:r>
-      <w:r>
-        <w:rPr>
-          <w:b w:val="0"/>
-          <w:i/>
-          <w:color w:val="6B6B6B"/>
-          <w:sz w:val="19"/>
-        </w:rPr>
-        <w:t xml:space="preserve">    2 min</w:t>
-      </w:r>
-    </w:p>
-    <w:p>
-      <w:pPr>
-        <w:spacing w:before="0" w:after="60"/>
-        <w:ind w:left="360" w:hanging="220"/>
-      </w:pPr>
-      <w:r>
-        <w:rPr>
-          <w:rFonts w:ascii="FreeSerif" w:hAnsi="FreeSerif" w:eastAsia="FreeSerif"/>
-          <w:b w:val="0"/>
-          <w:i w:val="0"/>
-          <w:color w:val="1A1A1A"/>
-          <w:sz w:val="16"/>
-        </w:rPr>
-        <w:t xml:space="preserve">●  </w:t>
+        <w:t xml:space="preserve">Your Turn — Same steps, your numbers. Boards up when done..  </w:t>
       </w:r>
       <w:r>
         <w:rPr>
@@ -3601,66 +2075,31 @@
           <w:color w:val="1A1A1A"/>
           <w:sz w:val="21"/>
         </w:rPr>
-        <w:t>). A board reading 128 or 2</w:t>
-      </w:r>
-      <w:r>
-        <w:rPr>
-          <w:b w:val="0"/>
-          <w:i w:val="0"/>
-          <w:color w:val="1A1A1A"/>
-          <w:sz w:val="21"/>
-          <w:vertAlign w:val="superscript"/>
-        </w:rPr>
-        <w:t>7</w:t>
-      </w:r>
-      <w:r>
-        <w:rPr>
-          <w:b w:val="0"/>
-          <w:i w:val="0"/>
-          <w:color w:val="1A1A1A"/>
-          <w:sz w:val="21"/>
-        </w:rPr>
-        <w:t xml:space="preserve"> is right.</w:t>
+        <w:t>).</w:t>
       </w:r>
     </w:p>
     <w:p>
       <w:pPr>
-        <w:keepNext/>
-        <w:spacing w:before="200" w:after="60"/>
+        <w:spacing w:before="20" w:after="60"/>
+        <w:ind w:left="470" w:hanging="470"/>
       </w:pPr>
       <w:r>
         <w:rPr>
           <w:b/>
           <w:i w:val="0"/>
           <w:color w:val="1A1A1A"/>
-          <w:sz w:val="23"/>
+          <w:sz w:val="21"/>
         </w:rPr>
-        <w:t>Slide 11.  Your Turn — Answer.</w:t>
+        <w:t xml:space="preserve">11.  </w:t>
       </w:r>
       <w:r>
         <w:rPr>
-          <w:b w:val="0"/>
-          <w:i/>
-          <w:color w:val="6B6B6B"/>
-          <w:sz w:val="19"/>
-        </w:rPr>
-        <w:t xml:space="preserve">    1 min</w:t>
-      </w:r>
-    </w:p>
-    <w:p>
-      <w:pPr>
-        <w:spacing w:before="0" w:after="60"/>
-        <w:ind w:left="360" w:hanging="220"/>
-      </w:pPr>
-      <w:r>
-        <w:rPr>
-          <w:rFonts w:ascii="FreeSerif" w:hAnsi="FreeSerif" w:eastAsia="FreeSerif"/>
-          <w:b w:val="0"/>
+          <w:b/>
           <w:i w:val="0"/>
           <w:color w:val="1A1A1A"/>
-          <w:sz w:val="16"/>
+          <w:sz w:val="21"/>
         </w:rPr>
-        <w:t xml:space="preserve">●  </w:t>
+        <w:t xml:space="preserve">Your Turn — Answer..  </w:t>
       </w:r>
       <w:r>
         <w:rPr>
@@ -3674,42 +2113,26 @@
     </w:p>
     <w:p>
       <w:pPr>
-        <w:keepNext/>
-        <w:spacing w:before="200" w:after="60"/>
+        <w:spacing w:before="20" w:after="60"/>
+        <w:ind w:left="470" w:hanging="470"/>
       </w:pPr>
       <w:r>
         <w:rPr>
           <w:b/>
           <w:i w:val="0"/>
           <w:color w:val="1A1A1A"/>
-          <w:sz w:val="23"/>
+          <w:sz w:val="21"/>
         </w:rPr>
-        <w:t>Slide 12.  Example 2 — A negative base and a power of a power.</w:t>
+        <w:t xml:space="preserve">12.  </w:t>
       </w:r>
       <w:r>
         <w:rPr>
-          <w:b w:val="0"/>
-          <w:i/>
-          <w:color w:val="6B6B6B"/>
-          <w:sz w:val="19"/>
-        </w:rPr>
-        <w:t xml:space="preserve">    1 min</w:t>
-      </w:r>
-    </w:p>
-    <w:p>
-      <w:pPr>
-        <w:spacing w:before="0" w:after="60"/>
-        <w:ind w:left="360" w:hanging="220"/>
-      </w:pPr>
-      <w:r>
-        <w:rPr>
-          <w:rFonts w:ascii="FreeSerif" w:hAnsi="FreeSerif" w:eastAsia="FreeSerif"/>
-          <w:b w:val="0"/>
+          <w:b/>
           <w:i w:val="0"/>
           <w:color w:val="1A1A1A"/>
-          <w:sz w:val="16"/>
+          <w:sz w:val="21"/>
         </w:rPr>
-        <w:t xml:space="preserve">●  </w:t>
+        <w:t xml:space="preserve">Example 2 — A negative base and a power of a power..  </w:t>
       </w:r>
       <w:r>
         <w:rPr>
@@ -3718,47 +2141,31 @@
           <w:color w:val="1A1A1A"/>
           <w:sz w:val="21"/>
         </w:rPr>
-        <w:t>SPOKEN ONLY. The brackets are not absolute value bars — say so before anyone asks. Ask: how many factors of (−2) are there in total?</w:t>
+        <w:t>SPOKEN ONLY.</w:t>
       </w:r>
     </w:p>
     <w:p>
       <w:pPr>
-        <w:keepNext/>
-        <w:spacing w:before="200" w:after="60"/>
+        <w:spacing w:before="20" w:after="60"/>
+        <w:ind w:left="470" w:hanging="470"/>
       </w:pPr>
       <w:r>
         <w:rPr>
           <w:b/>
           <w:i w:val="0"/>
           <w:color w:val="1A1A1A"/>
-          <w:sz w:val="23"/>
+          <w:sz w:val="21"/>
         </w:rPr>
-        <w:t>Slide 13.  Example 2 — Worked.</w:t>
+        <w:t xml:space="preserve">13.  </w:t>
       </w:r>
       <w:r>
         <w:rPr>
-          <w:b w:val="0"/>
-          <w:i/>
-          <w:color w:val="6B6B6B"/>
-          <w:sz w:val="19"/>
-        </w:rPr>
-        <w:t xml:space="preserve">    2 min</w:t>
-      </w:r>
-    </w:p>
-    <w:p>
-      <w:pPr>
-        <w:spacing w:before="0" w:after="60"/>
-        <w:ind w:left="360" w:hanging="220"/>
-      </w:pPr>
-      <w:r>
-        <w:rPr>
-          <w:rFonts w:ascii="FreeSerif" w:hAnsi="FreeSerif" w:eastAsia="FreeSerif"/>
-          <w:b w:val="0"/>
+          <w:b/>
           <w:i w:val="0"/>
           <w:color w:val="1A1A1A"/>
-          <w:sz w:val="16"/>
+          <w:sz w:val="21"/>
         </w:rPr>
-        <w:t xml:space="preserve">●  </w:t>
+        <w:t xml:space="preserve">Example 2 — Worked..  </w:t>
       </w:r>
       <w:r>
         <w:rPr>
@@ -3767,47 +2174,31 @@
           <w:color w:val="1A1A1A"/>
           <w:sz w:val="21"/>
         </w:rPr>
-        <w:t>Multiply the exponents: six factors of −2. An even number of negative factors gives a positive product; the sign question is the one students carry into Lesson 3.02.</w:t>
+        <w:t>Multiply the exponents: six factors of −2.</w:t>
       </w:r>
     </w:p>
     <w:p>
       <w:pPr>
-        <w:keepNext/>
-        <w:spacing w:before="200" w:after="60"/>
+        <w:spacing w:before="20" w:after="60"/>
+        <w:ind w:left="470" w:hanging="470"/>
       </w:pPr>
       <w:r>
         <w:rPr>
           <w:b/>
           <w:i w:val="0"/>
           <w:color w:val="1A1A1A"/>
-          <w:sz w:val="23"/>
+          <w:sz w:val="21"/>
         </w:rPr>
-        <w:t>Slide 14.  Your Turn — Same steps, your numbers. Boards up when done.</w:t>
+        <w:t xml:space="preserve">14.  </w:t>
       </w:r>
       <w:r>
         <w:rPr>
-          <w:b w:val="0"/>
-          <w:i/>
-          <w:color w:val="6B6B6B"/>
-          <w:sz w:val="19"/>
-        </w:rPr>
-        <w:t xml:space="preserve">    2 min</w:t>
-      </w:r>
-    </w:p>
-    <w:p>
-      <w:pPr>
-        <w:spacing w:before="0" w:after="60"/>
-        <w:ind w:left="360" w:hanging="220"/>
-      </w:pPr>
-      <w:r>
-        <w:rPr>
-          <w:rFonts w:ascii="FreeSerif" w:hAnsi="FreeSerif" w:eastAsia="FreeSerif"/>
-          <w:b w:val="0"/>
+          <w:b/>
           <w:i w:val="0"/>
           <w:color w:val="1A1A1A"/>
-          <w:sz w:val="16"/>
+          <w:sz w:val="21"/>
         </w:rPr>
-        <w:t xml:space="preserve">●  </w:t>
+        <w:t xml:space="preserve">Your Turn — Same steps, your numbers. Boards up when done..  </w:t>
       </w:r>
       <w:r>
         <w:rPr>
@@ -3859,42 +2250,26 @@
     </w:p>
     <w:p>
       <w:pPr>
-        <w:keepNext/>
-        <w:spacing w:before="200" w:after="60"/>
+        <w:spacing w:before="20" w:after="60"/>
+        <w:ind w:left="470" w:hanging="470"/>
       </w:pPr>
       <w:r>
         <w:rPr>
           <w:b/>
           <w:i w:val="0"/>
           <w:color w:val="1A1A1A"/>
-          <w:sz w:val="23"/>
+          <w:sz w:val="21"/>
         </w:rPr>
-        <w:t>Slide 15.  Your Turn — Answer.</w:t>
+        <w:t xml:space="preserve">15.  </w:t>
       </w:r>
       <w:r>
         <w:rPr>
-          <w:b w:val="0"/>
-          <w:i/>
-          <w:color w:val="6B6B6B"/>
-          <w:sz w:val="19"/>
-        </w:rPr>
-        <w:t xml:space="preserve">    1 min</w:t>
-      </w:r>
-    </w:p>
-    <w:p>
-      <w:pPr>
-        <w:spacing w:before="0" w:after="60"/>
-        <w:ind w:left="360" w:hanging="220"/>
-      </w:pPr>
-      <w:r>
-        <w:rPr>
-          <w:rFonts w:ascii="FreeSerif" w:hAnsi="FreeSerif" w:eastAsia="FreeSerif"/>
-          <w:b w:val="0"/>
+          <w:b/>
           <w:i w:val="0"/>
           <w:color w:val="1A1A1A"/>
-          <w:sz w:val="16"/>
+          <w:sz w:val="21"/>
         </w:rPr>
-        <w:t xml:space="preserve">●  </w:t>
+        <w:t xml:space="preserve">Your Turn — Answer..  </w:t>
       </w:r>
       <w:r>
         <w:rPr>
@@ -3908,17 +2283,103 @@
     </w:p>
     <w:p>
       <w:pPr>
-        <w:keepNext/>
-        <w:spacing w:before="200" w:after="60"/>
+        <w:spacing w:before="20" w:after="60"/>
+        <w:ind w:left="470" w:hanging="470"/>
       </w:pPr>
       <w:r>
         <w:rPr>
           <w:b/>
           <w:i w:val="0"/>
           <w:color w:val="1A1A1A"/>
-          <w:sz w:val="23"/>
+          <w:sz w:val="21"/>
         </w:rPr>
-        <w:t>Slide 16.  Whiteboards   ·   Question 1 of 9</w:t>
+        <w:t xml:space="preserve">16–17.  </w:t>
+      </w:r>
+      <w:r>
+        <w:rPr>
+          <w:b/>
+          <w:i w:val="0"/>
+          <w:color w:val="1A1A1A"/>
+          <w:sz w:val="21"/>
+        </w:rPr>
+        <w:t xml:space="preserve">Board 1.  </w:t>
+      </w:r>
+      <w:r>
+        <w:drawing>
+          <wp:inline xmlns:a="http://schemas.openxmlformats.org/drawingml/2006/main" xmlns:pic="http://schemas.openxmlformats.org/drawingml/2006/picture">
+            <wp:extent cx="377952" cy="143256"/>
+            <wp:docPr id="2" name="Picture 2"/>
+            <wp:cNvGraphicFramePr>
+              <a:graphicFrameLocks noChangeAspect="1"/>
+            </wp:cNvGraphicFramePr>
+            <a:graphic>
+              <a:graphicData uri="http://schemas.openxmlformats.org/drawingml/2006/picture">
+                <pic:pic>
+                  <pic:nvPicPr>
+                    <pic:cNvPr id="0" name="0cbbc3408afdb0e4.png"/>
+                    <pic:cNvPicPr/>
+                  </pic:nvPicPr>
+                  <pic:blipFill>
+                    <a:blip r:embed="rId10"/>
+                    <a:stretch>
+                      <a:fillRect/>
+                    </a:stretch>
+                  </pic:blipFill>
+                  <pic:spPr>
+                    <a:xfrm>
+                      <a:off x="0" y="0"/>
+                      <a:ext cx="377952" cy="143256"/>
+                    </a:xfrm>
+                    <a:prstGeom prst="rect"/>
+                  </pic:spPr>
+                </pic:pic>
+              </a:graphicData>
+            </a:graphic>
+          </wp:inline>
+        </w:drawing>
+      </w:r>
+      <w:r>
+        <w:rPr>
+          <w:b w:val="0"/>
+          <w:i w:val="0"/>
+          <w:color w:val="1A1A1A"/>
+          <w:sz w:val="21"/>
+        </w:rPr>
+        <w:t xml:space="preserve">  →  </w:t>
+      </w:r>
+      <w:r>
+        <w:drawing>
+          <wp:inline xmlns:a="http://schemas.openxmlformats.org/drawingml/2006/main" xmlns:pic="http://schemas.openxmlformats.org/drawingml/2006/picture">
+            <wp:extent cx="131064" cy="143256"/>
+            <wp:docPr id="3" name="Picture 3"/>
+            <wp:cNvGraphicFramePr>
+              <a:graphicFrameLocks noChangeAspect="1"/>
+            </wp:cNvGraphicFramePr>
+            <a:graphic>
+              <a:graphicData uri="http://schemas.openxmlformats.org/drawingml/2006/picture">
+                <pic:pic>
+                  <pic:nvPicPr>
+                    <pic:cNvPr id="0" name="3c8b00cb2072a842.png"/>
+                    <pic:cNvPicPr/>
+                  </pic:nvPicPr>
+                  <pic:blipFill>
+                    <a:blip r:embed="rId11"/>
+                    <a:stretch>
+                      <a:fillRect/>
+                    </a:stretch>
+                  </pic:blipFill>
+                  <pic:spPr>
+                    <a:xfrm>
+                      <a:off x="0" y="0"/>
+                      <a:ext cx="131064" cy="143256"/>
+                    </a:xfrm>
+                    <a:prstGeom prst="rect"/>
+                  </pic:spPr>
+                </pic:pic>
+              </a:graphicData>
+            </a:graphic>
+          </wp:inline>
+        </w:drawing>
       </w:r>
       <w:r>
         <w:rPr>
@@ -3927,23 +2388,69 @@
           <w:color w:val="6B6B6B"/>
           <w:sz w:val="19"/>
         </w:rPr>
-        <w:t xml:space="preserve">    16 min for the round</w:t>
+        <w:t xml:space="preserve">   25</w:t>
+      </w:r>
+      <w:r>
+        <w:rPr>
+          <w:b w:val="0"/>
+          <w:i/>
+          <w:color w:val="6B6B6B"/>
+          <w:sz w:val="19"/>
+          <w:vertAlign w:val="superscript"/>
+        </w:rPr>
+        <w:t>5</w:t>
+      </w:r>
+      <w:r>
+        <w:rPr>
+          <w:b w:val="0"/>
+          <w:i/>
+          <w:color w:val="6B6B6B"/>
+          <w:sz w:val="19"/>
+        </w:rPr>
+        <w:t xml:space="preserve"> — multiplied the bases [7.NSO.1.1 misconception: operating on the bases]; 5</w:t>
+      </w:r>
+      <w:r>
+        <w:rPr>
+          <w:b w:val="0"/>
+          <w:i/>
+          <w:color w:val="6B6B6B"/>
+          <w:sz w:val="19"/>
+          <w:vertAlign w:val="superscript"/>
+        </w:rPr>
+        <w:t>6</w:t>
+      </w:r>
+      <w:r>
+        <w:rPr>
+          <w:b w:val="0"/>
+          <w:i/>
+          <w:color w:val="6B6B6B"/>
+          <w:sz w:val="19"/>
+        </w:rPr>
+        <w:t xml:space="preserve"> — multiplied the exponents [confused with power of a power]</w:t>
       </w:r>
     </w:p>
     <w:p>
       <w:pPr>
-        <w:spacing w:before="0" w:after="60"/>
-        <w:ind w:left="360" w:hanging="220"/>
+        <w:spacing w:before="20" w:after="60"/>
+        <w:ind w:left="470" w:hanging="470"/>
       </w:pPr>
       <w:r>
         <w:rPr>
-          <w:rFonts w:ascii="FreeSerif" w:hAnsi="FreeSerif" w:eastAsia="FreeSerif"/>
-          <w:b w:val="0"/>
+          <w:b/>
           <w:i w:val="0"/>
           <w:color w:val="1A1A1A"/>
-          <w:sz w:val="16"/>
+          <w:sz w:val="21"/>
         </w:rPr>
-        <w:t xml:space="preserve">●  </w:t>
+        <w:t xml:space="preserve">18–19.  </w:t>
+      </w:r>
+      <w:r>
+        <w:rPr>
+          <w:b/>
+          <w:i w:val="0"/>
+          <w:color w:val="1A1A1A"/>
+          <w:sz w:val="21"/>
+        </w:rPr>
+        <w:t xml:space="preserve">Board 2.  </w:t>
       </w:r>
       <w:r>
         <w:rPr>
@@ -3952,7 +2459,7 @@
           <w:color w:val="1A1A1A"/>
           <w:sz w:val="21"/>
         </w:rPr>
-        <w:t>Product of powers, the plain case. A board with 25</w:t>
+        <w:t>A tile pattern grows by a factor of 2</w:t>
       </w:r>
       <w:r>
         <w:rPr>
@@ -3962,7 +2469,7 @@
           <w:sz w:val="21"/>
           <w:vertAlign w:val="superscript"/>
         </w:rPr>
-        <w:t>5</w:t>
+        <w:t>4</w:t>
       </w:r>
       <w:r>
         <w:rPr>
@@ -3971,7 +2478,7 @@
           <w:color w:val="1A1A1A"/>
           <w:sz w:val="21"/>
         </w:rPr>
-        <w:t xml:space="preserve"> multiplied the bases; 5</w:t>
+        <w:t xml:space="preserve"> one week, and by 2</w:t>
       </w:r>
       <w:r>
         <w:rPr>
@@ -3981,7 +2488,7 @@
           <w:sz w:val="21"/>
           <w:vertAlign w:val="superscript"/>
         </w:rPr>
-        <w:t>6</w:t>
+        <w:t>2</w:t>
       </w:r>
       <w:r>
         <w:rPr>
@@ -3990,38 +2497,149 @@
           <w:color w:val="1A1A1A"/>
           <w:sz w:val="21"/>
         </w:rPr>
-        <w:t xml:space="preserve"> multiplied the exponents.</w:t>
+        <w:t xml:space="preserve"> the next week. It started with 9 tiles. Write the two-week growth factor as one power, then find its value.  →  </w:t>
+      </w:r>
+      <w:r>
+        <w:rPr>
+          <w:b/>
+          <w:i/>
+          <w:color w:val="9E1B32"/>
+          <w:sz w:val="21"/>
+        </w:rPr>
+        <w:t>2</w:t>
+      </w:r>
+      <w:r>
+        <w:rPr>
+          <w:b/>
+          <w:i/>
+          <w:color w:val="9E1B32"/>
+          <w:sz w:val="21"/>
+          <w:vertAlign w:val="superscript"/>
+        </w:rPr>
+        <w:t>6</w:t>
+      </w:r>
+      <w:r>
+        <w:rPr>
+          <w:b/>
+          <w:i/>
+          <w:color w:val="9E1B32"/>
+          <w:sz w:val="21"/>
+        </w:rPr>
+        <w:t xml:space="preserve"> = 64</w:t>
+      </w:r>
+      <w:r>
+        <w:rPr>
+          <w:b w:val="0"/>
+          <w:i/>
+          <w:color w:val="6B6B6B"/>
+          <w:sz w:val="20"/>
+        </w:rPr>
+        <w:t xml:space="preserve">   The starting count of 9 is not needed.</w:t>
+      </w:r>
+      <w:r>
+        <w:rPr>
+          <w:b w:val="0"/>
+          <w:i/>
+          <w:color w:val="6B6B6B"/>
+          <w:sz w:val="19"/>
+        </w:rPr>
+        <w:t xml:space="preserve">   576 — the starting count was used [the question asks for the factor, not a tile count]; 256 — multiplied the exponents (2</w:t>
+      </w:r>
+      <w:r>
+        <w:rPr>
+          <w:b w:val="0"/>
+          <w:i/>
+          <w:color w:val="6B6B6B"/>
+          <w:sz w:val="19"/>
+          <w:vertAlign w:val="superscript"/>
+        </w:rPr>
+        <w:t>8</w:t>
+      </w:r>
+      <w:r>
+        <w:rPr>
+          <w:b w:val="0"/>
+          <w:i/>
+          <w:color w:val="6B6B6B"/>
+          <w:sz w:val="19"/>
+        </w:rPr>
+        <w:t>); 4096 — multiplied the bases (4</w:t>
+      </w:r>
+      <w:r>
+        <w:rPr>
+          <w:b w:val="0"/>
+          <w:i/>
+          <w:color w:val="6B6B6B"/>
+          <w:sz w:val="19"/>
+          <w:vertAlign w:val="superscript"/>
+        </w:rPr>
+        <w:t>6</w:t>
+      </w:r>
+      <w:r>
+        <w:rPr>
+          <w:b w:val="0"/>
+          <w:i/>
+          <w:color w:val="6B6B6B"/>
+          <w:sz w:val="19"/>
+        </w:rPr>
+        <w:t>)</w:t>
       </w:r>
     </w:p>
     <w:p>
       <w:pPr>
-        <w:keepNext/>
-        <w:spacing w:before="200" w:after="60"/>
+        <w:spacing w:before="20" w:after="60"/>
+        <w:ind w:left="470" w:hanging="470"/>
       </w:pPr>
       <w:r>
         <w:rPr>
           <w:b/>
           <w:i w:val="0"/>
           <w:color w:val="1A1A1A"/>
-          <w:sz w:val="23"/>
+          <w:sz w:val="21"/>
         </w:rPr>
-        <w:t>Slide 17.  Whiteboards   ·   Question 1 of 9</w:t>
+        <w:t xml:space="preserve">20–21.  </w:t>
       </w:r>
-    </w:p>
-    <w:p>
-      <w:pPr>
-        <w:spacing w:before="0" w:after="60"/>
-        <w:ind w:left="360" w:hanging="220"/>
-      </w:pPr>
       <w:r>
         <w:rPr>
-          <w:rFonts w:ascii="FreeSerif" w:hAnsi="FreeSerif" w:eastAsia="FreeSerif"/>
-          <w:b w:val="0"/>
+          <w:b/>
           <w:i w:val="0"/>
           <w:color w:val="1A1A1A"/>
-          <w:sz w:val="16"/>
+          <w:sz w:val="21"/>
         </w:rPr>
-        <w:t xml:space="preserve">●  </w:t>
+        <w:t xml:space="preserve">Board 3.  </w:t>
+      </w:r>
+      <w:r>
+        <w:drawing>
+          <wp:inline xmlns:a="http://schemas.openxmlformats.org/drawingml/2006/main" xmlns:pic="http://schemas.openxmlformats.org/drawingml/2006/picture">
+            <wp:extent cx="417576" cy="170688"/>
+            <wp:docPr id="4" name="Picture 4"/>
+            <wp:cNvGraphicFramePr>
+              <a:graphicFrameLocks noChangeAspect="1"/>
+            </wp:cNvGraphicFramePr>
+            <a:graphic>
+              <a:graphicData uri="http://schemas.openxmlformats.org/drawingml/2006/picture">
+                <pic:pic>
+                  <pic:nvPicPr>
+                    <pic:cNvPr id="0" name="6bff253168f0d343.png"/>
+                    <pic:cNvPicPr/>
+                  </pic:nvPicPr>
+                  <pic:blipFill>
+                    <a:blip r:embed="rId12"/>
+                    <a:stretch>
+                      <a:fillRect/>
+                    </a:stretch>
+                  </pic:blipFill>
+                  <pic:spPr>
+                    <a:xfrm>
+                      <a:off x="0" y="0"/>
+                      <a:ext cx="417576" cy="170688"/>
+                    </a:xfrm>
+                    <a:prstGeom prst="rect"/>
+                  </pic:spPr>
+                </pic:pic>
+              </a:graphicData>
+            </a:graphic>
+          </wp:inline>
+        </w:drawing>
       </w:r>
       <w:r>
         <w:rPr>
@@ -4030,38 +2648,83 @@
           <w:color w:val="1A1A1A"/>
           <w:sz w:val="21"/>
         </w:rPr>
-        <w:t>Reveal. Scan the back row first; question the blank boards before the wrong ones.</w:t>
+        <w:t xml:space="preserve">  →  </w:t>
+      </w:r>
+      <w:r>
+        <w:rPr>
+          <w:b/>
+          <w:i/>
+          <w:color w:val="9E1B32"/>
+          <w:sz w:val="21"/>
+        </w:rPr>
+        <w:t>1000</w:t>
+      </w:r>
+      <w:r>
+        <w:rPr>
+          <w:b w:val="0"/>
+          <w:i/>
+          <w:color w:val="6B6B6B"/>
+          <w:sz w:val="19"/>
+        </w:rPr>
+        <w:t xml:space="preserve">   30 — multiplied the base by the exponent [misconception: exponent treated as a factor]; 250 — applied the exponent to one factor only</w:t>
       </w:r>
     </w:p>
     <w:p>
       <w:pPr>
-        <w:keepNext/>
-        <w:spacing w:before="200" w:after="60"/>
+        <w:spacing w:before="20" w:after="60"/>
+        <w:ind w:left="470" w:hanging="470"/>
       </w:pPr>
       <w:r>
         <w:rPr>
           <w:b/>
           <w:i w:val="0"/>
           <w:color w:val="1A1A1A"/>
-          <w:sz w:val="23"/>
+          <w:sz w:val="21"/>
         </w:rPr>
-        <w:t>Slide 18.  Whiteboards   ·   Question 2 of 9</w:t>
+        <w:t xml:space="preserve">22–23.  </w:t>
       </w:r>
-    </w:p>
-    <w:p>
-      <w:pPr>
-        <w:spacing w:before="0" w:after="60"/>
-        <w:ind w:left="360" w:hanging="220"/>
-      </w:pPr>
       <w:r>
         <w:rPr>
-          <w:rFonts w:ascii="FreeSerif" w:hAnsi="FreeSerif" w:eastAsia="FreeSerif"/>
-          <w:b w:val="0"/>
+          <w:b/>
           <w:i w:val="0"/>
           <w:color w:val="1A1A1A"/>
-          <w:sz w:val="16"/>
+          <w:sz w:val="21"/>
         </w:rPr>
-        <w:t xml:space="preserve">●  </w:t>
+        <w:t xml:space="preserve">Board 4.  </w:t>
+      </w:r>
+      <w:r>
+        <w:drawing>
+          <wp:inline xmlns:a="http://schemas.openxmlformats.org/drawingml/2006/main" xmlns:pic="http://schemas.openxmlformats.org/drawingml/2006/picture">
+            <wp:extent cx="310896" cy="170688"/>
+            <wp:docPr id="5" name="Picture 5"/>
+            <wp:cNvGraphicFramePr>
+              <a:graphicFrameLocks noChangeAspect="1"/>
+            </wp:cNvGraphicFramePr>
+            <a:graphic>
+              <a:graphicData uri="http://schemas.openxmlformats.org/drawingml/2006/picture">
+                <pic:pic>
+                  <pic:nvPicPr>
+                    <pic:cNvPr id="0" name="c470db62210989ec.png"/>
+                    <pic:cNvPicPr/>
+                  </pic:nvPicPr>
+                  <pic:blipFill>
+                    <a:blip r:embed="rId13"/>
+                    <a:stretch>
+                      <a:fillRect/>
+                    </a:stretch>
+                  </pic:blipFill>
+                  <pic:spPr>
+                    <a:xfrm>
+                      <a:off x="0" y="0"/>
+                      <a:ext cx="310896" cy="170688"/>
+                    </a:xfrm>
+                    <a:prstGeom prst="rect"/>
+                  </pic:spPr>
+                </pic:pic>
+              </a:graphicData>
+            </a:graphic>
+          </wp:inline>
+        </w:drawing>
       </w:r>
       <w:r>
         <w:rPr>
@@ -4070,7 +2733,979 @@
           <w:color w:val="1A1A1A"/>
           <w:sz w:val="21"/>
         </w:rPr>
-        <w:t>Same law, now evaluated. 2</w:t>
+        <w:t xml:space="preserve">  →  </w:t>
+      </w:r>
+      <w:r>
+        <w:drawing>
+          <wp:inline xmlns:a="http://schemas.openxmlformats.org/drawingml/2006/main" xmlns:pic="http://schemas.openxmlformats.org/drawingml/2006/picture">
+            <wp:extent cx="128016" cy="143256"/>
+            <wp:docPr id="6" name="Picture 6"/>
+            <wp:cNvGraphicFramePr>
+              <a:graphicFrameLocks noChangeAspect="1"/>
+            </wp:cNvGraphicFramePr>
+            <a:graphic>
+              <a:graphicData uri="http://schemas.openxmlformats.org/drawingml/2006/picture">
+                <pic:pic>
+                  <pic:nvPicPr>
+                    <pic:cNvPr id="0" name="a638b25c721acdb4.png"/>
+                    <pic:cNvPicPr/>
+                  </pic:nvPicPr>
+                  <pic:blipFill>
+                    <a:blip r:embed="rId14"/>
+                    <a:stretch>
+                      <a:fillRect/>
+                    </a:stretch>
+                  </pic:blipFill>
+                  <pic:spPr>
+                    <a:xfrm>
+                      <a:off x="0" y="0"/>
+                      <a:ext cx="128016" cy="143256"/>
+                    </a:xfrm>
+                    <a:prstGeom prst="rect"/>
+                  </pic:spPr>
+                </pic:pic>
+              </a:graphicData>
+            </a:graphic>
+          </wp:inline>
+        </w:drawing>
+      </w:r>
+      <w:r>
+        <w:rPr>
+          <w:b w:val="0"/>
+          <w:i/>
+          <w:color w:val="6B6B6B"/>
+          <w:sz w:val="19"/>
+        </w:rPr>
+        <w:t xml:space="preserve">   3</w:t>
+      </w:r>
+      <w:r>
+        <w:rPr>
+          <w:b w:val="0"/>
+          <w:i/>
+          <w:color w:val="6B6B6B"/>
+          <w:sz w:val="19"/>
+          <w:vertAlign w:val="superscript"/>
+        </w:rPr>
+        <w:t>6</w:t>
+      </w:r>
+      <w:r>
+        <w:rPr>
+          <w:b w:val="0"/>
+          <w:i/>
+          <w:color w:val="6B6B6B"/>
+          <w:sz w:val="19"/>
+        </w:rPr>
+        <w:t xml:space="preserve"> — added the exponents [confused with product of powers]; 9</w:t>
+      </w:r>
+      <w:r>
+        <w:rPr>
+          <w:b w:val="0"/>
+          <w:i/>
+          <w:color w:val="6B6B6B"/>
+          <w:sz w:val="19"/>
+          <w:vertAlign w:val="superscript"/>
+        </w:rPr>
+        <w:t>8</w:t>
+      </w:r>
+      <w:r>
+        <w:rPr>
+          <w:b w:val="0"/>
+          <w:i/>
+          <w:color w:val="6B6B6B"/>
+          <w:sz w:val="19"/>
+        </w:rPr>
+        <w:t xml:space="preserve"> — squared the base as well</w:t>
+      </w:r>
+    </w:p>
+    <w:p>
+      <w:pPr>
+        <w:spacing w:before="20" w:after="60"/>
+        <w:ind w:left="470" w:hanging="470"/>
+      </w:pPr>
+      <w:r>
+        <w:rPr>
+          <w:b/>
+          <w:i w:val="0"/>
+          <w:color w:val="1A1A1A"/>
+          <w:sz w:val="21"/>
+        </w:rPr>
+        <w:t xml:space="preserve">24–25.  </w:t>
+      </w:r>
+      <w:r>
+        <w:rPr>
+          <w:b/>
+          <w:i w:val="0"/>
+          <w:color w:val="1A1A1A"/>
+          <w:sz w:val="21"/>
+        </w:rPr>
+        <w:t xml:space="preserve">Board 5.  </w:t>
+      </w:r>
+      <w:r>
+        <w:drawing>
+          <wp:inline xmlns:a="http://schemas.openxmlformats.org/drawingml/2006/main" xmlns:pic="http://schemas.openxmlformats.org/drawingml/2006/picture">
+            <wp:extent cx="384048" cy="140208"/>
+            <wp:docPr id="7" name="Picture 7"/>
+            <wp:cNvGraphicFramePr>
+              <a:graphicFrameLocks noChangeAspect="1"/>
+            </wp:cNvGraphicFramePr>
+            <a:graphic>
+              <a:graphicData uri="http://schemas.openxmlformats.org/drawingml/2006/picture">
+                <pic:pic>
+                  <pic:nvPicPr>
+                    <pic:cNvPr id="0" name="74b3451e8bcb0b65.png"/>
+                    <pic:cNvPicPr/>
+                  </pic:nvPicPr>
+                  <pic:blipFill>
+                    <a:blip r:embed="rId15"/>
+                    <a:stretch>
+                      <a:fillRect/>
+                    </a:stretch>
+                  </pic:blipFill>
+                  <pic:spPr>
+                    <a:xfrm>
+                      <a:off x="0" y="0"/>
+                      <a:ext cx="384048" cy="140208"/>
+                    </a:xfrm>
+                    <a:prstGeom prst="rect"/>
+                  </pic:spPr>
+                </pic:pic>
+              </a:graphicData>
+            </a:graphic>
+          </wp:inline>
+        </w:drawing>
+      </w:r>
+      <w:r>
+        <w:rPr>
+          <w:b w:val="0"/>
+          <w:i w:val="0"/>
+          <w:color w:val="1A1A1A"/>
+          <w:sz w:val="21"/>
+        </w:rPr>
+        <w:t xml:space="preserve">  Which expression is equivalent?  →  </w:t>
+      </w:r>
+      <w:r>
+        <w:rPr>
+          <w:b/>
+          <w:i/>
+          <w:color w:val="9E1B32"/>
+          <w:sz w:val="21"/>
+        </w:rPr>
+        <w:t>A — 4</w:t>
+      </w:r>
+      <w:r>
+        <w:rPr>
+          <w:b/>
+          <w:i/>
+          <w:color w:val="9E1B32"/>
+          <w:sz w:val="21"/>
+          <w:vertAlign w:val="superscript"/>
+        </w:rPr>
+        <w:t>5</w:t>
+      </w:r>
+      <w:r>
+        <w:rPr>
+          <w:b w:val="0"/>
+          <w:i/>
+          <w:color w:val="6B6B6B"/>
+          <w:sz w:val="19"/>
+        </w:rPr>
+        <w:t xml:space="preserve">   (B) multiplied the exponents — the power-of-a-power move applied to a product [7.NSO.1.1 misconception, B1G-M]; (C) multiplied the bases as well as adding the exponents [7.NSO.1.1 misconception: operating on the bases]; (D) added the bases and added the exponents [7.NSO.1.1 misconception: operating on the bases]</w:t>
+      </w:r>
+      <w:r>
+        <w:rPr>
+          <w:b w:val="0"/>
+          <w:i/>
+          <w:color w:val="6B6B6B"/>
+          <w:sz w:val="19"/>
+        </w:rPr>
+        <w:t xml:space="preserve">   Split (no option near two-thirds)? Sixty seconds, convince your neighbour, re-vote, then reveal.</w:t>
+      </w:r>
+    </w:p>
+    <w:p>
+      <w:pPr>
+        <w:spacing w:before="20" w:after="60"/>
+        <w:ind w:left="470" w:hanging="470"/>
+      </w:pPr>
+      <w:r>
+        <w:rPr>
+          <w:b/>
+          <w:i w:val="0"/>
+          <w:color w:val="1A1A1A"/>
+          <w:sz w:val="21"/>
+        </w:rPr>
+        <w:t xml:space="preserve">26–27.  </w:t>
+      </w:r>
+      <w:r>
+        <w:rPr>
+          <w:b/>
+          <w:i w:val="0"/>
+          <w:color w:val="1A1A1A"/>
+          <w:sz w:val="21"/>
+        </w:rPr>
+        <w:t xml:space="preserve">Board 6.  </w:t>
+      </w:r>
+      <w:r>
+        <w:drawing>
+          <wp:inline xmlns:a="http://schemas.openxmlformats.org/drawingml/2006/main" xmlns:pic="http://schemas.openxmlformats.org/drawingml/2006/picture">
+            <wp:extent cx="310896" cy="170688"/>
+            <wp:docPr id="8" name="Picture 8"/>
+            <wp:cNvGraphicFramePr>
+              <a:graphicFrameLocks noChangeAspect="1"/>
+            </wp:cNvGraphicFramePr>
+            <a:graphic>
+              <a:graphicData uri="http://schemas.openxmlformats.org/drawingml/2006/picture">
+                <pic:pic>
+                  <pic:nvPicPr>
+                    <pic:cNvPr id="0" name="6f9a3780273f9463.png"/>
+                    <pic:cNvPicPr/>
+                  </pic:nvPicPr>
+                  <pic:blipFill>
+                    <a:blip r:embed="rId16"/>
+                    <a:stretch>
+                      <a:fillRect/>
+                    </a:stretch>
+                  </pic:blipFill>
+                  <pic:spPr>
+                    <a:xfrm>
+                      <a:off x="0" y="0"/>
+                      <a:ext cx="310896" cy="170688"/>
+                    </a:xfrm>
+                    <a:prstGeom prst="rect"/>
+                  </pic:spPr>
+                </pic:pic>
+              </a:graphicData>
+            </a:graphic>
+          </wp:inline>
+        </w:drawing>
+      </w:r>
+      <w:r>
+        <w:rPr>
+          <w:b w:val="0"/>
+          <w:i w:val="0"/>
+          <w:color w:val="1A1A1A"/>
+          <w:sz w:val="21"/>
+        </w:rPr>
+        <w:t xml:space="preserve">  Which expression is equivalent?  →  </w:t>
+      </w:r>
+      <w:r>
+        <w:rPr>
+          <w:b/>
+          <w:i/>
+          <w:color w:val="9E1B32"/>
+          <w:sz w:val="21"/>
+        </w:rPr>
+        <w:t>A — 2</w:t>
+      </w:r>
+      <w:r>
+        <w:rPr>
+          <w:b/>
+          <w:i/>
+          <w:color w:val="9E1B32"/>
+          <w:sz w:val="21"/>
+          <w:vertAlign w:val="superscript"/>
+        </w:rPr>
+        <w:t>6</w:t>
+      </w:r>
+      <w:r>
+        <w:rPr>
+          <w:b w:val="0"/>
+          <w:i/>
+          <w:color w:val="6B6B6B"/>
+          <w:sz w:val="19"/>
+        </w:rPr>
+        <w:t xml:space="preserve">   (B) added the exponents — the product-of-powers move applied to a power of a power [7.NSO.1.1 misconception, B1G-M]; (C) raised the base to the outer exponent as well [7.NSO.1.1 misconception: operating on the bases]; (D) raised the inner exponent to the outer one, 3</w:t>
+      </w:r>
+      <w:r>
+        <w:rPr>
+          <w:b w:val="0"/>
+          <w:i/>
+          <w:color w:val="6B6B6B"/>
+          <w:sz w:val="19"/>
+          <w:vertAlign w:val="superscript"/>
+        </w:rPr>
+        <w:t>2</w:t>
+      </w:r>
+      <w:r>
+        <w:rPr>
+          <w:b w:val="0"/>
+          <w:i/>
+          <w:color w:val="6B6B6B"/>
+          <w:sz w:val="19"/>
+        </w:rPr>
+        <w:t xml:space="preserve"> = 9 [misconception: the outer exponent applied to the exponent, not to the power]</w:t>
+      </w:r>
+      <w:r>
+        <w:rPr>
+          <w:b w:val="0"/>
+          <w:i/>
+          <w:color w:val="6B6B6B"/>
+          <w:sz w:val="19"/>
+        </w:rPr>
+        <w:t xml:space="preserve">   Split (no option near two-thirds)? Sixty seconds, convince your neighbour, re-vote, then reveal.</w:t>
+      </w:r>
+    </w:p>
+    <w:p>
+      <w:pPr>
+        <w:spacing w:before="20" w:after="60"/>
+        <w:ind w:left="470" w:hanging="470"/>
+      </w:pPr>
+      <w:r>
+        <w:rPr>
+          <w:b/>
+          <w:i w:val="0"/>
+          <w:color w:val="1A1A1A"/>
+          <w:sz w:val="21"/>
+        </w:rPr>
+        <w:t xml:space="preserve">28–29.  </w:t>
+      </w:r>
+      <w:r>
+        <w:rPr>
+          <w:b/>
+          <w:i w:val="0"/>
+          <w:color w:val="1A1A1A"/>
+          <w:sz w:val="21"/>
+        </w:rPr>
+        <w:t xml:space="preserve">Board 7.  </w:t>
+      </w:r>
+      <w:r>
+        <w:drawing>
+          <wp:inline xmlns:a="http://schemas.openxmlformats.org/drawingml/2006/main" xmlns:pic="http://schemas.openxmlformats.org/drawingml/2006/picture">
+            <wp:extent cx="813816" cy="170688"/>
+            <wp:docPr id="9" name="Picture 9"/>
+            <wp:cNvGraphicFramePr>
+              <a:graphicFrameLocks noChangeAspect="1"/>
+            </wp:cNvGraphicFramePr>
+            <a:graphic>
+              <a:graphicData uri="http://schemas.openxmlformats.org/drawingml/2006/picture">
+                <pic:pic>
+                  <pic:nvPicPr>
+                    <pic:cNvPr id="0" name="c01b3dfbac48fda0.png"/>
+                    <pic:cNvPicPr/>
+                  </pic:nvPicPr>
+                  <pic:blipFill>
+                    <a:blip r:embed="rId17"/>
+                    <a:stretch>
+                      <a:fillRect/>
+                    </a:stretch>
+                  </pic:blipFill>
+                  <pic:spPr>
+                    <a:xfrm>
+                      <a:off x="0" y="0"/>
+                      <a:ext cx="813816" cy="170688"/>
+                    </a:xfrm>
+                    <a:prstGeom prst="rect"/>
+                  </pic:spPr>
+                </pic:pic>
+              </a:graphicData>
+            </a:graphic>
+          </wp:inline>
+        </w:drawing>
+      </w:r>
+      <w:r>
+        <w:rPr>
+          <w:b w:val="0"/>
+          <w:i w:val="0"/>
+          <w:color w:val="1A1A1A"/>
+          <w:sz w:val="21"/>
+        </w:rPr>
+        <w:t xml:space="preserve">  →  </w:t>
+      </w:r>
+      <w:r>
+        <w:rPr>
+          <w:b/>
+          <w:i/>
+          <w:color w:val="9E1B32"/>
+          <w:sz w:val="21"/>
+        </w:rPr>
+        <w:t>−27</w:t>
+      </w:r>
+      <w:r>
+        <w:rPr>
+          <w:b w:val="0"/>
+          <w:i/>
+          <w:color w:val="6B6B6B"/>
+          <w:sz w:val="19"/>
+        </w:rPr>
+        <w:t xml:space="preserve">   27 — the sign was dropped when the odd power was evaluated [7.NSO.1.1 clarification: rational-number bases include negatives]</w:t>
+      </w:r>
+    </w:p>
+    <w:p>
+      <w:pPr>
+        <w:spacing w:before="20" w:after="60"/>
+        <w:ind w:left="470" w:hanging="470"/>
+      </w:pPr>
+      <w:r>
+        <w:rPr>
+          <w:b/>
+          <w:i w:val="0"/>
+          <w:color w:val="1A1A1A"/>
+          <w:sz w:val="21"/>
+        </w:rPr>
+        <w:t xml:space="preserve">30–31.  </w:t>
+      </w:r>
+      <w:r>
+        <w:rPr>
+          <w:b/>
+          <w:i w:val="0"/>
+          <w:color w:val="1A1A1A"/>
+          <w:sz w:val="21"/>
+        </w:rPr>
+        <w:t xml:space="preserve">Board 8.  </w:t>
+      </w:r>
+      <w:r>
+        <w:drawing>
+          <wp:inline xmlns:a="http://schemas.openxmlformats.org/drawingml/2006/main" xmlns:pic="http://schemas.openxmlformats.org/drawingml/2006/picture">
+            <wp:extent cx="667512" cy="213360"/>
+            <wp:docPr id="10" name="Picture 10"/>
+            <wp:cNvGraphicFramePr>
+              <a:graphicFrameLocks noChangeAspect="1"/>
+            </wp:cNvGraphicFramePr>
+            <a:graphic>
+              <a:graphicData uri="http://schemas.openxmlformats.org/drawingml/2006/picture">
+                <pic:pic>
+                  <pic:nvPicPr>
+                    <pic:cNvPr id="0" name="87dd76c0d773e88d.png"/>
+                    <pic:cNvPicPr/>
+                  </pic:nvPicPr>
+                  <pic:blipFill>
+                    <a:blip r:embed="rId18"/>
+                    <a:stretch>
+                      <a:fillRect/>
+                    </a:stretch>
+                  </pic:blipFill>
+                  <pic:spPr>
+                    <a:xfrm>
+                      <a:off x="0" y="0"/>
+                      <a:ext cx="667512" cy="213360"/>
+                    </a:xfrm>
+                    <a:prstGeom prst="rect"/>
+                  </pic:spPr>
+                </pic:pic>
+              </a:graphicData>
+            </a:graphic>
+          </wp:inline>
+        </w:drawing>
+      </w:r>
+      <w:r>
+        <w:rPr>
+          <w:b w:val="0"/>
+          <w:i w:val="0"/>
+          <w:color w:val="1A1A1A"/>
+          <w:sz w:val="21"/>
+        </w:rPr>
+        <w:t xml:space="preserve">  →  </w:t>
+      </w:r>
+      <w:r>
+        <w:drawing>
+          <wp:inline xmlns:a="http://schemas.openxmlformats.org/drawingml/2006/main" xmlns:pic="http://schemas.openxmlformats.org/drawingml/2006/picture">
+            <wp:extent cx="118872" cy="216408"/>
+            <wp:docPr id="11" name="Picture 11"/>
+            <wp:cNvGraphicFramePr>
+              <a:graphicFrameLocks noChangeAspect="1"/>
+            </wp:cNvGraphicFramePr>
+            <a:graphic>
+              <a:graphicData uri="http://schemas.openxmlformats.org/drawingml/2006/picture">
+                <pic:pic>
+                  <pic:nvPicPr>
+                    <pic:cNvPr id="0" name="a582da036c49e8f2.png"/>
+                    <pic:cNvPicPr/>
+                  </pic:nvPicPr>
+                  <pic:blipFill>
+                    <a:blip r:embed="rId19"/>
+                    <a:stretch>
+                      <a:fillRect/>
+                    </a:stretch>
+                  </pic:blipFill>
+                  <pic:spPr>
+                    <a:xfrm>
+                      <a:off x="0" y="0"/>
+                      <a:ext cx="118872" cy="216408"/>
+                    </a:xfrm>
+                    <a:prstGeom prst="rect"/>
+                  </pic:spPr>
+                </pic:pic>
+              </a:graphicData>
+            </a:graphic>
+          </wp:inline>
+        </w:drawing>
+      </w:r>
+      <w:r>
+        <w:rPr>
+          <w:b w:val="0"/>
+          <w:i/>
+          <w:color w:val="6B6B6B"/>
+          <w:sz w:val="19"/>
+        </w:rPr>
+        <w:t xml:space="preserve">   1/6 — multiplied the exponents; 5/2 or 1/10 — treated the fraction as two numbers</w:t>
+      </w:r>
+    </w:p>
+    <w:p>
+      <w:pPr>
+        <w:spacing w:before="20" w:after="60"/>
+        <w:ind w:left="470" w:hanging="470"/>
+      </w:pPr>
+      <w:r>
+        <w:rPr>
+          <w:b/>
+          <w:i w:val="0"/>
+          <w:color w:val="1A1A1A"/>
+          <w:sz w:val="21"/>
+        </w:rPr>
+        <w:t xml:space="preserve">32–33.  </w:t>
+      </w:r>
+      <w:r>
+        <w:rPr>
+          <w:b/>
+          <w:i w:val="0"/>
+          <w:color w:val="1A1A1A"/>
+          <w:sz w:val="21"/>
+        </w:rPr>
+        <w:t xml:space="preserve">Board 9.  </w:t>
+      </w:r>
+      <w:r>
+        <w:rPr>
+          <w:b w:val="0"/>
+          <w:i w:val="0"/>
+          <w:color w:val="1A1A1A"/>
+          <w:sz w:val="21"/>
+        </w:rPr>
+        <w:t>Aiyanna says she can use the power of a product law to evaluate (10 + (−2))</w:t>
+      </w:r>
+      <w:r>
+        <w:rPr>
+          <w:b w:val="0"/>
+          <w:i w:val="0"/>
+          <w:color w:val="1A1A1A"/>
+          <w:sz w:val="21"/>
+          <w:vertAlign w:val="superscript"/>
+        </w:rPr>
+        <w:t>3</w:t>
+      </w:r>
+      <w:r>
+        <w:rPr>
+          <w:b w:val="0"/>
+          <w:i w:val="0"/>
+          <w:color w:val="1A1A1A"/>
+          <w:sz w:val="21"/>
+        </w:rPr>
+        <w:t xml:space="preserve">. Is she right?  →  </w:t>
+      </w:r>
+      <w:r>
+        <w:rPr>
+          <w:b/>
+          <w:i/>
+          <w:color w:val="9E1B32"/>
+          <w:sz w:val="21"/>
+        </w:rPr>
+        <w:t>No — (10 + (−2))</w:t>
+      </w:r>
+      <w:r>
+        <w:rPr>
+          <w:b/>
+          <w:i/>
+          <w:color w:val="9E1B32"/>
+          <w:sz w:val="21"/>
+          <w:vertAlign w:val="superscript"/>
+        </w:rPr>
+        <w:t>3</w:t>
+      </w:r>
+      <w:r>
+        <w:rPr>
+          <w:b/>
+          <w:i/>
+          <w:color w:val="9E1B32"/>
+          <w:sz w:val="21"/>
+        </w:rPr>
+        <w:t xml:space="preserve"> = 8</w:t>
+      </w:r>
+      <w:r>
+        <w:rPr>
+          <w:b/>
+          <w:i/>
+          <w:color w:val="9E1B32"/>
+          <w:sz w:val="21"/>
+          <w:vertAlign w:val="superscript"/>
+        </w:rPr>
+        <w:t>3</w:t>
+      </w:r>
+      <w:r>
+        <w:rPr>
+          <w:b/>
+          <w:i/>
+          <w:color w:val="9E1B32"/>
+          <w:sz w:val="21"/>
+        </w:rPr>
+        <w:t xml:space="preserve"> = 512</w:t>
+      </w:r>
+      <w:r>
+        <w:rPr>
+          <w:b w:val="0"/>
+          <w:i/>
+          <w:color w:val="6B6B6B"/>
+          <w:sz w:val="19"/>
+        </w:rPr>
+        <w:t xml:space="preserve">   992 — distributed the exponent over the sum [B1G-M 7.NSO.1.1: the laws apply to products and quotients, never to sums]</w:t>
+      </w:r>
+    </w:p>
+    <w:p>
+      <w:pPr>
+        <w:spacing w:before="20" w:after="60"/>
+        <w:ind w:left="470" w:hanging="470"/>
+      </w:pPr>
+      <w:r>
+        <w:rPr>
+          <w:b/>
+          <w:i w:val="0"/>
+          <w:color w:val="1A1A1A"/>
+          <w:sz w:val="21"/>
+        </w:rPr>
+        <w:t xml:space="preserve">34.  </w:t>
+      </w:r>
+      <w:r>
+        <w:rPr>
+          <w:b/>
+          <w:i w:val="0"/>
+          <w:color w:val="1A1A1A"/>
+          <w:sz w:val="21"/>
+        </w:rPr>
+        <w:t xml:space="preserve">Independent Set — Six questions. On your own, in silence..  </w:t>
+      </w:r>
+      <w:r>
+        <w:rPr>
+          <w:b w:val="0"/>
+          <w:i w:val="0"/>
+          <w:color w:val="1A1A1A"/>
+          <w:sz w:val="21"/>
+        </w:rPr>
+        <w:t>Hand out the Independent Set.</w:t>
+      </w:r>
+    </w:p>
+    <w:p>
+      <w:pPr>
+        <w:spacing w:before="20" w:after="60"/>
+        <w:ind w:left="470" w:hanging="470"/>
+      </w:pPr>
+      <w:r>
+        <w:rPr>
+          <w:b/>
+          <w:i w:val="0"/>
+          <w:color w:val="1A1A1A"/>
+          <w:sz w:val="21"/>
+        </w:rPr>
+        <w:t xml:space="preserve">35.  </w:t>
+      </w:r>
+      <w:r>
+        <w:rPr>
+          <w:b/>
+          <w:i w:val="0"/>
+          <w:color w:val="1A1A1A"/>
+          <w:sz w:val="21"/>
+        </w:rPr>
+        <w:t xml:space="preserve">IXL — Last five minutes..  </w:t>
+      </w:r>
+      <w:r>
+        <w:rPr>
+          <w:b w:val="0"/>
+          <w:i w:val="0"/>
+          <w:color w:val="1A1A1A"/>
+          <w:sz w:val="21"/>
+        </w:rPr>
+        <w:t>IXL: every listed skill is required, SmartScore 67, due at the start of the next class.</w:t>
+      </w:r>
+    </w:p>
+    <w:p>
+      <w:pPr>
+        <w:keepNext/>
+        <w:spacing w:before="280" w:after="120"/>
+        <w:pBdr>
+          <w:bottom w:val="single" w:sz="8" w:space="2" w:color="1A1A1A"/>
+        </w:pBdr>
+      </w:pPr>
+      <w:r>
+        <w:rPr>
+          <w:b/>
+          <w:i w:val="0"/>
+          <w:color w:val="1A1A1A"/>
+          <w:sz w:val="30"/>
+        </w:rPr>
+        <w:t>Misconceptions to Watch</w:t>
+      </w:r>
+    </w:p>
+    <w:p>
+      <w:pPr>
+        <w:spacing w:before="0" w:after="40"/>
+        <w:ind w:left="360" w:hanging="360"/>
+      </w:pPr>
+      <w:r>
+        <w:rPr>
+          <w:b/>
+          <w:i w:val="0"/>
+          <w:color w:val="1A1A1A"/>
+          <w:sz w:val="20"/>
+        </w:rPr>
+        <w:t xml:space="preserve">Board 1.  </w:t>
+      </w:r>
+      <w:r>
+        <w:rPr>
+          <w:b w:val="0"/>
+          <w:i w:val="0"/>
+          <w:color w:val="1A1A1A"/>
+          <w:sz w:val="20"/>
+        </w:rPr>
+        <w:t>25</w:t>
+      </w:r>
+      <w:r>
+        <w:rPr>
+          <w:b w:val="0"/>
+          <w:i w:val="0"/>
+          <w:color w:val="1A1A1A"/>
+          <w:sz w:val="20"/>
+          <w:vertAlign w:val="superscript"/>
+        </w:rPr>
+        <w:t>5</w:t>
+      </w:r>
+      <w:r>
+        <w:rPr>
+          <w:b w:val="0"/>
+          <w:i w:val="0"/>
+          <w:color w:val="1A1A1A"/>
+          <w:sz w:val="20"/>
+        </w:rPr>
+        <w:t xml:space="preserve"> — multiplied the bases [7.NSO.1.1 misconception: operating on the bases]</w:t>
+      </w:r>
+    </w:p>
+    <w:p>
+      <w:pPr>
+        <w:spacing w:before="0" w:after="40"/>
+        <w:ind w:left="360" w:hanging="360"/>
+      </w:pPr>
+      <w:r>
+        <w:rPr>
+          <w:b/>
+          <w:i w:val="0"/>
+          <w:color w:val="1A1A1A"/>
+          <w:sz w:val="20"/>
+        </w:rPr>
+        <w:t xml:space="preserve">Board 2.  </w:t>
+      </w:r>
+      <w:r>
+        <w:rPr>
+          <w:b w:val="0"/>
+          <w:i w:val="0"/>
+          <w:color w:val="1A1A1A"/>
+          <w:sz w:val="20"/>
+        </w:rPr>
+        <w:t>576 — the starting count was used [the question asks for the factor, not a tile count]</w:t>
+      </w:r>
+    </w:p>
+    <w:p>
+      <w:pPr>
+        <w:spacing w:before="0" w:after="40"/>
+        <w:ind w:left="360" w:hanging="360"/>
+      </w:pPr>
+      <w:r>
+        <w:rPr>
+          <w:b/>
+          <w:i w:val="0"/>
+          <w:color w:val="1A1A1A"/>
+          <w:sz w:val="20"/>
+        </w:rPr>
+        <w:t xml:space="preserve">Board 3.  </w:t>
+      </w:r>
+      <w:r>
+        <w:rPr>
+          <w:b w:val="0"/>
+          <w:i w:val="0"/>
+          <w:color w:val="1A1A1A"/>
+          <w:sz w:val="20"/>
+        </w:rPr>
+        <w:t>30 — multiplied the base by the exponent [misconception: exponent treated as a factor]</w:t>
+      </w:r>
+    </w:p>
+    <w:p>
+      <w:pPr>
+        <w:spacing w:before="0" w:after="40"/>
+        <w:ind w:left="360" w:hanging="360"/>
+      </w:pPr>
+      <w:r>
+        <w:rPr>
+          <w:b/>
+          <w:i w:val="0"/>
+          <w:color w:val="1A1A1A"/>
+          <w:sz w:val="20"/>
+        </w:rPr>
+        <w:t xml:space="preserve">Board 4.  </w:t>
+      </w:r>
+      <w:r>
+        <w:rPr>
+          <w:b w:val="0"/>
+          <w:i w:val="0"/>
+          <w:color w:val="1A1A1A"/>
+          <w:sz w:val="20"/>
+        </w:rPr>
+        <w:t>3</w:t>
+      </w:r>
+      <w:r>
+        <w:rPr>
+          <w:b w:val="0"/>
+          <w:i w:val="0"/>
+          <w:color w:val="1A1A1A"/>
+          <w:sz w:val="20"/>
+          <w:vertAlign w:val="superscript"/>
+        </w:rPr>
+        <w:t>6</w:t>
+      </w:r>
+      <w:r>
+        <w:rPr>
+          <w:b w:val="0"/>
+          <w:i w:val="0"/>
+          <w:color w:val="1A1A1A"/>
+          <w:sz w:val="20"/>
+        </w:rPr>
+        <w:t xml:space="preserve"> — added the exponents [confused with product of powers]</w:t>
+      </w:r>
+    </w:p>
+    <w:p>
+      <w:pPr>
+        <w:spacing w:before="0" w:after="40"/>
+        <w:ind w:left="360" w:hanging="360"/>
+      </w:pPr>
+      <w:r>
+        <w:rPr>
+          <w:b/>
+          <w:i w:val="0"/>
+          <w:color w:val="1A1A1A"/>
+          <w:sz w:val="20"/>
+        </w:rPr>
+        <w:t xml:space="preserve">Board 5.  </w:t>
+      </w:r>
+      <w:r>
+        <w:rPr>
+          <w:b w:val="0"/>
+          <w:i w:val="0"/>
+          <w:color w:val="1A1A1A"/>
+          <w:sz w:val="20"/>
+        </w:rPr>
+        <w:t>multiplied the exponents — the power-of-a-power move applied to a product [7.NSO.1.1 misconception, B1G-M]</w:t>
+      </w:r>
+    </w:p>
+    <w:p>
+      <w:pPr>
+        <w:spacing w:before="0" w:after="40"/>
+        <w:ind w:left="360" w:hanging="360"/>
+      </w:pPr>
+      <w:r>
+        <w:rPr>
+          <w:b/>
+          <w:i w:val="0"/>
+          <w:color w:val="1A1A1A"/>
+          <w:sz w:val="20"/>
+        </w:rPr>
+        <w:t xml:space="preserve">Board 6.  </w:t>
+      </w:r>
+      <w:r>
+        <w:rPr>
+          <w:b w:val="0"/>
+          <w:i w:val="0"/>
+          <w:color w:val="1A1A1A"/>
+          <w:sz w:val="20"/>
+        </w:rPr>
+        <w:t>added the exponents — the product-of-powers move applied to a power of a power [7.NSO.1.1 misconception, B1G-M]</w:t>
+      </w:r>
+    </w:p>
+    <w:p>
+      <w:pPr>
+        <w:spacing w:before="0" w:after="40"/>
+        <w:ind w:left="360" w:hanging="360"/>
+      </w:pPr>
+      <w:r>
+        <w:rPr>
+          <w:b/>
+          <w:i w:val="0"/>
+          <w:color w:val="1A1A1A"/>
+          <w:sz w:val="20"/>
+        </w:rPr>
+        <w:t xml:space="preserve">Board 7.  </w:t>
+      </w:r>
+      <w:r>
+        <w:rPr>
+          <w:b w:val="0"/>
+          <w:i w:val="0"/>
+          <w:color w:val="1A1A1A"/>
+          <w:sz w:val="20"/>
+        </w:rPr>
+        <w:t>27 — the sign was dropped when the odd power was evaluated [7.NSO.1.1 clarification: rational-number bases include negatives]</w:t>
+      </w:r>
+    </w:p>
+    <w:p>
+      <w:pPr>
+        <w:spacing w:before="0" w:after="40"/>
+        <w:ind w:left="360" w:hanging="360"/>
+      </w:pPr>
+      <w:r>
+        <w:rPr>
+          <w:b/>
+          <w:i w:val="0"/>
+          <w:color w:val="1A1A1A"/>
+          <w:sz w:val="20"/>
+        </w:rPr>
+        <w:t xml:space="preserve">Board 8.  </w:t>
+      </w:r>
+      <w:r>
+        <w:rPr>
+          <w:b w:val="0"/>
+          <w:i w:val="0"/>
+          <w:color w:val="1A1A1A"/>
+          <w:sz w:val="20"/>
+        </w:rPr>
+        <w:t>1/6 — multiplied the exponents</w:t>
+      </w:r>
+    </w:p>
+    <w:p>
+      <w:pPr>
+        <w:spacing w:before="0" w:after="40"/>
+        <w:ind w:left="360" w:hanging="360"/>
+      </w:pPr>
+      <w:r>
+        <w:rPr>
+          <w:b/>
+          <w:i w:val="0"/>
+          <w:color w:val="1A1A1A"/>
+          <w:sz w:val="20"/>
+        </w:rPr>
+        <w:t xml:space="preserve">Board 9.  </w:t>
+      </w:r>
+      <w:r>
+        <w:rPr>
+          <w:b w:val="0"/>
+          <w:i w:val="0"/>
+          <w:color w:val="1A1A1A"/>
+          <w:sz w:val="20"/>
+        </w:rPr>
+        <w:t>992 — distributed the exponent over the sum [B1G-M 7.NSO.1.1: the laws apply to products and quotients, never to sums]</w:t>
+      </w:r>
+    </w:p>
+    <w:p>
+      <w:pPr>
+        <w:spacing w:before="0" w:after="40"/>
+      </w:pPr>
+      <w:r>
+        <w:rPr>
+          <w:b/>
+          <w:i w:val="0"/>
+          <w:color w:val="1A1A1A"/>
+          <w:sz w:val="21"/>
+        </w:rPr>
+        <w:t xml:space="preserve">Materials  </w:t>
+      </w:r>
+      <w:r>
+        <w:rPr>
+          <w:b w:val="0"/>
+          <w:i w:val="0"/>
+          <w:color w:val="1A1A1A"/>
+          <w:sz w:val="21"/>
+        </w:rPr>
+        <w:t>Whiteboards and markers. Calculators are allowed on everything and are useful for the big values in the bank (8</w:t>
       </w:r>
       <w:r>
         <w:rPr>
@@ -4089,3989 +3724,7 @@
           <w:color w:val="1A1A1A"/>
           <w:sz w:val="21"/>
         </w:rPr>
-        <w:t xml:space="preserve"> = 256 on a board means the exponents were multiplied; 4</w:t>
-      </w:r>
-      <w:r>
-        <w:rPr>
-          <w:b w:val="0"/>
-          <w:i w:val="0"/>
-          <w:color w:val="1A1A1A"/>
-          <w:sz w:val="21"/>
-          <w:vertAlign w:val="superscript"/>
-        </w:rPr>
-        <w:t>6</w:t>
-      </w:r>
-      <w:r>
-        <w:rPr>
-          <w:b w:val="0"/>
-          <w:i w:val="0"/>
-          <w:color w:val="1A1A1A"/>
-          <w:sz w:val="21"/>
-        </w:rPr>
-        <w:t xml:space="preserve"> means the bases were.</w:t>
-      </w:r>
-    </w:p>
-    <w:p>
-      <w:pPr>
-        <w:keepNext/>
-        <w:spacing w:before="200" w:after="60"/>
-      </w:pPr>
-      <w:r>
-        <w:rPr>
-          <w:b/>
-          <w:i w:val="0"/>
-          <w:color w:val="1A1A1A"/>
-          <w:sz w:val="23"/>
-        </w:rPr>
-        <w:t>Slide 19.  Whiteboards   ·   Question 2 of 9</w:t>
-      </w:r>
-    </w:p>
-    <w:p>
-      <w:pPr>
-        <w:spacing w:before="0" w:after="60"/>
-        <w:ind w:left="360" w:hanging="220"/>
-      </w:pPr>
-      <w:r>
-        <w:rPr>
-          <w:rFonts w:ascii="FreeSerif" w:hAnsi="FreeSerif" w:eastAsia="FreeSerif"/>
-          <w:b w:val="0"/>
-          <w:i w:val="0"/>
-          <w:color w:val="1A1A1A"/>
-          <w:sz w:val="16"/>
-        </w:rPr>
-        <w:t xml:space="preserve">●  </w:t>
-      </w:r>
-      <w:r>
-        <w:rPr>
-          <w:b w:val="0"/>
-          <w:i w:val="0"/>
-          <w:color w:val="1A1A1A"/>
-          <w:sz w:val="21"/>
-        </w:rPr>
-        <w:t>Reveal. Scan the back row first; question the blank boards before the wrong ones.</w:t>
-      </w:r>
-    </w:p>
-    <w:p>
-      <w:pPr>
-        <w:keepNext/>
-        <w:spacing w:before="200" w:after="60"/>
-      </w:pPr>
-      <w:r>
-        <w:rPr>
-          <w:b/>
-          <w:i w:val="0"/>
-          <w:color w:val="1A1A1A"/>
-          <w:sz w:val="23"/>
-        </w:rPr>
-        <w:t>Slide 20.  Whiteboards   ·   Question 3 of 9</w:t>
-      </w:r>
-    </w:p>
-    <w:p>
-      <w:pPr>
-        <w:spacing w:before="0" w:after="60"/>
-        <w:ind w:left="360" w:hanging="220"/>
-      </w:pPr>
-      <w:r>
-        <w:rPr>
-          <w:rFonts w:ascii="FreeSerif" w:hAnsi="FreeSerif" w:eastAsia="FreeSerif"/>
-          <w:b w:val="0"/>
-          <w:i w:val="0"/>
-          <w:color w:val="1A1A1A"/>
-          <w:sz w:val="16"/>
-        </w:rPr>
-        <w:t xml:space="preserve">●  </w:t>
-      </w:r>
-      <w:r>
-        <w:rPr>
-          <w:b w:val="0"/>
-          <w:i w:val="0"/>
-          <w:color w:val="1A1A1A"/>
-          <w:sz w:val="21"/>
-        </w:rPr>
-        <w:t>Power of a product. Either route lands on 1000. A board with 30 multiplied 10 by 3.</w:t>
-      </w:r>
-    </w:p>
-    <w:p>
-      <w:pPr>
-        <w:keepNext/>
-        <w:spacing w:before="200" w:after="60"/>
-      </w:pPr>
-      <w:r>
-        <w:rPr>
-          <w:b/>
-          <w:i w:val="0"/>
-          <w:color w:val="1A1A1A"/>
-          <w:sz w:val="23"/>
-        </w:rPr>
-        <w:t>Slide 21.  Whiteboards   ·   Question 3 of 9</w:t>
-      </w:r>
-    </w:p>
-    <w:p>
-      <w:pPr>
-        <w:spacing w:before="0" w:after="60"/>
-        <w:ind w:left="360" w:hanging="220"/>
-      </w:pPr>
-      <w:r>
-        <w:rPr>
-          <w:rFonts w:ascii="FreeSerif" w:hAnsi="FreeSerif" w:eastAsia="FreeSerif"/>
-          <w:b w:val="0"/>
-          <w:i w:val="0"/>
-          <w:color w:val="1A1A1A"/>
-          <w:sz w:val="16"/>
-        </w:rPr>
-        <w:t xml:space="preserve">●  </w:t>
-      </w:r>
-      <w:r>
-        <w:rPr>
-          <w:b w:val="0"/>
-          <w:i w:val="0"/>
-          <w:color w:val="1A1A1A"/>
-          <w:sz w:val="21"/>
-        </w:rPr>
-        <w:t>Reveal. Scan the back row first; question the blank boards before the wrong ones.</w:t>
-      </w:r>
-    </w:p>
-    <w:p>
-      <w:pPr>
-        <w:keepNext/>
-        <w:spacing w:before="200" w:after="60"/>
-      </w:pPr>
-      <w:r>
-        <w:rPr>
-          <w:b/>
-          <w:i w:val="0"/>
-          <w:color w:val="1A1A1A"/>
-          <w:sz w:val="23"/>
-        </w:rPr>
-        <w:t>Slide 22.  Whiteboards   ·   Question 4 of 9</w:t>
-      </w:r>
-    </w:p>
-    <w:p>
-      <w:pPr>
-        <w:spacing w:before="0" w:after="60"/>
-        <w:ind w:left="360" w:hanging="220"/>
-      </w:pPr>
-      <w:r>
-        <w:rPr>
-          <w:rFonts w:ascii="FreeSerif" w:hAnsi="FreeSerif" w:eastAsia="FreeSerif"/>
-          <w:b w:val="0"/>
-          <w:i w:val="0"/>
-          <w:color w:val="1A1A1A"/>
-          <w:sz w:val="16"/>
-        </w:rPr>
-        <w:t xml:space="preserve">●  </w:t>
-      </w:r>
-      <w:r>
-        <w:rPr>
-          <w:b w:val="0"/>
-          <w:i w:val="0"/>
-          <w:color w:val="1A1A1A"/>
-          <w:sz w:val="21"/>
-        </w:rPr>
-        <w:t>Power of a power. 3</w:t>
-      </w:r>
-      <w:r>
-        <w:rPr>
-          <w:b w:val="0"/>
-          <w:i w:val="0"/>
-          <w:color w:val="1A1A1A"/>
-          <w:sz w:val="21"/>
-          <w:vertAlign w:val="superscript"/>
-        </w:rPr>
-        <w:t>6</w:t>
-      </w:r>
-      <w:r>
-        <w:rPr>
-          <w:b w:val="0"/>
-          <w:i w:val="0"/>
-          <w:color w:val="1A1A1A"/>
-          <w:sz w:val="21"/>
-        </w:rPr>
-        <w:t xml:space="preserve"> means the exponents were added.</w:t>
-      </w:r>
-    </w:p>
-    <w:p>
-      <w:pPr>
-        <w:keepNext/>
-        <w:spacing w:before="200" w:after="60"/>
-      </w:pPr>
-      <w:r>
-        <w:rPr>
-          <w:b/>
-          <w:i w:val="0"/>
-          <w:color w:val="1A1A1A"/>
-          <w:sz w:val="23"/>
-        </w:rPr>
-        <w:t>Slide 23.  Whiteboards   ·   Question 4 of 9</w:t>
-      </w:r>
-    </w:p>
-    <w:p>
-      <w:pPr>
-        <w:spacing w:before="0" w:after="60"/>
-        <w:ind w:left="360" w:hanging="220"/>
-      </w:pPr>
-      <w:r>
-        <w:rPr>
-          <w:rFonts w:ascii="FreeSerif" w:hAnsi="FreeSerif" w:eastAsia="FreeSerif"/>
-          <w:b w:val="0"/>
-          <w:i w:val="0"/>
-          <w:color w:val="1A1A1A"/>
-          <w:sz w:val="16"/>
-        </w:rPr>
-        <w:t xml:space="preserve">●  </w:t>
-      </w:r>
-      <w:r>
-        <w:rPr>
-          <w:b w:val="0"/>
-          <w:i w:val="0"/>
-          <w:color w:val="1A1A1A"/>
-          <w:sz w:val="21"/>
-        </w:rPr>
-        <w:t>Reveal. Scan the back row first; question the blank boards before the wrong ones.</w:t>
-      </w:r>
-    </w:p>
-    <w:p>
-      <w:pPr>
-        <w:keepNext/>
-        <w:spacing w:before="200" w:after="60"/>
-      </w:pPr>
-      <w:r>
-        <w:rPr>
-          <w:b/>
-          <w:i w:val="0"/>
-          <w:color w:val="1A1A1A"/>
-          <w:sz w:val="23"/>
-        </w:rPr>
-        <w:t>Slide 24.  Whiteboards   ·   Question 5 of 9</w:t>
-      </w:r>
-    </w:p>
-    <w:p>
-      <w:pPr>
-        <w:spacing w:before="0" w:after="60"/>
-        <w:ind w:left="360" w:hanging="220"/>
-      </w:pPr>
-      <w:r>
-        <w:rPr>
-          <w:rFonts w:ascii="FreeSerif" w:hAnsi="FreeSerif" w:eastAsia="FreeSerif"/>
-          <w:b w:val="0"/>
-          <w:i w:val="0"/>
-          <w:color w:val="1A1A1A"/>
-          <w:sz w:val="16"/>
-        </w:rPr>
-        <w:t xml:space="preserve">●  </w:t>
-      </w:r>
-      <w:r>
-        <w:rPr>
-          <w:b w:val="0"/>
-          <w:i w:val="0"/>
-          <w:color w:val="1A1A1A"/>
-          <w:sz w:val="21"/>
-        </w:rPr>
-        <w:t>Diagnostic. B is the most common wrong board; a board full of B means the two laws are being told apart by the LOOK of the expression rather than by counting factors — go back to the Notes II expansion.</w:t>
-      </w:r>
-    </w:p>
-    <w:p>
-      <w:pPr>
-        <w:keepNext/>
-        <w:spacing w:before="200" w:after="60"/>
-      </w:pPr>
-      <w:r>
-        <w:rPr>
-          <w:b/>
-          <w:i w:val="0"/>
-          <w:color w:val="1A1A1A"/>
-          <w:sz w:val="23"/>
-        </w:rPr>
-        <w:t>Slide 25.  Whiteboards   ·   Question 5 of 9</w:t>
-      </w:r>
-    </w:p>
-    <w:p>
-      <w:pPr>
-        <w:spacing w:before="0" w:after="60"/>
-        <w:ind w:left="360" w:hanging="220"/>
-      </w:pPr>
-      <w:r>
-        <w:rPr>
-          <w:rFonts w:ascii="FreeSerif" w:hAnsi="FreeSerif" w:eastAsia="FreeSerif"/>
-          <w:b w:val="0"/>
-          <w:i w:val="0"/>
-          <w:color w:val="1A1A1A"/>
-          <w:sz w:val="16"/>
-        </w:rPr>
-        <w:t xml:space="preserve">●  </w:t>
-      </w:r>
-      <w:r>
-        <w:rPr>
-          <w:b w:val="0"/>
-          <w:i w:val="0"/>
-          <w:color w:val="1A1A1A"/>
-          <w:sz w:val="21"/>
-        </w:rPr>
-        <w:t>Reveal. Scan the back row first; question the blank boards before the wrong ones.</w:t>
-      </w:r>
-    </w:p>
-    <w:p>
-      <w:pPr>
-        <w:keepNext/>
-        <w:spacing w:before="200" w:after="60"/>
-      </w:pPr>
-      <w:r>
-        <w:rPr>
-          <w:b/>
-          <w:i w:val="0"/>
-          <w:color w:val="1A1A1A"/>
-          <w:sz w:val="23"/>
-        </w:rPr>
-        <w:t>Slide 26.  Whiteboards   ·   Question 6 of 9</w:t>
-      </w:r>
-    </w:p>
-    <w:p>
-      <w:pPr>
-        <w:spacing w:before="0" w:after="60"/>
-        <w:ind w:left="360" w:hanging="220"/>
-      </w:pPr>
-      <w:r>
-        <w:rPr>
-          <w:rFonts w:ascii="FreeSerif" w:hAnsi="FreeSerif" w:eastAsia="FreeSerif"/>
-          <w:b w:val="0"/>
-          <w:i w:val="0"/>
-          <w:color w:val="1A1A1A"/>
-          <w:sz w:val="16"/>
-        </w:rPr>
-        <w:t xml:space="preserve">●  </w:t>
-      </w:r>
-      <w:r>
-        <w:rPr>
-          <w:b w:val="0"/>
-          <w:i w:val="0"/>
-          <w:color w:val="1A1A1A"/>
-          <w:sz w:val="21"/>
-        </w:rPr>
-        <w:t>Diagnostic, mirror of Q5. D is rare but instructive: the student treated the exponent as a number to be squared.</w:t>
-      </w:r>
-    </w:p>
-    <w:p>
-      <w:pPr>
-        <w:keepNext/>
-        <w:spacing w:before="200" w:after="60"/>
-      </w:pPr>
-      <w:r>
-        <w:rPr>
-          <w:b/>
-          <w:i w:val="0"/>
-          <w:color w:val="1A1A1A"/>
-          <w:sz w:val="23"/>
-        </w:rPr>
-        <w:t>Slide 27.  Whiteboards   ·   Question 6 of 9</w:t>
-      </w:r>
-    </w:p>
-    <w:p>
-      <w:pPr>
-        <w:spacing w:before="0" w:after="60"/>
-        <w:ind w:left="360" w:hanging="220"/>
-      </w:pPr>
-      <w:r>
-        <w:rPr>
-          <w:rFonts w:ascii="FreeSerif" w:hAnsi="FreeSerif" w:eastAsia="FreeSerif"/>
-          <w:b w:val="0"/>
-          <w:i w:val="0"/>
-          <w:color w:val="1A1A1A"/>
-          <w:sz w:val="16"/>
-        </w:rPr>
-        <w:t xml:space="preserve">●  </w:t>
-      </w:r>
-      <w:r>
-        <w:rPr>
-          <w:b w:val="0"/>
-          <w:i w:val="0"/>
-          <w:color w:val="1A1A1A"/>
-          <w:sz w:val="21"/>
-        </w:rPr>
-        <w:t>Reveal. Scan the back row first; question the blank boards before the wrong ones.</w:t>
-      </w:r>
-    </w:p>
-    <w:p>
-      <w:pPr>
-        <w:keepNext/>
-        <w:spacing w:before="200" w:after="60"/>
-      </w:pPr>
-      <w:r>
-        <w:rPr>
-          <w:b/>
-          <w:i w:val="0"/>
-          <w:color w:val="1A1A1A"/>
-          <w:sz w:val="23"/>
-        </w:rPr>
-        <w:t>Slide 28.  Whiteboards   ·   Question 7 of 9</w:t>
-      </w:r>
-    </w:p>
-    <w:p>
-      <w:pPr>
-        <w:spacing w:before="0" w:after="60"/>
-        <w:ind w:left="360" w:hanging="220"/>
-      </w:pPr>
-      <w:r>
-        <w:rPr>
-          <w:rFonts w:ascii="FreeSerif" w:hAnsi="FreeSerif" w:eastAsia="FreeSerif"/>
-          <w:b w:val="0"/>
-          <w:i w:val="0"/>
-          <w:color w:val="1A1A1A"/>
-          <w:sz w:val="16"/>
-        </w:rPr>
-        <w:t xml:space="preserve">●  </w:t>
-      </w:r>
-      <w:r>
-        <w:rPr>
-          <w:b w:val="0"/>
-          <w:i w:val="0"/>
-          <w:color w:val="1A1A1A"/>
-          <w:sz w:val="21"/>
-        </w:rPr>
-        <w:t>Same base with a sign. A board with 27 dropped the sign; a board with −3</w:t>
-      </w:r>
-      <w:r>
-        <w:rPr>
-          <w:b w:val="0"/>
-          <w:i w:val="0"/>
-          <w:color w:val="1A1A1A"/>
-          <w:sz w:val="21"/>
-          <w:vertAlign w:val="superscript"/>
-        </w:rPr>
-        <w:t>3</w:t>
-      </w:r>
-      <w:r>
-        <w:rPr>
-          <w:b w:val="0"/>
-          <w:i w:val="0"/>
-          <w:color w:val="1A1A1A"/>
-          <w:sz w:val="21"/>
-        </w:rPr>
-        <w:t xml:space="preserve"> read as −27 is fine but ask for the parentheses.</w:t>
-      </w:r>
-    </w:p>
-    <w:p>
-      <w:pPr>
-        <w:keepNext/>
-        <w:spacing w:before="200" w:after="60"/>
-      </w:pPr>
-      <w:r>
-        <w:rPr>
-          <w:b/>
-          <w:i w:val="0"/>
-          <w:color w:val="1A1A1A"/>
-          <w:sz w:val="23"/>
-        </w:rPr>
-        <w:t>Slide 29.  Whiteboards   ·   Question 7 of 9</w:t>
-      </w:r>
-    </w:p>
-    <w:p>
-      <w:pPr>
-        <w:spacing w:before="0" w:after="60"/>
-        <w:ind w:left="360" w:hanging="220"/>
-      </w:pPr>
-      <w:r>
-        <w:rPr>
-          <w:rFonts w:ascii="FreeSerif" w:hAnsi="FreeSerif" w:eastAsia="FreeSerif"/>
-          <w:b w:val="0"/>
-          <w:i w:val="0"/>
-          <w:color w:val="1A1A1A"/>
-          <w:sz w:val="16"/>
-        </w:rPr>
-        <w:t xml:space="preserve">●  </w:t>
-      </w:r>
-      <w:r>
-        <w:rPr>
-          <w:b w:val="0"/>
-          <w:i w:val="0"/>
-          <w:color w:val="1A1A1A"/>
-          <w:sz w:val="21"/>
-        </w:rPr>
-        <w:t>Reveal. Scan the back row first; question the blank boards before the wrong ones.</w:t>
-      </w:r>
-    </w:p>
-    <w:p>
-      <w:pPr>
-        <w:keepNext/>
-        <w:spacing w:before="200" w:after="60"/>
-      </w:pPr>
-      <w:r>
-        <w:rPr>
-          <w:b/>
-          <w:i w:val="0"/>
-          <w:color w:val="1A1A1A"/>
-          <w:sz w:val="23"/>
-        </w:rPr>
-        <w:t>Slide 30.  Whiteboards   ·   Question 8 of 9</w:t>
-      </w:r>
-    </w:p>
-    <w:p>
-      <w:pPr>
-        <w:spacing w:before="0" w:after="60"/>
-        <w:ind w:left="360" w:hanging="220"/>
-      </w:pPr>
-      <w:r>
-        <w:rPr>
-          <w:rFonts w:ascii="FreeSerif" w:hAnsi="FreeSerif" w:eastAsia="FreeSerif"/>
-          <w:b w:val="0"/>
-          <w:i w:val="0"/>
-          <w:color w:val="1A1A1A"/>
-          <w:sz w:val="16"/>
-        </w:rPr>
-        <w:t xml:space="preserve">●  </w:t>
-      </w:r>
-      <w:r>
-        <w:rPr>
-          <w:b w:val="0"/>
-          <w:i w:val="0"/>
-          <w:color w:val="1A1A1A"/>
-          <w:sz w:val="21"/>
-        </w:rPr>
-        <w:t>Rational base. This is the B1G-M example item for 7.NSO.1.1. A board with 1/10 multiplied the bases' denominators by the count; 1/6 multiplied exponents and used ½ once.</w:t>
-      </w:r>
-    </w:p>
-    <w:p>
-      <w:pPr>
-        <w:keepNext/>
-        <w:spacing w:before="200" w:after="60"/>
-      </w:pPr>
-      <w:r>
-        <w:rPr>
-          <w:b/>
-          <w:i w:val="0"/>
-          <w:color w:val="1A1A1A"/>
-          <w:sz w:val="23"/>
-        </w:rPr>
-        <w:t>Slide 31.  Whiteboards   ·   Question 8 of 9</w:t>
-      </w:r>
-    </w:p>
-    <w:p>
-      <w:pPr>
-        <w:spacing w:before="0" w:after="60"/>
-        <w:ind w:left="360" w:hanging="220"/>
-      </w:pPr>
-      <w:r>
-        <w:rPr>
-          <w:rFonts w:ascii="FreeSerif" w:hAnsi="FreeSerif" w:eastAsia="FreeSerif"/>
-          <w:b w:val="0"/>
-          <w:i w:val="0"/>
-          <w:color w:val="1A1A1A"/>
-          <w:sz w:val="16"/>
-        </w:rPr>
-        <w:t xml:space="preserve">●  </w:t>
-      </w:r>
-      <w:r>
-        <w:rPr>
-          <w:b w:val="0"/>
-          <w:i w:val="0"/>
-          <w:color w:val="1A1A1A"/>
-          <w:sz w:val="21"/>
-        </w:rPr>
-        <w:t>Reveal. Scan the back row first; question the blank boards before the wrong ones.</w:t>
-      </w:r>
-    </w:p>
-    <w:p>
-      <w:pPr>
-        <w:keepNext/>
-        <w:spacing w:before="200" w:after="60"/>
-      </w:pPr>
-      <w:r>
-        <w:rPr>
-          <w:b/>
-          <w:i w:val="0"/>
-          <w:color w:val="1A1A1A"/>
-          <w:sz w:val="23"/>
-        </w:rPr>
-        <w:t>Slide 32.  Whiteboards   ·   Question 9 of 9</w:t>
-      </w:r>
-    </w:p>
-    <w:p>
-      <w:pPr>
-        <w:spacing w:before="0" w:after="60"/>
-        <w:ind w:left="360" w:hanging="220"/>
-      </w:pPr>
-      <w:r>
-        <w:rPr>
-          <w:rFonts w:ascii="FreeSerif" w:hAnsi="FreeSerif" w:eastAsia="FreeSerif"/>
-          <w:b w:val="0"/>
-          <w:i w:val="0"/>
-          <w:color w:val="1A1A1A"/>
-          <w:sz w:val="16"/>
-        </w:rPr>
-        <w:t xml:space="preserve">●  </w:t>
-      </w:r>
-      <w:r>
-        <w:rPr>
-          <w:b w:val="0"/>
-          <w:i w:val="0"/>
-          <w:color w:val="1A1A1A"/>
-          <w:sz w:val="21"/>
-        </w:rPr>
-        <w:t>Written. The law needs a product; a sum is evaluated first. Accept any answer that says 'add first' and lands on 512. A student who writes 10</w:t>
-      </w:r>
-      <w:r>
-        <w:rPr>
-          <w:b w:val="0"/>
-          <w:i w:val="0"/>
-          <w:color w:val="1A1A1A"/>
-          <w:sz w:val="21"/>
-          <w:vertAlign w:val="superscript"/>
-        </w:rPr>
-        <w:t>3</w:t>
-      </w:r>
-      <w:r>
-        <w:rPr>
-          <w:b w:val="0"/>
-          <w:i w:val="0"/>
-          <w:color w:val="1A1A1A"/>
-          <w:sz w:val="21"/>
-        </w:rPr>
-        <w:t xml:space="preserve"> + (−2)</w:t>
-      </w:r>
-      <w:r>
-        <w:rPr>
-          <w:b w:val="0"/>
-          <w:i w:val="0"/>
-          <w:color w:val="1A1A1A"/>
-          <w:sz w:val="21"/>
-          <w:vertAlign w:val="superscript"/>
-        </w:rPr>
-        <w:t>3</w:t>
-      </w:r>
-      <w:r>
-        <w:rPr>
-          <w:b w:val="0"/>
-          <w:i w:val="0"/>
-          <w:color w:val="1A1A1A"/>
-          <w:sz w:val="21"/>
-        </w:rPr>
-        <w:t xml:space="preserve"> = 992 has distributed the exponent over addition — the misconception this question exists to surface.</w:t>
-      </w:r>
-    </w:p>
-    <w:p>
-      <w:pPr>
-        <w:keepNext/>
-        <w:spacing w:before="200" w:after="60"/>
-      </w:pPr>
-      <w:r>
-        <w:rPr>
-          <w:b/>
-          <w:i w:val="0"/>
-          <w:color w:val="1A1A1A"/>
-          <w:sz w:val="23"/>
-        </w:rPr>
-        <w:t>Slide 33.  Whiteboards   ·   Question 9 of 9</w:t>
-      </w:r>
-    </w:p>
-    <w:p>
-      <w:pPr>
-        <w:spacing w:before="0" w:after="60"/>
-        <w:ind w:left="360" w:hanging="220"/>
-      </w:pPr>
-      <w:r>
-        <w:rPr>
-          <w:rFonts w:ascii="FreeSerif" w:hAnsi="FreeSerif" w:eastAsia="FreeSerif"/>
-          <w:b w:val="0"/>
-          <w:i w:val="0"/>
-          <w:color w:val="1A1A1A"/>
-          <w:sz w:val="16"/>
-        </w:rPr>
-        <w:t xml:space="preserve">●  </w:t>
-      </w:r>
-      <w:r>
-        <w:rPr>
-          <w:b w:val="0"/>
-          <w:i w:val="0"/>
-          <w:color w:val="1A1A1A"/>
-          <w:sz w:val="21"/>
-        </w:rPr>
-        <w:t>Reveal. Scan the back row first; question the blank boards before the wrong ones.</w:t>
-      </w:r>
-    </w:p>
-    <w:p>
-      <w:pPr>
-        <w:keepNext/>
-        <w:spacing w:before="200" w:after="60"/>
-      </w:pPr>
-      <w:r>
-        <w:rPr>
-          <w:b/>
-          <w:i w:val="0"/>
-          <w:color w:val="1A1A1A"/>
-          <w:sz w:val="23"/>
-        </w:rPr>
-        <w:t>Slide 34.  IXL — Last five minutes.</w:t>
-      </w:r>
-      <w:r>
-        <w:rPr>
-          <w:b w:val="0"/>
-          <w:i/>
-          <w:color w:val="6B6B6B"/>
-          <w:sz w:val="19"/>
-        </w:rPr>
-        <w:t xml:space="preserve">    5 min</w:t>
-      </w:r>
-    </w:p>
-    <w:p>
-      <w:pPr>
-        <w:spacing w:before="0" w:after="60"/>
-        <w:ind w:left="360" w:hanging="220"/>
-      </w:pPr>
-      <w:r>
-        <w:rPr>
-          <w:rFonts w:ascii="FreeSerif" w:hAnsi="FreeSerif" w:eastAsia="FreeSerif"/>
-          <w:b w:val="0"/>
-          <w:i w:val="0"/>
-          <w:color w:val="1A1A1A"/>
-          <w:sz w:val="16"/>
-        </w:rPr>
-        <w:t xml:space="preserve">●  </w:t>
-      </w:r>
-      <w:r>
-        <w:rPr>
-          <w:b w:val="0"/>
-          <w:i w:val="0"/>
-          <w:color w:val="1A1A1A"/>
-          <w:sz w:val="21"/>
-        </w:rPr>
-        <w:t>IXL: whatever is not finished is tonight's practice; SmartScore 67.</w:t>
-      </w:r>
-    </w:p>
-    <w:p>
-      <w:pPr>
-        <w:keepNext/>
-        <w:spacing w:before="280" w:after="120"/>
-        <w:pBdr>
-          <w:bottom w:val="single" w:sz="8" w:space="2" w:color="1A1A1A"/>
-        </w:pBdr>
-      </w:pPr>
-      <w:r>
-        <w:rPr>
-          <w:b/>
-          <w:i w:val="0"/>
-          <w:color w:val="1A1A1A"/>
-          <w:sz w:val="30"/>
-        </w:rPr>
-        <w:t>The Whiteboard Round — what each board tells you</w:t>
-      </w:r>
-    </w:p>
-    <w:p>
-      <w:pPr>
-        <w:spacing w:before="0" w:after="120"/>
-      </w:pPr>
-      <w:r>
-        <w:rPr>
-          <w:b w:val="0"/>
-          <w:i w:val="0"/>
-          <w:color w:val="1A1A1A"/>
-          <w:sz w:val="21"/>
-        </w:rPr>
-        <w:t>Nine questions, one at a time, each with its reveal. Boards down until the cue, all up together, scan the back row first, question the blank boards before the wrong ones. Question 9 is written work. Every wrong option on a multiple-choice question is a named error; the benchmark it comes from is cited.</w:t>
-      </w:r>
-    </w:p>
-    <w:tbl>
-      <w:tblPr>
-        <w:tblLayout w:type="fixed"/>
-        <w:tblLook w:firstColumn="1" w:firstRow="1" w:lastColumn="0" w:lastRow="0" w:noHBand="0" w:noVBand="1" w:val="04A0"/>
-        <w:tblLayout w:type="fixed"/>
-        <w:tblW w:w="9360" w:type="dxa"/>
-      </w:tblPr>
-      <w:tblGrid>
-        <w:gridCol w:w="400"/>
-        <w:gridCol w:w="3300"/>
-        <w:gridCol w:w="1900"/>
-        <w:gridCol w:w="3760"/>
-      </w:tblGrid>
-      <w:tr>
-        <w:trPr>
-          <w:cantSplit/>
-          <w:tblHeader/>
-        </w:trPr>
-        <w:tc>
-          <w:tcPr>
-            <w:tcW w:type="dxa" w:w="400"/>
-            <w:tcMar>
-              <w:top w:w="60" w:type="dxa"/>
-              <w:left w:w="100" w:type="dxa"/>
-              <w:bottom w:w="60" w:type="dxa"/>
-              <w:right w:w="100" w:type="dxa"/>
-            </w:tcMar>
-            <w:tcBorders>
-              <w:top w:val="single" w:sz="6" w:color="1A1A1A"/>
-              <w:left w:val="single" w:sz="6" w:color="1A1A1A"/>
-              <w:bottom w:val="single" w:sz="6" w:color="1A1A1A"/>
-              <w:right w:val="single" w:sz="6" w:color="1A1A1A"/>
-            </w:tcBorders>
-            <w:shd w:val="clear" w:color="auto" w:fill="D9D9D9"/>
-          </w:tcPr>
-          <w:p>
-            <w:pPr>
-              <w:spacing w:after="0"/>
-              <w:jc w:val="center"/>
-            </w:pPr>
-            <w:r>
-              <w:rPr>
-                <w:b/>
-                <w:i w:val="0"/>
-                <w:color w:val="1A1A1A"/>
-                <w:sz w:val="19"/>
-              </w:rPr>
-              <w:t>#</w:t>
-            </w:r>
-          </w:p>
-        </w:tc>
-        <w:tc>
-          <w:tcPr>
-            <w:tcW w:type="dxa" w:w="3300"/>
-            <w:tcMar>
-              <w:top w:w="60" w:type="dxa"/>
-              <w:left w:w="100" w:type="dxa"/>
-              <w:bottom w:w="60" w:type="dxa"/>
-              <w:right w:w="100" w:type="dxa"/>
-            </w:tcMar>
-            <w:tcBorders>
-              <w:top w:val="single" w:sz="6" w:color="1A1A1A"/>
-              <w:left w:val="single" w:sz="6" w:color="1A1A1A"/>
-              <w:bottom w:val="single" w:sz="6" w:color="1A1A1A"/>
-              <w:right w:val="single" w:sz="6" w:color="1A1A1A"/>
-            </w:tcBorders>
-            <w:shd w:val="clear" w:color="auto" w:fill="D9D9D9"/>
-          </w:tcPr>
-          <w:p>
-            <w:pPr>
-              <w:spacing w:after="0"/>
-              <w:jc w:val="center"/>
-            </w:pPr>
-            <w:r>
-              <w:rPr>
-                <w:b/>
-                <w:i w:val="0"/>
-                <w:color w:val="1A1A1A"/>
-                <w:sz w:val="19"/>
-              </w:rPr>
-              <w:t>Question</w:t>
-            </w:r>
-          </w:p>
-        </w:tc>
-        <w:tc>
-          <w:tcPr>
-            <w:tcW w:type="dxa" w:w="1900"/>
-            <w:tcMar>
-              <w:top w:w="60" w:type="dxa"/>
-              <w:left w:w="100" w:type="dxa"/>
-              <w:bottom w:w="60" w:type="dxa"/>
-              <w:right w:w="100" w:type="dxa"/>
-            </w:tcMar>
-            <w:tcBorders>
-              <w:top w:val="single" w:sz="6" w:color="1A1A1A"/>
-              <w:left w:val="single" w:sz="6" w:color="1A1A1A"/>
-              <w:bottom w:val="single" w:sz="6" w:color="1A1A1A"/>
-              <w:right w:val="single" w:sz="6" w:color="1A1A1A"/>
-            </w:tcBorders>
-            <w:shd w:val="clear" w:color="auto" w:fill="D9D9D9"/>
-          </w:tcPr>
-          <w:p>
-            <w:pPr>
-              <w:spacing w:after="0"/>
-              <w:jc w:val="center"/>
-            </w:pPr>
-            <w:r>
-              <w:rPr>
-                <w:b/>
-                <w:i w:val="0"/>
-                <w:color w:val="1A1A1A"/>
-                <w:sz w:val="19"/>
-              </w:rPr>
-              <w:t>Answer</w:t>
-            </w:r>
-          </w:p>
-        </w:tc>
-        <w:tc>
-          <w:tcPr>
-            <w:tcW w:type="dxa" w:w="3760"/>
-            <w:tcMar>
-              <w:top w:w="60" w:type="dxa"/>
-              <w:left w:w="100" w:type="dxa"/>
-              <w:bottom w:w="60" w:type="dxa"/>
-              <w:right w:w="100" w:type="dxa"/>
-            </w:tcMar>
-            <w:tcBorders>
-              <w:top w:val="single" w:sz="6" w:color="1A1A1A"/>
-              <w:left w:val="single" w:sz="6" w:color="1A1A1A"/>
-              <w:bottom w:val="single" w:sz="6" w:color="1A1A1A"/>
-              <w:right w:val="single" w:sz="6" w:color="1A1A1A"/>
-            </w:tcBorders>
-            <w:shd w:val="clear" w:color="auto" w:fill="D9D9D9"/>
-          </w:tcPr>
-          <w:p>
-            <w:pPr>
-              <w:spacing w:after="0"/>
-              <w:jc w:val="center"/>
-            </w:pPr>
-            <w:r>
-              <w:rPr>
-                <w:b/>
-                <w:i w:val="0"/>
-                <w:color w:val="1A1A1A"/>
-                <w:sz w:val="19"/>
-              </w:rPr>
-              <w:t>What a wrong board says</w:t>
-            </w:r>
-          </w:p>
-        </w:tc>
-      </w:tr>
-      <w:tr>
-        <w:trPr>
-          <w:cantSplit/>
-        </w:trPr>
-        <w:tc>
-          <w:tcPr>
-            <w:tcW w:type="dxa" w:w="400"/>
-            <w:tcMar>
-              <w:top w:w="60" w:type="dxa"/>
-              <w:left w:w="100" w:type="dxa"/>
-              <w:bottom w:w="60" w:type="dxa"/>
-              <w:right w:w="100" w:type="dxa"/>
-            </w:tcMar>
-            <w:tcBorders>
-              <w:top w:val="single" w:sz="6" w:color="1A1A1A"/>
-              <w:left w:val="single" w:sz="6" w:color="1A1A1A"/>
-              <w:bottom w:val="single" w:sz="6" w:color="1A1A1A"/>
-              <w:right w:val="single" w:sz="6" w:color="1A1A1A"/>
-            </w:tcBorders>
-          </w:tcPr>
-          <w:p>
-            <w:pPr>
-              <w:spacing w:after="0"/>
-            </w:pPr>
-            <w:r>
-              <w:rPr>
-                <w:b w:val="0"/>
-                <w:i w:val="0"/>
-                <w:color w:val="1A1A1A"/>
-                <w:sz w:val="19"/>
-              </w:rPr>
-              <w:t>1</w:t>
-            </w:r>
-          </w:p>
-        </w:tc>
-        <w:tc>
-          <w:tcPr>
-            <w:tcW w:type="dxa" w:w="3300"/>
-            <w:tcMar>
-              <w:top w:w="60" w:type="dxa"/>
-              <w:left w:w="100" w:type="dxa"/>
-              <w:bottom w:w="60" w:type="dxa"/>
-              <w:right w:w="100" w:type="dxa"/>
-            </w:tcMar>
-            <w:tcBorders>
-              <w:top w:val="single" w:sz="6" w:color="1A1A1A"/>
-              <w:left w:val="single" w:sz="6" w:color="1A1A1A"/>
-              <w:bottom w:val="single" w:sz="6" w:color="1A1A1A"/>
-              <w:right w:val="single" w:sz="6" w:color="1A1A1A"/>
-            </w:tcBorders>
-          </w:tcPr>
-          <w:p>
-            <w:pPr>
-              <w:spacing w:after="0"/>
-            </w:pPr>
-            <w:r>
-              <w:drawing>
-                <wp:inline xmlns:a="http://schemas.openxmlformats.org/drawingml/2006/main" xmlns:pic="http://schemas.openxmlformats.org/drawingml/2006/picture">
-                  <wp:extent cx="377952" cy="143256"/>
-                  <wp:docPr id="13" name="Picture 13"/>
-                  <wp:cNvGraphicFramePr>
-                    <a:graphicFrameLocks noChangeAspect="1"/>
-                  </wp:cNvGraphicFramePr>
-                  <a:graphic>
-                    <a:graphicData uri="http://schemas.openxmlformats.org/drawingml/2006/picture">
-                      <pic:pic>
-                        <pic:nvPicPr>
-                          <pic:cNvPr id="0" name="0cbbc3408afdb0e4.png"/>
-                          <pic:cNvPicPr/>
-                        </pic:nvPicPr>
-                        <pic:blipFill>
-                          <a:blip r:embed="rId20"/>
-                          <a:stretch>
-                            <a:fillRect/>
-                          </a:stretch>
-                        </pic:blipFill>
-                        <pic:spPr>
-                          <a:xfrm>
-                            <a:off x="0" y="0"/>
-                            <a:ext cx="377952" cy="143256"/>
-                          </a:xfrm>
-                          <a:prstGeom prst="rect"/>
-                        </pic:spPr>
-                      </pic:pic>
-                    </a:graphicData>
-                  </a:graphic>
-                </wp:inline>
-              </w:drawing>
-            </w:r>
-          </w:p>
-        </w:tc>
-        <w:tc>
-          <w:tcPr>
-            <w:tcW w:type="dxa" w:w="1900"/>
-            <w:tcMar>
-              <w:top w:w="60" w:type="dxa"/>
-              <w:left w:w="100" w:type="dxa"/>
-              <w:bottom w:w="60" w:type="dxa"/>
-              <w:right w:w="100" w:type="dxa"/>
-            </w:tcMar>
-            <w:tcBorders>
-              <w:top w:val="single" w:sz="6" w:color="1A1A1A"/>
-              <w:left w:val="single" w:sz="6" w:color="1A1A1A"/>
-              <w:bottom w:val="single" w:sz="6" w:color="1A1A1A"/>
-              <w:right w:val="single" w:sz="6" w:color="1A1A1A"/>
-            </w:tcBorders>
-          </w:tcPr>
-          <w:p>
-            <w:pPr>
-              <w:spacing w:after="0"/>
-            </w:pPr>
-            <w:r>
-              <w:drawing>
-                <wp:inline xmlns:a="http://schemas.openxmlformats.org/drawingml/2006/main" xmlns:pic="http://schemas.openxmlformats.org/drawingml/2006/picture">
-                  <wp:extent cx="131064" cy="143256"/>
-                  <wp:docPr id="14" name="Picture 14"/>
-                  <wp:cNvGraphicFramePr>
-                    <a:graphicFrameLocks noChangeAspect="1"/>
-                  </wp:cNvGraphicFramePr>
-                  <a:graphic>
-                    <a:graphicData uri="http://schemas.openxmlformats.org/drawingml/2006/picture">
-                      <pic:pic>
-                        <pic:nvPicPr>
-                          <pic:cNvPr id="0" name="3c8b00cb2072a842.png"/>
-                          <pic:cNvPicPr/>
-                        </pic:nvPicPr>
-                        <pic:blipFill>
-                          <a:blip r:embed="rId21"/>
-                          <a:stretch>
-                            <a:fillRect/>
-                          </a:stretch>
-                        </pic:blipFill>
-                        <pic:spPr>
-                          <a:xfrm>
-                            <a:off x="0" y="0"/>
-                            <a:ext cx="131064" cy="143256"/>
-                          </a:xfrm>
-                          <a:prstGeom prst="rect"/>
-                        </pic:spPr>
-                      </pic:pic>
-                    </a:graphicData>
-                  </a:graphic>
-                </wp:inline>
-              </w:drawing>
-            </w:r>
-          </w:p>
-        </w:tc>
-        <w:tc>
-          <w:tcPr>
-            <w:tcW w:type="dxa" w:w="3760"/>
-            <w:tcMar>
-              <w:top w:w="60" w:type="dxa"/>
-              <w:left w:w="100" w:type="dxa"/>
-              <w:bottom w:w="60" w:type="dxa"/>
-              <w:right w:w="100" w:type="dxa"/>
-            </w:tcMar>
-            <w:tcBorders>
-              <w:top w:val="single" w:sz="6" w:color="1A1A1A"/>
-              <w:left w:val="single" w:sz="6" w:color="1A1A1A"/>
-              <w:bottom w:val="single" w:sz="6" w:color="1A1A1A"/>
-              <w:right w:val="single" w:sz="6" w:color="1A1A1A"/>
-            </w:tcBorders>
-          </w:tcPr>
-          <w:p>
-            <w:pPr>
-              <w:spacing w:after="0"/>
-            </w:pPr>
-            <w:r>
-              <w:rPr>
-                <w:b w:val="0"/>
-                <w:i w:val="0"/>
-                <w:color w:val="1A1A1A"/>
-                <w:sz w:val="19"/>
-              </w:rPr>
-              <w:t>25</w:t>
-            </w:r>
-            <w:r>
-              <w:rPr>
-                <w:b w:val="0"/>
-                <w:i w:val="0"/>
-                <w:color w:val="1A1A1A"/>
-                <w:sz w:val="19"/>
-                <w:vertAlign w:val="superscript"/>
-              </w:rPr>
-              <w:t>5</w:t>
-            </w:r>
-            <w:r>
-              <w:rPr>
-                <w:b w:val="0"/>
-                <w:i w:val="0"/>
-                <w:color w:val="1A1A1A"/>
-                <w:sz w:val="19"/>
-              </w:rPr>
-              <w:t xml:space="preserve"> — multiplied the bases [7.NSO.1.1 misconception: operating on the bases]; 5</w:t>
-            </w:r>
-            <w:r>
-              <w:rPr>
-                <w:b w:val="0"/>
-                <w:i w:val="0"/>
-                <w:color w:val="1A1A1A"/>
-                <w:sz w:val="19"/>
-                <w:vertAlign w:val="superscript"/>
-              </w:rPr>
-              <w:t>6</w:t>
-            </w:r>
-            <w:r>
-              <w:rPr>
-                <w:b w:val="0"/>
-                <w:i w:val="0"/>
-                <w:color w:val="1A1A1A"/>
-                <w:sz w:val="19"/>
-              </w:rPr>
-              <w:t xml:space="preserve"> — multiplied the exponents [confused with power of a power]</w:t>
-            </w:r>
-          </w:p>
-        </w:tc>
-      </w:tr>
-      <w:tr>
-        <w:trPr>
-          <w:cantSplit/>
-        </w:trPr>
-        <w:tc>
-          <w:tcPr>
-            <w:tcW w:type="dxa" w:w="400"/>
-            <w:tcMar>
-              <w:top w:w="60" w:type="dxa"/>
-              <w:left w:w="100" w:type="dxa"/>
-              <w:bottom w:w="60" w:type="dxa"/>
-              <w:right w:w="100" w:type="dxa"/>
-            </w:tcMar>
-            <w:tcBorders>
-              <w:top w:val="single" w:sz="6" w:color="1A1A1A"/>
-              <w:left w:val="single" w:sz="6" w:color="1A1A1A"/>
-              <w:bottom w:val="single" w:sz="6" w:color="1A1A1A"/>
-              <w:right w:val="single" w:sz="6" w:color="1A1A1A"/>
-            </w:tcBorders>
-          </w:tcPr>
-          <w:p>
-            <w:pPr>
-              <w:spacing w:after="0"/>
-            </w:pPr>
-            <w:r>
-              <w:rPr>
-                <w:b w:val="0"/>
-                <w:i w:val="0"/>
-                <w:color w:val="1A1A1A"/>
-                <w:sz w:val="19"/>
-              </w:rPr>
-              <w:t>2</w:t>
-            </w:r>
-          </w:p>
-        </w:tc>
-        <w:tc>
-          <w:tcPr>
-            <w:tcW w:type="dxa" w:w="3300"/>
-            <w:tcMar>
-              <w:top w:w="60" w:type="dxa"/>
-              <w:left w:w="100" w:type="dxa"/>
-              <w:bottom w:w="60" w:type="dxa"/>
-              <w:right w:w="100" w:type="dxa"/>
-            </w:tcMar>
-            <w:tcBorders>
-              <w:top w:val="single" w:sz="6" w:color="1A1A1A"/>
-              <w:left w:val="single" w:sz="6" w:color="1A1A1A"/>
-              <w:bottom w:val="single" w:sz="6" w:color="1A1A1A"/>
-              <w:right w:val="single" w:sz="6" w:color="1A1A1A"/>
-            </w:tcBorders>
-          </w:tcPr>
-          <w:p>
-            <w:pPr>
-              <w:spacing w:after="0"/>
-            </w:pPr>
-            <w:r>
-              <w:drawing>
-                <wp:inline xmlns:a="http://schemas.openxmlformats.org/drawingml/2006/main" xmlns:pic="http://schemas.openxmlformats.org/drawingml/2006/picture">
-                  <wp:extent cx="381000" cy="140208"/>
-                  <wp:docPr id="15" name="Picture 15"/>
-                  <wp:cNvGraphicFramePr>
-                    <a:graphicFrameLocks noChangeAspect="1"/>
-                  </wp:cNvGraphicFramePr>
-                  <a:graphic>
-                    <a:graphicData uri="http://schemas.openxmlformats.org/drawingml/2006/picture">
-                      <pic:pic>
-                        <pic:nvPicPr>
-                          <pic:cNvPr id="0" name="f56664b0e2d7e315.png"/>
-                          <pic:cNvPicPr/>
-                        </pic:nvPicPr>
-                        <pic:blipFill>
-                          <a:blip r:embed="rId22"/>
-                          <a:stretch>
-                            <a:fillRect/>
-                          </a:stretch>
-                        </pic:blipFill>
-                        <pic:spPr>
-                          <a:xfrm>
-                            <a:off x="0" y="0"/>
-                            <a:ext cx="381000" cy="140208"/>
-                          </a:xfrm>
-                          <a:prstGeom prst="rect"/>
-                        </pic:spPr>
-                      </pic:pic>
-                    </a:graphicData>
-                  </a:graphic>
-                </wp:inline>
-              </w:drawing>
-            </w:r>
-          </w:p>
-        </w:tc>
-        <w:tc>
-          <w:tcPr>
-            <w:tcW w:type="dxa" w:w="1900"/>
-            <w:tcMar>
-              <w:top w:w="60" w:type="dxa"/>
-              <w:left w:w="100" w:type="dxa"/>
-              <w:bottom w:w="60" w:type="dxa"/>
-              <w:right w:w="100" w:type="dxa"/>
-            </w:tcMar>
-            <w:tcBorders>
-              <w:top w:val="single" w:sz="6" w:color="1A1A1A"/>
-              <w:left w:val="single" w:sz="6" w:color="1A1A1A"/>
-              <w:bottom w:val="single" w:sz="6" w:color="1A1A1A"/>
-              <w:right w:val="single" w:sz="6" w:color="1A1A1A"/>
-            </w:tcBorders>
-          </w:tcPr>
-          <w:p>
-            <w:pPr>
-              <w:spacing w:after="0"/>
-            </w:pPr>
-            <w:r>
-              <w:rPr>
-                <w:b/>
-                <w:i/>
-                <w:color w:val="9E1B32"/>
-                <w:sz w:val="19"/>
-              </w:rPr>
-              <w:t>64</w:t>
-            </w:r>
-          </w:p>
-        </w:tc>
-        <w:tc>
-          <w:tcPr>
-            <w:tcW w:type="dxa" w:w="3760"/>
-            <w:tcMar>
-              <w:top w:w="60" w:type="dxa"/>
-              <w:left w:w="100" w:type="dxa"/>
-              <w:bottom w:w="60" w:type="dxa"/>
-              <w:right w:w="100" w:type="dxa"/>
-            </w:tcMar>
-            <w:tcBorders>
-              <w:top w:val="single" w:sz="6" w:color="1A1A1A"/>
-              <w:left w:val="single" w:sz="6" w:color="1A1A1A"/>
-              <w:bottom w:val="single" w:sz="6" w:color="1A1A1A"/>
-              <w:right w:val="single" w:sz="6" w:color="1A1A1A"/>
-            </w:tcBorders>
-          </w:tcPr>
-          <w:p>
-            <w:pPr>
-              <w:spacing w:after="0"/>
-            </w:pPr>
-            <w:r>
-              <w:rPr>
-                <w:b w:val="0"/>
-                <w:i w:val="0"/>
-                <w:color w:val="1A1A1A"/>
-                <w:sz w:val="19"/>
-              </w:rPr>
-              <w:t>256 — multiplied the exponents (2</w:t>
-            </w:r>
-            <w:r>
-              <w:rPr>
-                <w:b w:val="0"/>
-                <w:i w:val="0"/>
-                <w:color w:val="1A1A1A"/>
-                <w:sz w:val="19"/>
-                <w:vertAlign w:val="superscript"/>
-              </w:rPr>
-              <w:t>8</w:t>
-            </w:r>
-            <w:r>
-              <w:rPr>
-                <w:b w:val="0"/>
-                <w:i w:val="0"/>
-                <w:color w:val="1A1A1A"/>
-                <w:sz w:val="19"/>
-              </w:rPr>
-              <w:t>); 4096 — multiplied the bases (4</w:t>
-            </w:r>
-            <w:r>
-              <w:rPr>
-                <w:b w:val="0"/>
-                <w:i w:val="0"/>
-                <w:color w:val="1A1A1A"/>
-                <w:sz w:val="19"/>
-                <w:vertAlign w:val="superscript"/>
-              </w:rPr>
-              <w:t>6</w:t>
-            </w:r>
-            <w:r>
-              <w:rPr>
-                <w:b w:val="0"/>
-                <w:i w:val="0"/>
-                <w:color w:val="1A1A1A"/>
-                <w:sz w:val="19"/>
-              </w:rPr>
-              <w:t>)</w:t>
-            </w:r>
-          </w:p>
-        </w:tc>
-      </w:tr>
-      <w:tr>
-        <w:trPr>
-          <w:cantSplit/>
-        </w:trPr>
-        <w:tc>
-          <w:tcPr>
-            <w:tcW w:type="dxa" w:w="400"/>
-            <w:tcMar>
-              <w:top w:w="60" w:type="dxa"/>
-              <w:left w:w="100" w:type="dxa"/>
-              <w:bottom w:w="60" w:type="dxa"/>
-              <w:right w:w="100" w:type="dxa"/>
-            </w:tcMar>
-            <w:tcBorders>
-              <w:top w:val="single" w:sz="6" w:color="1A1A1A"/>
-              <w:left w:val="single" w:sz="6" w:color="1A1A1A"/>
-              <w:bottom w:val="single" w:sz="6" w:color="1A1A1A"/>
-              <w:right w:val="single" w:sz="6" w:color="1A1A1A"/>
-            </w:tcBorders>
-          </w:tcPr>
-          <w:p>
-            <w:pPr>
-              <w:spacing w:after="0"/>
-            </w:pPr>
-            <w:r>
-              <w:rPr>
-                <w:b w:val="0"/>
-                <w:i w:val="0"/>
-                <w:color w:val="1A1A1A"/>
-                <w:sz w:val="19"/>
-              </w:rPr>
-              <w:t>3</w:t>
-            </w:r>
-          </w:p>
-        </w:tc>
-        <w:tc>
-          <w:tcPr>
-            <w:tcW w:type="dxa" w:w="3300"/>
-            <w:tcMar>
-              <w:top w:w="60" w:type="dxa"/>
-              <w:left w:w="100" w:type="dxa"/>
-              <w:bottom w:w="60" w:type="dxa"/>
-              <w:right w:w="100" w:type="dxa"/>
-            </w:tcMar>
-            <w:tcBorders>
-              <w:top w:val="single" w:sz="6" w:color="1A1A1A"/>
-              <w:left w:val="single" w:sz="6" w:color="1A1A1A"/>
-              <w:bottom w:val="single" w:sz="6" w:color="1A1A1A"/>
-              <w:right w:val="single" w:sz="6" w:color="1A1A1A"/>
-            </w:tcBorders>
-          </w:tcPr>
-          <w:p>
-            <w:pPr>
-              <w:spacing w:after="0"/>
-            </w:pPr>
-            <w:r>
-              <w:drawing>
-                <wp:inline xmlns:a="http://schemas.openxmlformats.org/drawingml/2006/main" xmlns:pic="http://schemas.openxmlformats.org/drawingml/2006/picture">
-                  <wp:extent cx="417576" cy="170688"/>
-                  <wp:docPr id="16" name="Picture 16"/>
-                  <wp:cNvGraphicFramePr>
-                    <a:graphicFrameLocks noChangeAspect="1"/>
-                  </wp:cNvGraphicFramePr>
-                  <a:graphic>
-                    <a:graphicData uri="http://schemas.openxmlformats.org/drawingml/2006/picture">
-                      <pic:pic>
-                        <pic:nvPicPr>
-                          <pic:cNvPr id="0" name="6bff253168f0d343.png"/>
-                          <pic:cNvPicPr/>
-                        </pic:nvPicPr>
-                        <pic:blipFill>
-                          <a:blip r:embed="rId23"/>
-                          <a:stretch>
-                            <a:fillRect/>
-                          </a:stretch>
-                        </pic:blipFill>
-                        <pic:spPr>
-                          <a:xfrm>
-                            <a:off x="0" y="0"/>
-                            <a:ext cx="417576" cy="170688"/>
-                          </a:xfrm>
-                          <a:prstGeom prst="rect"/>
-                        </pic:spPr>
-                      </pic:pic>
-                    </a:graphicData>
-                  </a:graphic>
-                </wp:inline>
-              </w:drawing>
-            </w:r>
-          </w:p>
-        </w:tc>
-        <w:tc>
-          <w:tcPr>
-            <w:tcW w:type="dxa" w:w="1900"/>
-            <w:tcMar>
-              <w:top w:w="60" w:type="dxa"/>
-              <w:left w:w="100" w:type="dxa"/>
-              <w:bottom w:w="60" w:type="dxa"/>
-              <w:right w:w="100" w:type="dxa"/>
-            </w:tcMar>
-            <w:tcBorders>
-              <w:top w:val="single" w:sz="6" w:color="1A1A1A"/>
-              <w:left w:val="single" w:sz="6" w:color="1A1A1A"/>
-              <w:bottom w:val="single" w:sz="6" w:color="1A1A1A"/>
-              <w:right w:val="single" w:sz="6" w:color="1A1A1A"/>
-            </w:tcBorders>
-          </w:tcPr>
-          <w:p>
-            <w:pPr>
-              <w:spacing w:after="0"/>
-            </w:pPr>
-            <w:r>
-              <w:rPr>
-                <w:b/>
-                <w:i/>
-                <w:color w:val="9E1B32"/>
-                <w:sz w:val="19"/>
-              </w:rPr>
-              <w:t>1000</w:t>
-            </w:r>
-          </w:p>
-        </w:tc>
-        <w:tc>
-          <w:tcPr>
-            <w:tcW w:type="dxa" w:w="3760"/>
-            <w:tcMar>
-              <w:top w:w="60" w:type="dxa"/>
-              <w:left w:w="100" w:type="dxa"/>
-              <w:bottom w:w="60" w:type="dxa"/>
-              <w:right w:w="100" w:type="dxa"/>
-            </w:tcMar>
-            <w:tcBorders>
-              <w:top w:val="single" w:sz="6" w:color="1A1A1A"/>
-              <w:left w:val="single" w:sz="6" w:color="1A1A1A"/>
-              <w:bottom w:val="single" w:sz="6" w:color="1A1A1A"/>
-              <w:right w:val="single" w:sz="6" w:color="1A1A1A"/>
-            </w:tcBorders>
-          </w:tcPr>
-          <w:p>
-            <w:pPr>
-              <w:spacing w:after="0"/>
-            </w:pPr>
-            <w:r>
-              <w:rPr>
-                <w:b w:val="0"/>
-                <w:i w:val="0"/>
-                <w:color w:val="1A1A1A"/>
-                <w:sz w:val="19"/>
-              </w:rPr>
-              <w:t>30 — multiplied the base by the exponent [misconception: exponent treated as a factor]; 250 — applied the exponent to one factor only</w:t>
-            </w:r>
-          </w:p>
-        </w:tc>
-      </w:tr>
-      <w:tr>
-        <w:trPr>
-          <w:cantSplit/>
-        </w:trPr>
-        <w:tc>
-          <w:tcPr>
-            <w:tcW w:type="dxa" w:w="400"/>
-            <w:tcMar>
-              <w:top w:w="60" w:type="dxa"/>
-              <w:left w:w="100" w:type="dxa"/>
-              <w:bottom w:w="60" w:type="dxa"/>
-              <w:right w:w="100" w:type="dxa"/>
-            </w:tcMar>
-            <w:tcBorders>
-              <w:top w:val="single" w:sz="6" w:color="1A1A1A"/>
-              <w:left w:val="single" w:sz="6" w:color="1A1A1A"/>
-              <w:bottom w:val="single" w:sz="6" w:color="1A1A1A"/>
-              <w:right w:val="single" w:sz="6" w:color="1A1A1A"/>
-            </w:tcBorders>
-          </w:tcPr>
-          <w:p>
-            <w:pPr>
-              <w:spacing w:after="0"/>
-            </w:pPr>
-            <w:r>
-              <w:rPr>
-                <w:b w:val="0"/>
-                <w:i w:val="0"/>
-                <w:color w:val="1A1A1A"/>
-                <w:sz w:val="19"/>
-              </w:rPr>
-              <w:t>4</w:t>
-            </w:r>
-          </w:p>
-        </w:tc>
-        <w:tc>
-          <w:tcPr>
-            <w:tcW w:type="dxa" w:w="3300"/>
-            <w:tcMar>
-              <w:top w:w="60" w:type="dxa"/>
-              <w:left w:w="100" w:type="dxa"/>
-              <w:bottom w:w="60" w:type="dxa"/>
-              <w:right w:w="100" w:type="dxa"/>
-            </w:tcMar>
-            <w:tcBorders>
-              <w:top w:val="single" w:sz="6" w:color="1A1A1A"/>
-              <w:left w:val="single" w:sz="6" w:color="1A1A1A"/>
-              <w:bottom w:val="single" w:sz="6" w:color="1A1A1A"/>
-              <w:right w:val="single" w:sz="6" w:color="1A1A1A"/>
-            </w:tcBorders>
-          </w:tcPr>
-          <w:p>
-            <w:pPr>
-              <w:spacing w:after="0"/>
-            </w:pPr>
-            <w:r>
-              <w:drawing>
-                <wp:inline xmlns:a="http://schemas.openxmlformats.org/drawingml/2006/main" xmlns:pic="http://schemas.openxmlformats.org/drawingml/2006/picture">
-                  <wp:extent cx="310896" cy="170688"/>
-                  <wp:docPr id="17" name="Picture 17"/>
-                  <wp:cNvGraphicFramePr>
-                    <a:graphicFrameLocks noChangeAspect="1"/>
-                  </wp:cNvGraphicFramePr>
-                  <a:graphic>
-                    <a:graphicData uri="http://schemas.openxmlformats.org/drawingml/2006/picture">
-                      <pic:pic>
-                        <pic:nvPicPr>
-                          <pic:cNvPr id="0" name="c470db62210989ec.png"/>
-                          <pic:cNvPicPr/>
-                        </pic:nvPicPr>
-                        <pic:blipFill>
-                          <a:blip r:embed="rId24"/>
-                          <a:stretch>
-                            <a:fillRect/>
-                          </a:stretch>
-                        </pic:blipFill>
-                        <pic:spPr>
-                          <a:xfrm>
-                            <a:off x="0" y="0"/>
-                            <a:ext cx="310896" cy="170688"/>
-                          </a:xfrm>
-                          <a:prstGeom prst="rect"/>
-                        </pic:spPr>
-                      </pic:pic>
-                    </a:graphicData>
-                  </a:graphic>
-                </wp:inline>
-              </w:drawing>
-            </w:r>
-          </w:p>
-        </w:tc>
-        <w:tc>
-          <w:tcPr>
-            <w:tcW w:type="dxa" w:w="1900"/>
-            <w:tcMar>
-              <w:top w:w="60" w:type="dxa"/>
-              <w:left w:w="100" w:type="dxa"/>
-              <w:bottom w:w="60" w:type="dxa"/>
-              <w:right w:w="100" w:type="dxa"/>
-            </w:tcMar>
-            <w:tcBorders>
-              <w:top w:val="single" w:sz="6" w:color="1A1A1A"/>
-              <w:left w:val="single" w:sz="6" w:color="1A1A1A"/>
-              <w:bottom w:val="single" w:sz="6" w:color="1A1A1A"/>
-              <w:right w:val="single" w:sz="6" w:color="1A1A1A"/>
-            </w:tcBorders>
-          </w:tcPr>
-          <w:p>
-            <w:pPr>
-              <w:spacing w:after="0"/>
-            </w:pPr>
-            <w:r>
-              <w:drawing>
-                <wp:inline xmlns:a="http://schemas.openxmlformats.org/drawingml/2006/main" xmlns:pic="http://schemas.openxmlformats.org/drawingml/2006/picture">
-                  <wp:extent cx="128016" cy="143256"/>
-                  <wp:docPr id="18" name="Picture 18"/>
-                  <wp:cNvGraphicFramePr>
-                    <a:graphicFrameLocks noChangeAspect="1"/>
-                  </wp:cNvGraphicFramePr>
-                  <a:graphic>
-                    <a:graphicData uri="http://schemas.openxmlformats.org/drawingml/2006/picture">
-                      <pic:pic>
-                        <pic:nvPicPr>
-                          <pic:cNvPr id="0" name="a638b25c721acdb4.png"/>
-                          <pic:cNvPicPr/>
-                        </pic:nvPicPr>
-                        <pic:blipFill>
-                          <a:blip r:embed="rId25"/>
-                          <a:stretch>
-                            <a:fillRect/>
-                          </a:stretch>
-                        </pic:blipFill>
-                        <pic:spPr>
-                          <a:xfrm>
-                            <a:off x="0" y="0"/>
-                            <a:ext cx="128016" cy="143256"/>
-                          </a:xfrm>
-                          <a:prstGeom prst="rect"/>
-                        </pic:spPr>
-                      </pic:pic>
-                    </a:graphicData>
-                  </a:graphic>
-                </wp:inline>
-              </w:drawing>
-            </w:r>
-          </w:p>
-        </w:tc>
-        <w:tc>
-          <w:tcPr>
-            <w:tcW w:type="dxa" w:w="3760"/>
-            <w:tcMar>
-              <w:top w:w="60" w:type="dxa"/>
-              <w:left w:w="100" w:type="dxa"/>
-              <w:bottom w:w="60" w:type="dxa"/>
-              <w:right w:w="100" w:type="dxa"/>
-            </w:tcMar>
-            <w:tcBorders>
-              <w:top w:val="single" w:sz="6" w:color="1A1A1A"/>
-              <w:left w:val="single" w:sz="6" w:color="1A1A1A"/>
-              <w:bottom w:val="single" w:sz="6" w:color="1A1A1A"/>
-              <w:right w:val="single" w:sz="6" w:color="1A1A1A"/>
-            </w:tcBorders>
-          </w:tcPr>
-          <w:p>
-            <w:pPr>
-              <w:spacing w:after="0"/>
-            </w:pPr>
-            <w:r>
-              <w:rPr>
-                <w:b w:val="0"/>
-                <w:i w:val="0"/>
-                <w:color w:val="1A1A1A"/>
-                <w:sz w:val="19"/>
-              </w:rPr>
-              <w:t>3</w:t>
-            </w:r>
-            <w:r>
-              <w:rPr>
-                <w:b w:val="0"/>
-                <w:i w:val="0"/>
-                <w:color w:val="1A1A1A"/>
-                <w:sz w:val="19"/>
-                <w:vertAlign w:val="superscript"/>
-              </w:rPr>
-              <w:t>6</w:t>
-            </w:r>
-            <w:r>
-              <w:rPr>
-                <w:b w:val="0"/>
-                <w:i w:val="0"/>
-                <w:color w:val="1A1A1A"/>
-                <w:sz w:val="19"/>
-              </w:rPr>
-              <w:t xml:space="preserve"> — added the exponents [confused with product of powers]; 9</w:t>
-            </w:r>
-            <w:r>
-              <w:rPr>
-                <w:b w:val="0"/>
-                <w:i w:val="0"/>
-                <w:color w:val="1A1A1A"/>
-                <w:sz w:val="19"/>
-                <w:vertAlign w:val="superscript"/>
-              </w:rPr>
-              <w:t>8</w:t>
-            </w:r>
-            <w:r>
-              <w:rPr>
-                <w:b w:val="0"/>
-                <w:i w:val="0"/>
-                <w:color w:val="1A1A1A"/>
-                <w:sz w:val="19"/>
-              </w:rPr>
-              <w:t xml:space="preserve"> — squared the base as well</w:t>
-            </w:r>
-          </w:p>
-        </w:tc>
-      </w:tr>
-      <w:tr>
-        <w:trPr>
-          <w:cantSplit/>
-        </w:trPr>
-        <w:tc>
-          <w:tcPr>
-            <w:tcW w:type="dxa" w:w="400"/>
-            <w:tcMar>
-              <w:top w:w="60" w:type="dxa"/>
-              <w:left w:w="100" w:type="dxa"/>
-              <w:bottom w:w="60" w:type="dxa"/>
-              <w:right w:w="100" w:type="dxa"/>
-            </w:tcMar>
-            <w:tcBorders>
-              <w:top w:val="single" w:sz="6" w:color="1A1A1A"/>
-              <w:left w:val="single" w:sz="6" w:color="1A1A1A"/>
-              <w:bottom w:val="single" w:sz="6" w:color="1A1A1A"/>
-              <w:right w:val="single" w:sz="6" w:color="1A1A1A"/>
-            </w:tcBorders>
-          </w:tcPr>
-          <w:p>
-            <w:pPr>
-              <w:spacing w:after="0"/>
-            </w:pPr>
-            <w:r>
-              <w:rPr>
-                <w:b w:val="0"/>
-                <w:i w:val="0"/>
-                <w:color w:val="1A1A1A"/>
-                <w:sz w:val="19"/>
-              </w:rPr>
-              <w:t>5</w:t>
-            </w:r>
-          </w:p>
-        </w:tc>
-        <w:tc>
-          <w:tcPr>
-            <w:tcW w:type="dxa" w:w="3300"/>
-            <w:tcMar>
-              <w:top w:w="60" w:type="dxa"/>
-              <w:left w:w="100" w:type="dxa"/>
-              <w:bottom w:w="60" w:type="dxa"/>
-              <w:right w:w="100" w:type="dxa"/>
-            </w:tcMar>
-            <w:tcBorders>
-              <w:top w:val="single" w:sz="6" w:color="1A1A1A"/>
-              <w:left w:val="single" w:sz="6" w:color="1A1A1A"/>
-              <w:bottom w:val="single" w:sz="6" w:color="1A1A1A"/>
-              <w:right w:val="single" w:sz="6" w:color="1A1A1A"/>
-            </w:tcBorders>
-          </w:tcPr>
-          <w:p>
-            <w:pPr>
-              <w:spacing w:after="0"/>
-            </w:pPr>
-            <w:r>
-              <w:rPr>
-                <w:b w:val="0"/>
-                <w:i w:val="0"/>
-                <w:color w:val="1A1A1A"/>
-                <w:sz w:val="19"/>
-              </w:rPr>
-              <w:t>Which expression is equivalent?</w:t>
-            </w:r>
-          </w:p>
-        </w:tc>
-        <w:tc>
-          <w:tcPr>
-            <w:tcW w:type="dxa" w:w="1900"/>
-            <w:tcMar>
-              <w:top w:w="60" w:type="dxa"/>
-              <w:left w:w="100" w:type="dxa"/>
-              <w:bottom w:w="60" w:type="dxa"/>
-              <w:right w:w="100" w:type="dxa"/>
-            </w:tcMar>
-            <w:tcBorders>
-              <w:top w:val="single" w:sz="6" w:color="1A1A1A"/>
-              <w:left w:val="single" w:sz="6" w:color="1A1A1A"/>
-              <w:bottom w:val="single" w:sz="6" w:color="1A1A1A"/>
-              <w:right w:val="single" w:sz="6" w:color="1A1A1A"/>
-            </w:tcBorders>
-          </w:tcPr>
-          <w:p>
-            <w:pPr>
-              <w:spacing w:after="0"/>
-            </w:pPr>
-            <w:r>
-              <w:rPr>
-                <w:b/>
-                <w:i/>
-                <w:color w:val="9E1B32"/>
-                <w:sz w:val="19"/>
-              </w:rPr>
-              <w:t>A — 4</w:t>
-            </w:r>
-            <w:r>
-              <w:rPr>
-                <w:b/>
-                <w:i/>
-                <w:color w:val="9E1B32"/>
-                <w:sz w:val="19"/>
-                <w:vertAlign w:val="superscript"/>
-              </w:rPr>
-              <w:t>5</w:t>
-            </w:r>
-          </w:p>
-        </w:tc>
-        <w:tc>
-          <w:tcPr>
-            <w:tcW w:type="dxa" w:w="3760"/>
-            <w:tcMar>
-              <w:top w:w="60" w:type="dxa"/>
-              <w:left w:w="100" w:type="dxa"/>
-              <w:bottom w:w="60" w:type="dxa"/>
-              <w:right w:w="100" w:type="dxa"/>
-            </w:tcMar>
-            <w:tcBorders>
-              <w:top w:val="single" w:sz="6" w:color="1A1A1A"/>
-              <w:left w:val="single" w:sz="6" w:color="1A1A1A"/>
-              <w:bottom w:val="single" w:sz="6" w:color="1A1A1A"/>
-              <w:right w:val="single" w:sz="6" w:color="1A1A1A"/>
-            </w:tcBorders>
-          </w:tcPr>
-          <w:p>
-            <w:pPr>
-              <w:spacing w:after="0"/>
-            </w:pPr>
-            <w:r>
-              <w:rPr>
-                <w:b w:val="0"/>
-                <w:i w:val="0"/>
-                <w:color w:val="1A1A1A"/>
-                <w:sz w:val="19"/>
-              </w:rPr>
-              <w:t>(B) multiplied the exponents — the power-of-a-power move applied to a product [7.NSO.1.1 misconception, B1G-M]; (C) multiplied the bases as well as adding the exponents [7.NSO.1.1 misconception: operating on the bases]; (D) added the bases and added the exponents [7.NSO.1.1 misconception: operating on the bases]</w:t>
-            </w:r>
-          </w:p>
-        </w:tc>
-      </w:tr>
-      <w:tr>
-        <w:trPr>
-          <w:cantSplit/>
-        </w:trPr>
-        <w:tc>
-          <w:tcPr>
-            <w:tcW w:type="dxa" w:w="400"/>
-            <w:tcMar>
-              <w:top w:w="60" w:type="dxa"/>
-              <w:left w:w="100" w:type="dxa"/>
-              <w:bottom w:w="60" w:type="dxa"/>
-              <w:right w:w="100" w:type="dxa"/>
-            </w:tcMar>
-            <w:tcBorders>
-              <w:top w:val="single" w:sz="6" w:color="1A1A1A"/>
-              <w:left w:val="single" w:sz="6" w:color="1A1A1A"/>
-              <w:bottom w:val="single" w:sz="6" w:color="1A1A1A"/>
-              <w:right w:val="single" w:sz="6" w:color="1A1A1A"/>
-            </w:tcBorders>
-          </w:tcPr>
-          <w:p>
-            <w:pPr>
-              <w:spacing w:after="0"/>
-            </w:pPr>
-            <w:r>
-              <w:rPr>
-                <w:b w:val="0"/>
-                <w:i w:val="0"/>
-                <w:color w:val="1A1A1A"/>
-                <w:sz w:val="19"/>
-              </w:rPr>
-              <w:t>6</w:t>
-            </w:r>
-          </w:p>
-        </w:tc>
-        <w:tc>
-          <w:tcPr>
-            <w:tcW w:type="dxa" w:w="3300"/>
-            <w:tcMar>
-              <w:top w:w="60" w:type="dxa"/>
-              <w:left w:w="100" w:type="dxa"/>
-              <w:bottom w:w="60" w:type="dxa"/>
-              <w:right w:w="100" w:type="dxa"/>
-            </w:tcMar>
-            <w:tcBorders>
-              <w:top w:val="single" w:sz="6" w:color="1A1A1A"/>
-              <w:left w:val="single" w:sz="6" w:color="1A1A1A"/>
-              <w:bottom w:val="single" w:sz="6" w:color="1A1A1A"/>
-              <w:right w:val="single" w:sz="6" w:color="1A1A1A"/>
-            </w:tcBorders>
-          </w:tcPr>
-          <w:p>
-            <w:pPr>
-              <w:spacing w:after="0"/>
-            </w:pPr>
-            <w:r>
-              <w:rPr>
-                <w:b w:val="0"/>
-                <w:i w:val="0"/>
-                <w:color w:val="1A1A1A"/>
-                <w:sz w:val="19"/>
-              </w:rPr>
-              <w:t>Which expression is equivalent?</w:t>
-            </w:r>
-          </w:p>
-        </w:tc>
-        <w:tc>
-          <w:tcPr>
-            <w:tcW w:type="dxa" w:w="1900"/>
-            <w:tcMar>
-              <w:top w:w="60" w:type="dxa"/>
-              <w:left w:w="100" w:type="dxa"/>
-              <w:bottom w:w="60" w:type="dxa"/>
-              <w:right w:w="100" w:type="dxa"/>
-            </w:tcMar>
-            <w:tcBorders>
-              <w:top w:val="single" w:sz="6" w:color="1A1A1A"/>
-              <w:left w:val="single" w:sz="6" w:color="1A1A1A"/>
-              <w:bottom w:val="single" w:sz="6" w:color="1A1A1A"/>
-              <w:right w:val="single" w:sz="6" w:color="1A1A1A"/>
-            </w:tcBorders>
-          </w:tcPr>
-          <w:p>
-            <w:pPr>
-              <w:spacing w:after="0"/>
-            </w:pPr>
-            <w:r>
-              <w:rPr>
-                <w:b/>
-                <w:i/>
-                <w:color w:val="9E1B32"/>
-                <w:sz w:val="19"/>
-              </w:rPr>
-              <w:t>A — 2</w:t>
-            </w:r>
-            <w:r>
-              <w:rPr>
-                <w:b/>
-                <w:i/>
-                <w:color w:val="9E1B32"/>
-                <w:sz w:val="19"/>
-                <w:vertAlign w:val="superscript"/>
-              </w:rPr>
-              <w:t>6</w:t>
-            </w:r>
-          </w:p>
-        </w:tc>
-        <w:tc>
-          <w:tcPr>
-            <w:tcW w:type="dxa" w:w="3760"/>
-            <w:tcMar>
-              <w:top w:w="60" w:type="dxa"/>
-              <w:left w:w="100" w:type="dxa"/>
-              <w:bottom w:w="60" w:type="dxa"/>
-              <w:right w:w="100" w:type="dxa"/>
-            </w:tcMar>
-            <w:tcBorders>
-              <w:top w:val="single" w:sz="6" w:color="1A1A1A"/>
-              <w:left w:val="single" w:sz="6" w:color="1A1A1A"/>
-              <w:bottom w:val="single" w:sz="6" w:color="1A1A1A"/>
-              <w:right w:val="single" w:sz="6" w:color="1A1A1A"/>
-            </w:tcBorders>
-          </w:tcPr>
-          <w:p>
-            <w:pPr>
-              <w:spacing w:after="0"/>
-            </w:pPr>
-            <w:r>
-              <w:rPr>
-                <w:b w:val="0"/>
-                <w:i w:val="0"/>
-                <w:color w:val="1A1A1A"/>
-                <w:sz w:val="19"/>
-              </w:rPr>
-              <w:t>(B) added the exponents — the product-of-powers move applied to a power of a power [7.NSO.1.1 misconception, B1G-M]; (C) raised the base to the outer exponent as well [7.NSO.1.1 misconception: operating on the bases]; (D) raised the inner exponent to the outer one, 3</w:t>
-            </w:r>
-            <w:r>
-              <w:rPr>
-                <w:b w:val="0"/>
-                <w:i w:val="0"/>
-                <w:color w:val="1A1A1A"/>
-                <w:sz w:val="19"/>
-                <w:vertAlign w:val="superscript"/>
-              </w:rPr>
-              <w:t>2</w:t>
-            </w:r>
-            <w:r>
-              <w:rPr>
-                <w:b w:val="0"/>
-                <w:i w:val="0"/>
-                <w:color w:val="1A1A1A"/>
-                <w:sz w:val="19"/>
-              </w:rPr>
-              <w:t xml:space="preserve"> = 9 [misconception: the outer exponent applied to the exponent, not to the power]</w:t>
-            </w:r>
-          </w:p>
-        </w:tc>
-      </w:tr>
-      <w:tr>
-        <w:trPr>
-          <w:cantSplit/>
-        </w:trPr>
-        <w:tc>
-          <w:tcPr>
-            <w:tcW w:type="dxa" w:w="400"/>
-            <w:tcMar>
-              <w:top w:w="60" w:type="dxa"/>
-              <w:left w:w="100" w:type="dxa"/>
-              <w:bottom w:w="60" w:type="dxa"/>
-              <w:right w:w="100" w:type="dxa"/>
-            </w:tcMar>
-            <w:tcBorders>
-              <w:top w:val="single" w:sz="6" w:color="1A1A1A"/>
-              <w:left w:val="single" w:sz="6" w:color="1A1A1A"/>
-              <w:bottom w:val="single" w:sz="6" w:color="1A1A1A"/>
-              <w:right w:val="single" w:sz="6" w:color="1A1A1A"/>
-            </w:tcBorders>
-          </w:tcPr>
-          <w:p>
-            <w:pPr>
-              <w:spacing w:after="0"/>
-            </w:pPr>
-            <w:r>
-              <w:rPr>
-                <w:b w:val="0"/>
-                <w:i w:val="0"/>
-                <w:color w:val="1A1A1A"/>
-                <w:sz w:val="19"/>
-              </w:rPr>
-              <w:t>7</w:t>
-            </w:r>
-          </w:p>
-        </w:tc>
-        <w:tc>
-          <w:tcPr>
-            <w:tcW w:type="dxa" w:w="3300"/>
-            <w:tcMar>
-              <w:top w:w="60" w:type="dxa"/>
-              <w:left w:w="100" w:type="dxa"/>
-              <w:bottom w:w="60" w:type="dxa"/>
-              <w:right w:w="100" w:type="dxa"/>
-            </w:tcMar>
-            <w:tcBorders>
-              <w:top w:val="single" w:sz="6" w:color="1A1A1A"/>
-              <w:left w:val="single" w:sz="6" w:color="1A1A1A"/>
-              <w:bottom w:val="single" w:sz="6" w:color="1A1A1A"/>
-              <w:right w:val="single" w:sz="6" w:color="1A1A1A"/>
-            </w:tcBorders>
-          </w:tcPr>
-          <w:p>
-            <w:pPr>
-              <w:spacing w:after="0"/>
-            </w:pPr>
-            <w:r>
-              <w:drawing>
-                <wp:inline xmlns:a="http://schemas.openxmlformats.org/drawingml/2006/main" xmlns:pic="http://schemas.openxmlformats.org/drawingml/2006/picture">
-                  <wp:extent cx="813816" cy="170688"/>
-                  <wp:docPr id="19" name="Picture 19"/>
-                  <wp:cNvGraphicFramePr>
-                    <a:graphicFrameLocks noChangeAspect="1"/>
-                  </wp:cNvGraphicFramePr>
-                  <a:graphic>
-                    <a:graphicData uri="http://schemas.openxmlformats.org/drawingml/2006/picture">
-                      <pic:pic>
-                        <pic:nvPicPr>
-                          <pic:cNvPr id="0" name="c01b3dfbac48fda0.png"/>
-                          <pic:cNvPicPr/>
-                        </pic:nvPicPr>
-                        <pic:blipFill>
-                          <a:blip r:embed="rId26"/>
-                          <a:stretch>
-                            <a:fillRect/>
-                          </a:stretch>
-                        </pic:blipFill>
-                        <pic:spPr>
-                          <a:xfrm>
-                            <a:off x="0" y="0"/>
-                            <a:ext cx="813816" cy="170688"/>
-                          </a:xfrm>
-                          <a:prstGeom prst="rect"/>
-                        </pic:spPr>
-                      </pic:pic>
-                    </a:graphicData>
-                  </a:graphic>
-                </wp:inline>
-              </w:drawing>
-            </w:r>
-          </w:p>
-        </w:tc>
-        <w:tc>
-          <w:tcPr>
-            <w:tcW w:type="dxa" w:w="1900"/>
-            <w:tcMar>
-              <w:top w:w="60" w:type="dxa"/>
-              <w:left w:w="100" w:type="dxa"/>
-              <w:bottom w:w="60" w:type="dxa"/>
-              <w:right w:w="100" w:type="dxa"/>
-            </w:tcMar>
-            <w:tcBorders>
-              <w:top w:val="single" w:sz="6" w:color="1A1A1A"/>
-              <w:left w:val="single" w:sz="6" w:color="1A1A1A"/>
-              <w:bottom w:val="single" w:sz="6" w:color="1A1A1A"/>
-              <w:right w:val="single" w:sz="6" w:color="1A1A1A"/>
-            </w:tcBorders>
-          </w:tcPr>
-          <w:p>
-            <w:pPr>
-              <w:spacing w:after="0"/>
-            </w:pPr>
-            <w:r>
-              <w:rPr>
-                <w:b/>
-                <w:i/>
-                <w:color w:val="9E1B32"/>
-                <w:sz w:val="19"/>
-              </w:rPr>
-              <w:t>−27</w:t>
-            </w:r>
-          </w:p>
-        </w:tc>
-        <w:tc>
-          <w:tcPr>
-            <w:tcW w:type="dxa" w:w="3760"/>
-            <w:tcMar>
-              <w:top w:w="60" w:type="dxa"/>
-              <w:left w:w="100" w:type="dxa"/>
-              <w:bottom w:w="60" w:type="dxa"/>
-              <w:right w:w="100" w:type="dxa"/>
-            </w:tcMar>
-            <w:tcBorders>
-              <w:top w:val="single" w:sz="6" w:color="1A1A1A"/>
-              <w:left w:val="single" w:sz="6" w:color="1A1A1A"/>
-              <w:bottom w:val="single" w:sz="6" w:color="1A1A1A"/>
-              <w:right w:val="single" w:sz="6" w:color="1A1A1A"/>
-            </w:tcBorders>
-          </w:tcPr>
-          <w:p>
-            <w:pPr>
-              <w:spacing w:after="0"/>
-            </w:pPr>
-            <w:r>
-              <w:rPr>
-                <w:b w:val="0"/>
-                <w:i w:val="0"/>
-                <w:color w:val="1A1A1A"/>
-                <w:sz w:val="19"/>
-              </w:rPr>
-              <w:t>27 — the sign was dropped when the odd power was evaluated [7.NSO.1.1 clarification: rational-number bases include negatives]</w:t>
-            </w:r>
-          </w:p>
-        </w:tc>
-      </w:tr>
-      <w:tr>
-        <w:trPr>
-          <w:cantSplit/>
-        </w:trPr>
-        <w:tc>
-          <w:tcPr>
-            <w:tcW w:type="dxa" w:w="400"/>
-            <w:tcMar>
-              <w:top w:w="60" w:type="dxa"/>
-              <w:left w:w="100" w:type="dxa"/>
-              <w:bottom w:w="60" w:type="dxa"/>
-              <w:right w:w="100" w:type="dxa"/>
-            </w:tcMar>
-            <w:tcBorders>
-              <w:top w:val="single" w:sz="6" w:color="1A1A1A"/>
-              <w:left w:val="single" w:sz="6" w:color="1A1A1A"/>
-              <w:bottom w:val="single" w:sz="6" w:color="1A1A1A"/>
-              <w:right w:val="single" w:sz="6" w:color="1A1A1A"/>
-            </w:tcBorders>
-          </w:tcPr>
-          <w:p>
-            <w:pPr>
-              <w:spacing w:after="0"/>
-            </w:pPr>
-            <w:r>
-              <w:rPr>
-                <w:b w:val="0"/>
-                <w:i w:val="0"/>
-                <w:color w:val="1A1A1A"/>
-                <w:sz w:val="19"/>
-              </w:rPr>
-              <w:t>8</w:t>
-            </w:r>
-          </w:p>
-        </w:tc>
-        <w:tc>
-          <w:tcPr>
-            <w:tcW w:type="dxa" w:w="3300"/>
-            <w:tcMar>
-              <w:top w:w="60" w:type="dxa"/>
-              <w:left w:w="100" w:type="dxa"/>
-              <w:bottom w:w="60" w:type="dxa"/>
-              <w:right w:w="100" w:type="dxa"/>
-            </w:tcMar>
-            <w:tcBorders>
-              <w:top w:val="single" w:sz="6" w:color="1A1A1A"/>
-              <w:left w:val="single" w:sz="6" w:color="1A1A1A"/>
-              <w:bottom w:val="single" w:sz="6" w:color="1A1A1A"/>
-              <w:right w:val="single" w:sz="6" w:color="1A1A1A"/>
-            </w:tcBorders>
-          </w:tcPr>
-          <w:p>
-            <w:pPr>
-              <w:spacing w:after="0"/>
-            </w:pPr>
-            <w:r>
-              <w:drawing>
-                <wp:inline xmlns:a="http://schemas.openxmlformats.org/drawingml/2006/main" xmlns:pic="http://schemas.openxmlformats.org/drawingml/2006/picture">
-                  <wp:extent cx="667512" cy="213360"/>
-                  <wp:docPr id="20" name="Picture 20"/>
-                  <wp:cNvGraphicFramePr>
-                    <a:graphicFrameLocks noChangeAspect="1"/>
-                  </wp:cNvGraphicFramePr>
-                  <a:graphic>
-                    <a:graphicData uri="http://schemas.openxmlformats.org/drawingml/2006/picture">
-                      <pic:pic>
-                        <pic:nvPicPr>
-                          <pic:cNvPr id="0" name="87dd76c0d773e88d.png"/>
-                          <pic:cNvPicPr/>
-                        </pic:nvPicPr>
-                        <pic:blipFill>
-                          <a:blip r:embed="rId27"/>
-                          <a:stretch>
-                            <a:fillRect/>
-                          </a:stretch>
-                        </pic:blipFill>
-                        <pic:spPr>
-                          <a:xfrm>
-                            <a:off x="0" y="0"/>
-                            <a:ext cx="667512" cy="213360"/>
-                          </a:xfrm>
-                          <a:prstGeom prst="rect"/>
-                        </pic:spPr>
-                      </pic:pic>
-                    </a:graphicData>
-                  </a:graphic>
-                </wp:inline>
-              </w:drawing>
-            </w:r>
-          </w:p>
-        </w:tc>
-        <w:tc>
-          <w:tcPr>
-            <w:tcW w:type="dxa" w:w="1900"/>
-            <w:tcMar>
-              <w:top w:w="60" w:type="dxa"/>
-              <w:left w:w="100" w:type="dxa"/>
-              <w:bottom w:w="60" w:type="dxa"/>
-              <w:right w:w="100" w:type="dxa"/>
-            </w:tcMar>
-            <w:tcBorders>
-              <w:top w:val="single" w:sz="6" w:color="1A1A1A"/>
-              <w:left w:val="single" w:sz="6" w:color="1A1A1A"/>
-              <w:bottom w:val="single" w:sz="6" w:color="1A1A1A"/>
-              <w:right w:val="single" w:sz="6" w:color="1A1A1A"/>
-            </w:tcBorders>
-          </w:tcPr>
-          <w:p>
-            <w:pPr>
-              <w:spacing w:after="0"/>
-            </w:pPr>
-            <w:r>
-              <w:drawing>
-                <wp:inline xmlns:a="http://schemas.openxmlformats.org/drawingml/2006/main" xmlns:pic="http://schemas.openxmlformats.org/drawingml/2006/picture">
-                  <wp:extent cx="118872" cy="216408"/>
-                  <wp:docPr id="21" name="Picture 21"/>
-                  <wp:cNvGraphicFramePr>
-                    <a:graphicFrameLocks noChangeAspect="1"/>
-                  </wp:cNvGraphicFramePr>
-                  <a:graphic>
-                    <a:graphicData uri="http://schemas.openxmlformats.org/drawingml/2006/picture">
-                      <pic:pic>
-                        <pic:nvPicPr>
-                          <pic:cNvPr id="0" name="a582da036c49e8f2.png"/>
-                          <pic:cNvPicPr/>
-                        </pic:nvPicPr>
-                        <pic:blipFill>
-                          <a:blip r:embed="rId28"/>
-                          <a:stretch>
-                            <a:fillRect/>
-                          </a:stretch>
-                        </pic:blipFill>
-                        <pic:spPr>
-                          <a:xfrm>
-                            <a:off x="0" y="0"/>
-                            <a:ext cx="118872" cy="216408"/>
-                          </a:xfrm>
-                          <a:prstGeom prst="rect"/>
-                        </pic:spPr>
-                      </pic:pic>
-                    </a:graphicData>
-                  </a:graphic>
-                </wp:inline>
-              </w:drawing>
-            </w:r>
-          </w:p>
-        </w:tc>
-        <w:tc>
-          <w:tcPr>
-            <w:tcW w:type="dxa" w:w="3760"/>
-            <w:tcMar>
-              <w:top w:w="60" w:type="dxa"/>
-              <w:left w:w="100" w:type="dxa"/>
-              <w:bottom w:w="60" w:type="dxa"/>
-              <w:right w:w="100" w:type="dxa"/>
-            </w:tcMar>
-            <w:tcBorders>
-              <w:top w:val="single" w:sz="6" w:color="1A1A1A"/>
-              <w:left w:val="single" w:sz="6" w:color="1A1A1A"/>
-              <w:bottom w:val="single" w:sz="6" w:color="1A1A1A"/>
-              <w:right w:val="single" w:sz="6" w:color="1A1A1A"/>
-            </w:tcBorders>
-          </w:tcPr>
-          <w:p>
-            <w:pPr>
-              <w:spacing w:after="0"/>
-            </w:pPr>
-            <w:r>
-              <w:rPr>
-                <w:b w:val="0"/>
-                <w:i w:val="0"/>
-                <w:color w:val="1A1A1A"/>
-                <w:sz w:val="19"/>
-              </w:rPr>
-              <w:t>1/6 — multiplied the exponents; 5/2 or 1/10 — treated the fraction as two numbers</w:t>
-            </w:r>
-          </w:p>
-        </w:tc>
-      </w:tr>
-      <w:tr>
-        <w:trPr>
-          <w:cantSplit/>
-        </w:trPr>
-        <w:tc>
-          <w:tcPr>
-            <w:tcW w:type="dxa" w:w="400"/>
-            <w:tcMar>
-              <w:top w:w="60" w:type="dxa"/>
-              <w:left w:w="100" w:type="dxa"/>
-              <w:bottom w:w="60" w:type="dxa"/>
-              <w:right w:w="100" w:type="dxa"/>
-            </w:tcMar>
-            <w:tcBorders>
-              <w:top w:val="single" w:sz="6" w:color="1A1A1A"/>
-              <w:left w:val="single" w:sz="6" w:color="1A1A1A"/>
-              <w:bottom w:val="single" w:sz="6" w:color="1A1A1A"/>
-              <w:right w:val="single" w:sz="6" w:color="1A1A1A"/>
-            </w:tcBorders>
-          </w:tcPr>
-          <w:p>
-            <w:pPr>
-              <w:spacing w:after="0"/>
-            </w:pPr>
-            <w:r>
-              <w:rPr>
-                <w:b w:val="0"/>
-                <w:i w:val="0"/>
-                <w:color w:val="1A1A1A"/>
-                <w:sz w:val="19"/>
-              </w:rPr>
-              <w:t>9</w:t>
-            </w:r>
-          </w:p>
-        </w:tc>
-        <w:tc>
-          <w:tcPr>
-            <w:tcW w:type="dxa" w:w="3300"/>
-            <w:tcMar>
-              <w:top w:w="60" w:type="dxa"/>
-              <w:left w:w="100" w:type="dxa"/>
-              <w:bottom w:w="60" w:type="dxa"/>
-              <w:right w:w="100" w:type="dxa"/>
-            </w:tcMar>
-            <w:tcBorders>
-              <w:top w:val="single" w:sz="6" w:color="1A1A1A"/>
-              <w:left w:val="single" w:sz="6" w:color="1A1A1A"/>
-              <w:bottom w:val="single" w:sz="6" w:color="1A1A1A"/>
-              <w:right w:val="single" w:sz="6" w:color="1A1A1A"/>
-            </w:tcBorders>
-          </w:tcPr>
-          <w:p>
-            <w:pPr>
-              <w:spacing w:after="0"/>
-            </w:pPr>
-            <w:r>
-              <w:rPr>
-                <w:b w:val="0"/>
-                <w:i w:val="0"/>
-                <w:color w:val="1A1A1A"/>
-                <w:sz w:val="19"/>
-              </w:rPr>
-              <w:t>Aiyanna says she can use the power of a product law to evaluate (10 + (−2))</w:t>
-            </w:r>
-            <w:r>
-              <w:rPr>
-                <w:b w:val="0"/>
-                <w:i w:val="0"/>
-                <w:color w:val="1A1A1A"/>
-                <w:sz w:val="19"/>
-                <w:vertAlign w:val="superscript"/>
-              </w:rPr>
-              <w:t>3</w:t>
-            </w:r>
-            <w:r>
-              <w:rPr>
-                <w:b w:val="0"/>
-                <w:i w:val="0"/>
-                <w:color w:val="1A1A1A"/>
-                <w:sz w:val="19"/>
-              </w:rPr>
-              <w:t>. Is she right?</w:t>
-            </w:r>
-          </w:p>
-        </w:tc>
-        <w:tc>
-          <w:tcPr>
-            <w:tcW w:type="dxa" w:w="1900"/>
-            <w:tcMar>
-              <w:top w:w="60" w:type="dxa"/>
-              <w:left w:w="100" w:type="dxa"/>
-              <w:bottom w:w="60" w:type="dxa"/>
-              <w:right w:w="100" w:type="dxa"/>
-            </w:tcMar>
-            <w:tcBorders>
-              <w:top w:val="single" w:sz="6" w:color="1A1A1A"/>
-              <w:left w:val="single" w:sz="6" w:color="1A1A1A"/>
-              <w:bottom w:val="single" w:sz="6" w:color="1A1A1A"/>
-              <w:right w:val="single" w:sz="6" w:color="1A1A1A"/>
-            </w:tcBorders>
-          </w:tcPr>
-          <w:p>
-            <w:pPr>
-              <w:spacing w:after="0"/>
-            </w:pPr>
-            <w:r>
-              <w:rPr>
-                <w:b/>
-                <w:i/>
-                <w:color w:val="9E1B32"/>
-                <w:sz w:val="19"/>
-              </w:rPr>
-              <w:t>No — (10 + (−2))</w:t>
-            </w:r>
-            <w:r>
-              <w:rPr>
-                <w:b/>
-                <w:i/>
-                <w:color w:val="9E1B32"/>
-                <w:sz w:val="19"/>
-                <w:vertAlign w:val="superscript"/>
-              </w:rPr>
-              <w:t>3</w:t>
-            </w:r>
-            <w:r>
-              <w:rPr>
-                <w:b/>
-                <w:i/>
-                <w:color w:val="9E1B32"/>
-                <w:sz w:val="19"/>
-              </w:rPr>
-              <w:t xml:space="preserve"> = 8</w:t>
-            </w:r>
-            <w:r>
-              <w:rPr>
-                <w:b/>
-                <w:i/>
-                <w:color w:val="9E1B32"/>
-                <w:sz w:val="19"/>
-                <w:vertAlign w:val="superscript"/>
-              </w:rPr>
-              <w:t>3</w:t>
-            </w:r>
-            <w:r>
-              <w:rPr>
-                <w:b/>
-                <w:i/>
-                <w:color w:val="9E1B32"/>
-                <w:sz w:val="19"/>
-              </w:rPr>
-              <w:t xml:space="preserve"> = 512</w:t>
-            </w:r>
-          </w:p>
-        </w:tc>
-        <w:tc>
-          <w:tcPr>
-            <w:tcW w:type="dxa" w:w="3760"/>
-            <w:tcMar>
-              <w:top w:w="60" w:type="dxa"/>
-              <w:left w:w="100" w:type="dxa"/>
-              <w:bottom w:w="60" w:type="dxa"/>
-              <w:right w:w="100" w:type="dxa"/>
-            </w:tcMar>
-            <w:tcBorders>
-              <w:top w:val="single" w:sz="6" w:color="1A1A1A"/>
-              <w:left w:val="single" w:sz="6" w:color="1A1A1A"/>
-              <w:bottom w:val="single" w:sz="6" w:color="1A1A1A"/>
-              <w:right w:val="single" w:sz="6" w:color="1A1A1A"/>
-            </w:tcBorders>
-          </w:tcPr>
-          <w:p>
-            <w:pPr>
-              <w:spacing w:after="0"/>
-            </w:pPr>
-            <w:r>
-              <w:rPr>
-                <w:b w:val="0"/>
-                <w:i w:val="0"/>
-                <w:color w:val="1A1A1A"/>
-                <w:sz w:val="19"/>
-              </w:rPr>
-              <w:t>992 — distributed the exponent over the sum [B1G-M 7.NSO.1.1: the laws apply to products and quotients, never to sums]</w:t>
-            </w:r>
-          </w:p>
-        </w:tc>
-      </w:tr>
-    </w:tbl>
-    <w:p>
-      <w:pPr>
-        <w:spacing w:after="0" w:before="0" w:line="20" w:lineRule="exact"/>
-      </w:pPr>
-      <w:r>
-        <w:rPr>
-          <w:sz w:val="2"/>
-        </w:rPr>
-      </w:r>
-    </w:p>
-    <w:p>
-      <w:pPr>
-        <w:keepNext/>
-        <w:spacing w:before="280" w:after="120"/>
-        <w:pBdr>
-          <w:bottom w:val="single" w:sz="8" w:space="2" w:color="1A1A1A"/>
-        </w:pBdr>
-      </w:pPr>
-      <w:r>
-        <w:rPr>
-          <w:b/>
-          <w:i w:val="0"/>
-          <w:color w:val="1A1A1A"/>
-          <w:sz w:val="30"/>
-        </w:rPr>
-        <w:t>Question Bank — variation and answers</w:t>
-      </w:r>
-    </w:p>
-    <w:p>
-      <w:pPr>
-        <w:spacing w:before="0" w:after="100"/>
-      </w:pPr>
-      <w:r>
-        <w:rPr>
-          <w:b/>
-          <w:i w:val="0"/>
-          <w:color w:val="1A1A1A"/>
-          <w:sz w:val="21"/>
-        </w:rPr>
-        <w:t xml:space="preserve">Variation.  </w:t>
-      </w:r>
-      <w:r>
-        <w:rPr>
-          <w:b w:val="0"/>
-          <w:i w:val="0"/>
-          <w:color w:val="1A1A1A"/>
-          <w:sz w:val="21"/>
-        </w:rPr>
-        <w:t>Bank questions 1–5 vary one thing at a time inside the product law: two powers, then three, then evaluate-and-multiply against the law, then a negative base, then a case the student must judge (Jose, same base). Questions 6–8 move to the power of a product with the same three moves. The pattern breaks at question 13, where the exponent is the unknown, and at 15, where an equivalent expression has a different base (4</w:t>
-      </w:r>
-      <w:r>
-        <w:rPr>
-          <w:b w:val="0"/>
-          <w:i w:val="0"/>
-          <w:color w:val="1A1A1A"/>
-          <w:sz w:val="21"/>
-          <w:vertAlign w:val="superscript"/>
-        </w:rPr>
-        <w:t>3</w:t>
-      </w:r>
-      <w:r>
-        <w:rPr>
-          <w:b w:val="0"/>
-          <w:i w:val="0"/>
-          <w:color w:val="1A1A1A"/>
-          <w:sz w:val="21"/>
-        </w:rPr>
-        <w:t xml:space="preserve"> = 2</w:t>
-      </w:r>
-      <w:r>
-        <w:rPr>
-          <w:b w:val="0"/>
-          <w:i w:val="0"/>
-          <w:color w:val="1A1A1A"/>
-          <w:sz w:val="21"/>
-          <w:vertAlign w:val="superscript"/>
-        </w:rPr>
-        <w:t>6</w:t>
-      </w:r>
-      <w:r>
-        <w:rPr>
-          <w:b w:val="0"/>
-          <w:i w:val="0"/>
-          <w:color w:val="1A1A1A"/>
-          <w:sz w:val="21"/>
-        </w:rPr>
-        <w:t>). The Additional sheet mirrors the structure with different numbers and breaks at Leeland (different bases — the law does not apply).</w:t>
-      </w:r>
-    </w:p>
-    <w:p>
-      <w:pPr>
-        <w:spacing w:before="0" w:after="120"/>
-      </w:pPr>
-      <w:r>
-        <w:rPr>
-          <w:b w:val="0"/>
-          <w:i w:val="0"/>
-          <w:color w:val="1A1A1A"/>
-          <w:sz w:val="21"/>
-        </w:rPr>
-        <w:t>The bank and its Additional sheet are posted, never assigned; they feed the quizzes. Answers below are the same values the keys print — both come from one source.</w:t>
-      </w:r>
-    </w:p>
-    <w:p>
-      <w:pPr>
-        <w:keepNext/>
-        <w:spacing w:before="200" w:after="60"/>
-      </w:pPr>
-      <w:r>
-        <w:rPr>
-          <w:b/>
-          <w:i w:val="0"/>
-          <w:color w:val="1A1A1A"/>
-          <w:sz w:val="23"/>
-        </w:rPr>
-        <w:t>Question Bank</w:t>
-      </w:r>
-    </w:p>
-    <w:p>
-      <w:pPr>
-        <w:spacing w:before="0" w:after="60"/>
-        <w:ind w:left="360" w:hanging="360"/>
-      </w:pPr>
-      <w:r>
-        <w:rPr>
-          <w:b/>
-          <w:i w:val="0"/>
-          <w:color w:val="1A1A1A"/>
-          <w:sz w:val="20"/>
-        </w:rPr>
-        <w:t xml:space="preserve">1.  </w:t>
-      </w:r>
-      <w:r>
-        <w:drawing>
-          <wp:inline xmlns:a="http://schemas.openxmlformats.org/drawingml/2006/main" xmlns:pic="http://schemas.openxmlformats.org/drawingml/2006/picture">
-            <wp:extent cx="1560576" cy="167640"/>
-            <wp:docPr id="22" name="Picture 22"/>
-            <wp:cNvGraphicFramePr>
-              <a:graphicFrameLocks noChangeAspect="1"/>
-            </wp:cNvGraphicFramePr>
-            <a:graphic>
-              <a:graphicData uri="http://schemas.openxmlformats.org/drawingml/2006/picture">
-                <pic:pic>
-                  <pic:nvPicPr>
-                    <pic:cNvPr id="0" name="b18287a9cd33dc46.png"/>
-                    <pic:cNvPicPr/>
-                  </pic:nvPicPr>
-                  <pic:blipFill>
-                    <a:blip r:embed="rId29"/>
-                    <a:stretch>
-                      <a:fillRect/>
-                    </a:stretch>
-                  </pic:blipFill>
-                  <pic:spPr>
-                    <a:xfrm>
-                      <a:off x="0" y="0"/>
-                      <a:ext cx="1560576" cy="167640"/>
-                    </a:xfrm>
-                    <a:prstGeom prst="rect"/>
-                  </pic:spPr>
-                </pic:pic>
-              </a:graphicData>
-            </a:graphic>
-          </wp:inline>
-        </w:drawing>
-      </w:r>
-    </w:p>
-    <w:p>
-      <w:pPr>
-        <w:spacing w:before="0" w:after="60"/>
-        <w:ind w:left="360" w:hanging="360"/>
-      </w:pPr>
-      <w:r>
-        <w:rPr>
-          <w:b/>
-          <w:i w:val="0"/>
-          <w:color w:val="1A1A1A"/>
-          <w:sz w:val="20"/>
-        </w:rPr>
-        <w:t xml:space="preserve">2.  </w:t>
-      </w:r>
-      <w:r>
-        <w:drawing>
-          <wp:inline xmlns:a="http://schemas.openxmlformats.org/drawingml/2006/main" xmlns:pic="http://schemas.openxmlformats.org/drawingml/2006/picture">
-            <wp:extent cx="1740408" cy="170688"/>
-            <wp:docPr id="23" name="Picture 23"/>
-            <wp:cNvGraphicFramePr>
-              <a:graphicFrameLocks noChangeAspect="1"/>
-            </wp:cNvGraphicFramePr>
-            <a:graphic>
-              <a:graphicData uri="http://schemas.openxmlformats.org/drawingml/2006/picture">
-                <pic:pic>
-                  <pic:nvPicPr>
-                    <pic:cNvPr id="0" name="16d1cdfebdbc3fa9.png"/>
-                    <pic:cNvPicPr/>
-                  </pic:nvPicPr>
-                  <pic:blipFill>
-                    <a:blip r:embed="rId30"/>
-                    <a:stretch>
-                      <a:fillRect/>
-                    </a:stretch>
-                  </pic:blipFill>
-                  <pic:spPr>
-                    <a:xfrm>
-                      <a:off x="0" y="0"/>
-                      <a:ext cx="1740408" cy="170688"/>
-                    </a:xfrm>
-                    <a:prstGeom prst="rect"/>
-                  </pic:spPr>
-                </pic:pic>
-              </a:graphicData>
-            </a:graphic>
-          </wp:inline>
-        </w:drawing>
-      </w:r>
-    </w:p>
-    <w:p>
-      <w:pPr>
-        <w:spacing w:before="0" w:after="60"/>
-        <w:ind w:left="360" w:hanging="360"/>
-      </w:pPr>
-      <w:r>
-        <w:rPr>
-          <w:b/>
-          <w:i w:val="0"/>
-          <w:color w:val="1A1A1A"/>
-          <w:sz w:val="20"/>
-        </w:rPr>
-        <w:t xml:space="preserve">3.  </w:t>
-      </w:r>
-      <w:r>
-        <w:rPr>
-          <w:b/>
-          <w:i/>
-          <w:color w:val="9E1B32"/>
-          <w:sz w:val="20"/>
-        </w:rPr>
-        <w:t>4 · 64 = 256</w:t>
-      </w:r>
-    </w:p>
-    <w:p>
-      <w:pPr>
-        <w:spacing w:before="0" w:after="60"/>
-        <w:ind w:left="360" w:hanging="360"/>
-      </w:pPr>
-      <w:r>
-        <w:rPr>
-          <w:b/>
-          <w:i w:val="0"/>
-          <w:color w:val="1A1A1A"/>
-          <w:sz w:val="20"/>
-        </w:rPr>
-        <w:t xml:space="preserve">4.  </w:t>
-      </w:r>
-      <w:r>
-        <w:drawing>
-          <wp:inline xmlns:a="http://schemas.openxmlformats.org/drawingml/2006/main" xmlns:pic="http://schemas.openxmlformats.org/drawingml/2006/picture">
-            <wp:extent cx="1264920" cy="170688"/>
-            <wp:docPr id="24" name="Picture 24"/>
-            <wp:cNvGraphicFramePr>
-              <a:graphicFrameLocks noChangeAspect="1"/>
-            </wp:cNvGraphicFramePr>
-            <a:graphic>
-              <a:graphicData uri="http://schemas.openxmlformats.org/drawingml/2006/picture">
-                <pic:pic>
-                  <pic:nvPicPr>
-                    <pic:cNvPr id="0" name="af60817e301908c0.png"/>
-                    <pic:cNvPicPr/>
-                  </pic:nvPicPr>
-                  <pic:blipFill>
-                    <a:blip r:embed="rId31"/>
-                    <a:stretch>
-                      <a:fillRect/>
-                    </a:stretch>
-                  </pic:blipFill>
-                  <pic:spPr>
-                    <a:xfrm>
-                      <a:off x="0" y="0"/>
-                      <a:ext cx="1264920" cy="170688"/>
-                    </a:xfrm>
-                    <a:prstGeom prst="rect"/>
-                  </pic:spPr>
-                </pic:pic>
-              </a:graphicData>
-            </a:graphic>
-          </wp:inline>
-        </w:drawing>
-      </w:r>
-    </w:p>
-    <w:p>
-      <w:pPr>
-        <w:spacing w:before="0" w:after="60"/>
-        <w:ind w:left="360" w:hanging="360"/>
-      </w:pPr>
-      <w:r>
-        <w:rPr>
-          <w:b/>
-          <w:i w:val="0"/>
-          <w:color w:val="1A1A1A"/>
-          <w:sz w:val="20"/>
-        </w:rPr>
-        <w:t xml:space="preserve">5.  </w:t>
-      </w:r>
-      <w:r>
-        <w:rPr>
-          <w:b/>
-          <w:i/>
-          <w:color w:val="9E1B32"/>
-          <w:sz w:val="20"/>
-        </w:rPr>
-        <w:t xml:space="preserve">Yes — the bases are the same, so </w:t>
-      </w:r>
-      <w:r>
-        <w:drawing>
-          <wp:inline xmlns:a="http://schemas.openxmlformats.org/drawingml/2006/main" xmlns:pic="http://schemas.openxmlformats.org/drawingml/2006/picture">
-            <wp:extent cx="804672" cy="146304"/>
-            <wp:docPr id="25" name="Picture 25"/>
-            <wp:cNvGraphicFramePr>
-              <a:graphicFrameLocks noChangeAspect="1"/>
-            </wp:cNvGraphicFramePr>
-            <a:graphic>
-              <a:graphicData uri="http://schemas.openxmlformats.org/drawingml/2006/picture">
-                <pic:pic>
-                  <pic:nvPicPr>
-                    <pic:cNvPr id="0" name="0c22de03e8ac4889.png"/>
-                    <pic:cNvPicPr/>
-                  </pic:nvPicPr>
-                  <pic:blipFill>
-                    <a:blip r:embed="rId32"/>
-                    <a:stretch>
-                      <a:fillRect/>
-                    </a:stretch>
-                  </pic:blipFill>
-                  <pic:spPr>
-                    <a:xfrm>
-                      <a:off x="0" y="0"/>
-                      <a:ext cx="804672" cy="146304"/>
-                    </a:xfrm>
-                    <a:prstGeom prst="rect"/>
-                  </pic:spPr>
-                </pic:pic>
-              </a:graphicData>
-            </a:graphic>
-          </wp:inline>
-        </w:drawing>
-      </w:r>
-      <w:r>
-        <w:rPr>
-          <w:b/>
-          <w:i/>
-          <w:color w:val="9E1B32"/>
-          <w:sz w:val="20"/>
-        </w:rPr>
-        <w:t>.</w:t>
-      </w:r>
-    </w:p>
-    <w:p>
-      <w:pPr>
-        <w:spacing w:before="0" w:after="60"/>
-        <w:ind w:left="360" w:hanging="360"/>
-      </w:pPr>
-      <w:r>
-        <w:rPr>
-          <w:b/>
-          <w:i w:val="0"/>
-          <w:color w:val="1A1A1A"/>
-          <w:sz w:val="20"/>
-        </w:rPr>
-        <w:t xml:space="preserve">6.  </w:t>
-      </w:r>
-      <w:r>
-        <w:drawing>
-          <wp:inline xmlns:a="http://schemas.openxmlformats.org/drawingml/2006/main" xmlns:pic="http://schemas.openxmlformats.org/drawingml/2006/picture">
-            <wp:extent cx="2176272" cy="170688"/>
-            <wp:docPr id="26" name="Picture 26"/>
-            <wp:cNvGraphicFramePr>
-              <a:graphicFrameLocks noChangeAspect="1"/>
-            </wp:cNvGraphicFramePr>
-            <a:graphic>
-              <a:graphicData uri="http://schemas.openxmlformats.org/drawingml/2006/picture">
-                <pic:pic>
-                  <pic:nvPicPr>
-                    <pic:cNvPr id="0" name="cb85103d7eb08ae2.png"/>
-                    <pic:cNvPicPr/>
-                  </pic:nvPicPr>
-                  <pic:blipFill>
-                    <a:blip r:embed="rId33"/>
-                    <a:stretch>
-                      <a:fillRect/>
-                    </a:stretch>
-                  </pic:blipFill>
-                  <pic:spPr>
-                    <a:xfrm>
-                      <a:off x="0" y="0"/>
-                      <a:ext cx="2176272" cy="170688"/>
-                    </a:xfrm>
-                    <a:prstGeom prst="rect"/>
-                  </pic:spPr>
-                </pic:pic>
-              </a:graphicData>
-            </a:graphic>
-          </wp:inline>
-        </w:drawing>
-      </w:r>
-    </w:p>
-    <w:p>
-      <w:pPr>
-        <w:spacing w:before="0" w:after="60"/>
-        <w:ind w:left="360" w:hanging="360"/>
-      </w:pPr>
-      <w:r>
-        <w:rPr>
-          <w:b/>
-          <w:i w:val="0"/>
-          <w:color w:val="1A1A1A"/>
-          <w:sz w:val="20"/>
-        </w:rPr>
-        <w:t xml:space="preserve">7.  </w:t>
-      </w:r>
-      <w:r>
-        <w:drawing>
-          <wp:inline xmlns:a="http://schemas.openxmlformats.org/drawingml/2006/main" xmlns:pic="http://schemas.openxmlformats.org/drawingml/2006/picture">
-            <wp:extent cx="1258824" cy="170688"/>
-            <wp:docPr id="27" name="Picture 27"/>
-            <wp:cNvGraphicFramePr>
-              <a:graphicFrameLocks noChangeAspect="1"/>
-            </wp:cNvGraphicFramePr>
-            <a:graphic>
-              <a:graphicData uri="http://schemas.openxmlformats.org/drawingml/2006/picture">
-                <pic:pic>
-                  <pic:nvPicPr>
-                    <pic:cNvPr id="0" name="cf02ab192ecc8028.png"/>
-                    <pic:cNvPicPr/>
-                  </pic:nvPicPr>
-                  <pic:blipFill>
-                    <a:blip r:embed="rId34"/>
-                    <a:stretch>
-                      <a:fillRect/>
-                    </a:stretch>
-                  </pic:blipFill>
-                  <pic:spPr>
-                    <a:xfrm>
-                      <a:off x="0" y="0"/>
-                      <a:ext cx="1258824" cy="170688"/>
-                    </a:xfrm>
-                    <a:prstGeom prst="rect"/>
-                  </pic:spPr>
-                </pic:pic>
-              </a:graphicData>
-            </a:graphic>
-          </wp:inline>
-        </w:drawing>
-      </w:r>
-    </w:p>
-    <w:p>
-      <w:pPr>
-        <w:spacing w:before="0" w:after="60"/>
-        <w:ind w:left="360" w:hanging="360"/>
-      </w:pPr>
-      <w:r>
-        <w:rPr>
-          <w:b/>
-          <w:i w:val="0"/>
-          <w:color w:val="1A1A1A"/>
-          <w:sz w:val="20"/>
-        </w:rPr>
-        <w:t xml:space="preserve">8.  </w:t>
-      </w:r>
-      <w:r>
-        <w:drawing>
-          <wp:inline xmlns:a="http://schemas.openxmlformats.org/drawingml/2006/main" xmlns:pic="http://schemas.openxmlformats.org/drawingml/2006/picture">
-            <wp:extent cx="1517904" cy="170688"/>
-            <wp:docPr id="28" name="Picture 28"/>
-            <wp:cNvGraphicFramePr>
-              <a:graphicFrameLocks noChangeAspect="1"/>
-            </wp:cNvGraphicFramePr>
-            <a:graphic>
-              <a:graphicData uri="http://schemas.openxmlformats.org/drawingml/2006/picture">
-                <pic:pic>
-                  <pic:nvPicPr>
-                    <pic:cNvPr id="0" name="fd4a90cdfeac2e73.png"/>
-                    <pic:cNvPicPr/>
-                  </pic:nvPicPr>
-                  <pic:blipFill>
-                    <a:blip r:embed="rId35"/>
-                    <a:stretch>
-                      <a:fillRect/>
-                    </a:stretch>
-                  </pic:blipFill>
-                  <pic:spPr>
-                    <a:xfrm>
-                      <a:off x="0" y="0"/>
-                      <a:ext cx="1517904" cy="170688"/>
-                    </a:xfrm>
-                    <a:prstGeom prst="rect"/>
-                  </pic:spPr>
-                </pic:pic>
-              </a:graphicData>
-            </a:graphic>
-          </wp:inline>
-        </w:drawing>
-      </w:r>
-    </w:p>
-    <w:p>
-      <w:pPr>
-        <w:spacing w:before="0" w:after="60"/>
-        <w:ind w:left="360" w:hanging="360"/>
-      </w:pPr>
-      <w:r>
-        <w:rPr>
-          <w:b/>
-          <w:i w:val="0"/>
-          <w:color w:val="1A1A1A"/>
-          <w:sz w:val="20"/>
-        </w:rPr>
-        <w:t xml:space="preserve">9.  </w:t>
-      </w:r>
-      <w:r>
-        <w:drawing>
-          <wp:inline xmlns:a="http://schemas.openxmlformats.org/drawingml/2006/main" xmlns:pic="http://schemas.openxmlformats.org/drawingml/2006/picture">
-            <wp:extent cx="188976" cy="146304"/>
-            <wp:docPr id="29" name="Picture 29"/>
-            <wp:cNvGraphicFramePr>
-              <a:graphicFrameLocks noChangeAspect="1"/>
-            </wp:cNvGraphicFramePr>
-            <a:graphic>
-              <a:graphicData uri="http://schemas.openxmlformats.org/drawingml/2006/picture">
-                <pic:pic>
-                  <pic:nvPicPr>
-                    <pic:cNvPr id="0" name="a060c86cdd50c4b0.png"/>
-                    <pic:cNvPicPr/>
-                  </pic:nvPicPr>
-                  <pic:blipFill>
-                    <a:blip r:embed="rId36"/>
-                    <a:stretch>
-                      <a:fillRect/>
-                    </a:stretch>
-                  </pic:blipFill>
-                  <pic:spPr>
-                    <a:xfrm>
-                      <a:off x="0" y="0"/>
-                      <a:ext cx="188976" cy="146304"/>
-                    </a:xfrm>
-                    <a:prstGeom prst="rect"/>
-                  </pic:spPr>
-                </pic:pic>
-              </a:graphicData>
-            </a:graphic>
-          </wp:inline>
-        </w:drawing>
-      </w:r>
-    </w:p>
-    <w:p>
-      <w:pPr>
-        <w:spacing w:before="0" w:after="60"/>
-        <w:ind w:left="360" w:hanging="360"/>
-      </w:pPr>
-      <w:r>
-        <w:rPr>
-          <w:b/>
-          <w:i w:val="0"/>
-          <w:color w:val="1A1A1A"/>
-          <w:sz w:val="20"/>
-        </w:rPr>
-        <w:t xml:space="preserve">10.  </w:t>
-      </w:r>
-      <w:r>
-        <w:drawing>
-          <wp:inline xmlns:a="http://schemas.openxmlformats.org/drawingml/2006/main" xmlns:pic="http://schemas.openxmlformats.org/drawingml/2006/picture">
-            <wp:extent cx="1767840" cy="170688"/>
-            <wp:docPr id="30" name="Picture 30"/>
-            <wp:cNvGraphicFramePr>
-              <a:graphicFrameLocks noChangeAspect="1"/>
-            </wp:cNvGraphicFramePr>
-            <a:graphic>
-              <a:graphicData uri="http://schemas.openxmlformats.org/drawingml/2006/picture">
-                <pic:pic>
-                  <pic:nvPicPr>
-                    <pic:cNvPr id="0" name="97f62c499916867c.png"/>
-                    <pic:cNvPicPr/>
-                  </pic:nvPicPr>
-                  <pic:blipFill>
-                    <a:blip r:embed="rId37"/>
-                    <a:stretch>
-                      <a:fillRect/>
-                    </a:stretch>
-                  </pic:blipFill>
-                  <pic:spPr>
-                    <a:xfrm>
-                      <a:off x="0" y="0"/>
-                      <a:ext cx="1767840" cy="170688"/>
-                    </a:xfrm>
-                    <a:prstGeom prst="rect"/>
-                  </pic:spPr>
-                </pic:pic>
-              </a:graphicData>
-            </a:graphic>
-          </wp:inline>
-        </w:drawing>
-      </w:r>
-      <w:r>
-        <w:rPr>
-          <w:b/>
-          <w:i/>
-          <w:color w:val="9E1B32"/>
-          <w:sz w:val="20"/>
-        </w:rPr>
-        <w:t xml:space="preserve">  — power of a product</w:t>
-      </w:r>
-    </w:p>
-    <w:p>
-      <w:pPr>
-        <w:spacing w:before="0" w:after="60"/>
-        <w:ind w:left="360" w:hanging="360"/>
-      </w:pPr>
-      <w:r>
-        <w:rPr>
-          <w:b/>
-          <w:i w:val="0"/>
-          <w:color w:val="1A1A1A"/>
-          <w:sz w:val="20"/>
-        </w:rPr>
-        <w:t xml:space="preserve">11.  </w:t>
-      </w:r>
-      <w:r>
-        <w:rPr>
-          <w:b/>
-          <w:i/>
-          <w:color w:val="9E1B32"/>
-          <w:sz w:val="20"/>
-        </w:rPr>
-        <w:t xml:space="preserve">(a) 285.6  (b) </w:t>
-      </w:r>
-      <w:r>
-        <w:drawing>
-          <wp:inline xmlns:a="http://schemas.openxmlformats.org/drawingml/2006/main" xmlns:pic="http://schemas.openxmlformats.org/drawingml/2006/picture">
-            <wp:extent cx="368808" cy="213360"/>
-            <wp:docPr id="31" name="Picture 31"/>
-            <wp:cNvGraphicFramePr>
-              <a:graphicFrameLocks noChangeAspect="1"/>
-            </wp:cNvGraphicFramePr>
-            <a:graphic>
-              <a:graphicData uri="http://schemas.openxmlformats.org/drawingml/2006/picture">
-                <pic:pic>
-                  <pic:nvPicPr>
-                    <pic:cNvPr id="0" name="e2abca3119982fc3.png"/>
-                    <pic:cNvPicPr/>
-                  </pic:nvPicPr>
-                  <pic:blipFill>
-                    <a:blip r:embed="rId38"/>
-                    <a:stretch>
-                      <a:fillRect/>
-                    </a:stretch>
-                  </pic:blipFill>
-                  <pic:spPr>
-                    <a:xfrm>
-                      <a:off x="0" y="0"/>
-                      <a:ext cx="368808" cy="213360"/>
-                    </a:xfrm>
-                    <a:prstGeom prst="rect"/>
-                  </pic:spPr>
-                </pic:pic>
-              </a:graphicData>
-            </a:graphic>
-          </wp:inline>
-        </w:drawing>
-      </w:r>
-    </w:p>
-    <w:p>
-      <w:pPr>
-        <w:spacing w:before="0" w:after="60"/>
-        <w:ind w:left="360" w:hanging="360"/>
-      </w:pPr>
-      <w:r>
-        <w:rPr>
-          <w:b/>
-          <w:i w:val="0"/>
-          <w:color w:val="1A1A1A"/>
-          <w:sz w:val="20"/>
-        </w:rPr>
-        <w:t xml:space="preserve">12.  </w:t>
-      </w:r>
-      <w:r>
-        <w:rPr>
-          <w:b/>
-          <w:i/>
-          <w:color w:val="9E1B32"/>
-          <w:sz w:val="20"/>
-        </w:rPr>
-        <w:t>(a) n = 5  (b) n = 5  (c) n = 4</w:t>
-      </w:r>
-    </w:p>
-    <w:p>
-      <w:pPr>
-        <w:spacing w:before="0" w:after="60"/>
-        <w:ind w:left="360" w:hanging="360"/>
-      </w:pPr>
-      <w:r>
-        <w:rPr>
-          <w:b/>
-          <w:i w:val="0"/>
-          <w:color w:val="1A1A1A"/>
-          <w:sz w:val="20"/>
-        </w:rPr>
-        <w:t xml:space="preserve">13.  </w:t>
-      </w:r>
-      <w:r>
-        <w:rPr>
-          <w:b/>
-          <w:i/>
-          <w:color w:val="9E1B32"/>
-          <w:sz w:val="20"/>
-        </w:rPr>
-        <w:t>A  A</w:t>
-      </w:r>
-    </w:p>
-    <w:p>
-      <w:pPr>
-        <w:spacing w:before="0" w:after="60"/>
-        <w:ind w:left="360" w:hanging="360"/>
-      </w:pPr>
-      <w:r>
-        <w:rPr>
-          <w:b/>
-          <w:i w:val="0"/>
-          <w:color w:val="1A1A1A"/>
-          <w:sz w:val="20"/>
-        </w:rPr>
-        <w:t xml:space="preserve">14.  </w:t>
-      </w:r>
-      <w:r>
-        <w:rPr>
-          <w:b/>
-          <w:i/>
-          <w:color w:val="9E1B32"/>
-          <w:sz w:val="20"/>
-        </w:rPr>
-        <w:t>A, B, C, D  A, B, C and D</w:t>
-      </w:r>
-    </w:p>
-    <w:p>
-      <w:pPr>
-        <w:keepNext/>
-        <w:spacing w:before="200" w:after="60"/>
-      </w:pPr>
-      <w:r>
-        <w:rPr>
-          <w:b/>
-          <w:i w:val="0"/>
-          <w:color w:val="1A1A1A"/>
-          <w:sz w:val="23"/>
-        </w:rPr>
-        <w:t>Question Bank — Additional</w:t>
-      </w:r>
-    </w:p>
-    <w:p>
-      <w:pPr>
-        <w:spacing w:before="0" w:after="60"/>
-        <w:ind w:left="360" w:hanging="360"/>
-      </w:pPr>
-      <w:r>
-        <w:rPr>
-          <w:b/>
-          <w:i w:val="0"/>
-          <w:color w:val="1A1A1A"/>
-          <w:sz w:val="20"/>
-        </w:rPr>
-        <w:t xml:space="preserve">1.  </w:t>
-      </w:r>
-      <w:r>
-        <w:drawing>
-          <wp:inline xmlns:a="http://schemas.openxmlformats.org/drawingml/2006/main" xmlns:pic="http://schemas.openxmlformats.org/drawingml/2006/picture">
-            <wp:extent cx="1560576" cy="167640"/>
-            <wp:docPr id="32" name="Picture 32"/>
-            <wp:cNvGraphicFramePr>
-              <a:graphicFrameLocks noChangeAspect="1"/>
-            </wp:cNvGraphicFramePr>
-            <a:graphic>
-              <a:graphicData uri="http://schemas.openxmlformats.org/drawingml/2006/picture">
-                <pic:pic>
-                  <pic:nvPicPr>
-                    <pic:cNvPr id="0" name="655957ca880b8eab.png"/>
-                    <pic:cNvPicPr/>
-                  </pic:nvPicPr>
-                  <pic:blipFill>
-                    <a:blip r:embed="rId39"/>
-                    <a:stretch>
-                      <a:fillRect/>
-                    </a:stretch>
-                  </pic:blipFill>
-                  <pic:spPr>
-                    <a:xfrm>
-                      <a:off x="0" y="0"/>
-                      <a:ext cx="1560576" cy="167640"/>
-                    </a:xfrm>
-                    <a:prstGeom prst="rect"/>
-                  </pic:spPr>
-                </pic:pic>
-              </a:graphicData>
-            </a:graphic>
-          </wp:inline>
-        </w:drawing>
-      </w:r>
-    </w:p>
-    <w:p>
-      <w:pPr>
-        <w:spacing w:before="0" w:after="60"/>
-        <w:ind w:left="360" w:hanging="360"/>
-      </w:pPr>
-      <w:r>
-        <w:rPr>
-          <w:b/>
-          <w:i w:val="0"/>
-          <w:color w:val="1A1A1A"/>
-          <w:sz w:val="20"/>
-        </w:rPr>
-        <w:t xml:space="preserve">2.  </w:t>
-      </w:r>
-      <w:r>
-        <w:drawing>
-          <wp:inline xmlns:a="http://schemas.openxmlformats.org/drawingml/2006/main" xmlns:pic="http://schemas.openxmlformats.org/drawingml/2006/picture">
-            <wp:extent cx="134112" cy="143256"/>
-            <wp:docPr id="33" name="Picture 33"/>
-            <wp:cNvGraphicFramePr>
-              <a:graphicFrameLocks noChangeAspect="1"/>
-            </wp:cNvGraphicFramePr>
-            <a:graphic>
-              <a:graphicData uri="http://schemas.openxmlformats.org/drawingml/2006/picture">
-                <pic:pic>
-                  <pic:nvPicPr>
-                    <pic:cNvPr id="0" name="943ce15b0c19ac46.png"/>
-                    <pic:cNvPicPr/>
-                  </pic:nvPicPr>
-                  <pic:blipFill>
-                    <a:blip r:embed="rId40"/>
-                    <a:stretch>
-                      <a:fillRect/>
-                    </a:stretch>
-                  </pic:blipFill>
-                  <pic:spPr>
-                    <a:xfrm>
-                      <a:off x="0" y="0"/>
-                      <a:ext cx="134112" cy="143256"/>
-                    </a:xfrm>
-                    <a:prstGeom prst="rect"/>
-                  </pic:spPr>
-                </pic:pic>
-              </a:graphicData>
-            </a:graphic>
-          </wp:inline>
-        </w:drawing>
-      </w:r>
-    </w:p>
-    <w:p>
-      <w:pPr>
-        <w:spacing w:before="0" w:after="60"/>
-        <w:ind w:left="360" w:hanging="360"/>
-      </w:pPr>
-      <w:r>
-        <w:rPr>
-          <w:b/>
-          <w:i w:val="0"/>
-          <w:color w:val="1A1A1A"/>
-          <w:sz w:val="20"/>
-        </w:rPr>
-        <w:t xml:space="preserve">3.  </w:t>
-      </w:r>
-      <w:r>
-        <w:rPr>
-          <w:b/>
-          <w:i/>
-          <w:color w:val="9E1B32"/>
-          <w:sz w:val="20"/>
-        </w:rPr>
-        <w:t>125 · 25 = 3,125</w:t>
-      </w:r>
-    </w:p>
-    <w:p>
-      <w:pPr>
-        <w:spacing w:before="0" w:after="60"/>
-        <w:ind w:left="360" w:hanging="360"/>
-      </w:pPr>
-      <w:r>
-        <w:rPr>
-          <w:b/>
-          <w:i w:val="0"/>
-          <w:color w:val="1A1A1A"/>
-          <w:sz w:val="20"/>
-        </w:rPr>
-        <w:t xml:space="preserve">4.  </w:t>
-      </w:r>
-      <w:r>
-        <w:drawing>
-          <wp:inline xmlns:a="http://schemas.openxmlformats.org/drawingml/2006/main" xmlns:pic="http://schemas.openxmlformats.org/drawingml/2006/picture">
-            <wp:extent cx="1377696" cy="170688"/>
-            <wp:docPr id="34" name="Picture 34"/>
-            <wp:cNvGraphicFramePr>
-              <a:graphicFrameLocks noChangeAspect="1"/>
-            </wp:cNvGraphicFramePr>
-            <a:graphic>
-              <a:graphicData uri="http://schemas.openxmlformats.org/drawingml/2006/picture">
-                <pic:pic>
-                  <pic:nvPicPr>
-                    <pic:cNvPr id="0" name="b7ab334feed8c1ab.png"/>
-                    <pic:cNvPicPr/>
-                  </pic:nvPicPr>
-                  <pic:blipFill>
-                    <a:blip r:embed="rId41"/>
-                    <a:stretch>
-                      <a:fillRect/>
-                    </a:stretch>
-                  </pic:blipFill>
-                  <pic:spPr>
-                    <a:xfrm>
-                      <a:off x="0" y="0"/>
-                      <a:ext cx="1377696" cy="170688"/>
-                    </a:xfrm>
-                    <a:prstGeom prst="rect"/>
-                  </pic:spPr>
-                </pic:pic>
-              </a:graphicData>
-            </a:graphic>
-          </wp:inline>
-        </w:drawing>
-      </w:r>
-    </w:p>
-    <w:p>
-      <w:pPr>
-        <w:spacing w:before="0" w:after="60"/>
-        <w:ind w:left="360" w:hanging="360"/>
-      </w:pPr>
-      <w:r>
-        <w:rPr>
-          <w:b/>
-          <w:i w:val="0"/>
-          <w:color w:val="1A1A1A"/>
-          <w:sz w:val="20"/>
-        </w:rPr>
-        <w:t xml:space="preserve">5.  </w:t>
-      </w:r>
-      <w:r>
-        <w:rPr>
-          <w:b/>
-          <w:i/>
-          <w:color w:val="9E1B32"/>
-          <w:sz w:val="20"/>
-        </w:rPr>
-        <w:t>No — the bases are different (7 and 3), so the law does not apply. The value is 343 · 2,187 = 750,141, found by evaluating each power.</w:t>
-      </w:r>
-    </w:p>
-    <w:p>
-      <w:pPr>
-        <w:spacing w:before="0" w:after="60"/>
-        <w:ind w:left="360" w:hanging="360"/>
-      </w:pPr>
-      <w:r>
-        <w:rPr>
-          <w:b/>
-          <w:i w:val="0"/>
-          <w:color w:val="1A1A1A"/>
-          <w:sz w:val="20"/>
-        </w:rPr>
-        <w:t xml:space="preserve">6.  </w:t>
-      </w:r>
-      <w:r>
-        <w:drawing>
-          <wp:inline xmlns:a="http://schemas.openxmlformats.org/drawingml/2006/main" xmlns:pic="http://schemas.openxmlformats.org/drawingml/2006/picture">
-            <wp:extent cx="2176272" cy="170688"/>
-            <wp:docPr id="35" name="Picture 35"/>
-            <wp:cNvGraphicFramePr>
-              <a:graphicFrameLocks noChangeAspect="1"/>
-            </wp:cNvGraphicFramePr>
-            <a:graphic>
-              <a:graphicData uri="http://schemas.openxmlformats.org/drawingml/2006/picture">
-                <pic:pic>
-                  <pic:nvPicPr>
-                    <pic:cNvPr id="0" name="5be89784e6a3c859.png"/>
-                    <pic:cNvPicPr/>
-                  </pic:nvPicPr>
-                  <pic:blipFill>
-                    <a:blip r:embed="rId42"/>
-                    <a:stretch>
-                      <a:fillRect/>
-                    </a:stretch>
-                  </pic:blipFill>
-                  <pic:spPr>
-                    <a:xfrm>
-                      <a:off x="0" y="0"/>
-                      <a:ext cx="2176272" cy="170688"/>
-                    </a:xfrm>
-                    <a:prstGeom prst="rect"/>
-                  </pic:spPr>
-                </pic:pic>
-              </a:graphicData>
-            </a:graphic>
-          </wp:inline>
-        </w:drawing>
-      </w:r>
-    </w:p>
-    <w:p>
-      <w:pPr>
-        <w:spacing w:before="0" w:after="60"/>
-        <w:ind w:left="360" w:hanging="360"/>
-      </w:pPr>
-      <w:r>
-        <w:rPr>
-          <w:b/>
-          <w:i w:val="0"/>
-          <w:color w:val="1A1A1A"/>
-          <w:sz w:val="20"/>
-        </w:rPr>
-        <w:t xml:space="preserve">7.  </w:t>
-      </w:r>
-      <w:r>
-        <w:drawing>
-          <wp:inline xmlns:a="http://schemas.openxmlformats.org/drawingml/2006/main" xmlns:pic="http://schemas.openxmlformats.org/drawingml/2006/picture">
-            <wp:extent cx="1139952" cy="170688"/>
-            <wp:docPr id="36" name="Picture 36"/>
-            <wp:cNvGraphicFramePr>
-              <a:graphicFrameLocks noChangeAspect="1"/>
-            </wp:cNvGraphicFramePr>
-            <a:graphic>
-              <a:graphicData uri="http://schemas.openxmlformats.org/drawingml/2006/picture">
-                <pic:pic>
-                  <pic:nvPicPr>
-                    <pic:cNvPr id="0" name="3cb5dc2187fd3875.png"/>
-                    <pic:cNvPicPr/>
-                  </pic:nvPicPr>
-                  <pic:blipFill>
-                    <a:blip r:embed="rId43"/>
-                    <a:stretch>
-                      <a:fillRect/>
-                    </a:stretch>
-                  </pic:blipFill>
-                  <pic:spPr>
-                    <a:xfrm>
-                      <a:off x="0" y="0"/>
-                      <a:ext cx="1139952" cy="170688"/>
-                    </a:xfrm>
-                    <a:prstGeom prst="rect"/>
-                  </pic:spPr>
-                </pic:pic>
-              </a:graphicData>
-            </a:graphic>
-          </wp:inline>
-        </w:drawing>
-      </w:r>
-    </w:p>
-    <w:p>
-      <w:pPr>
-        <w:spacing w:before="0" w:after="60"/>
-        <w:ind w:left="360" w:hanging="360"/>
-      </w:pPr>
-      <w:r>
-        <w:rPr>
-          <w:b/>
-          <w:i w:val="0"/>
-          <w:color w:val="1A1A1A"/>
-          <w:sz w:val="20"/>
-        </w:rPr>
-        <w:t xml:space="preserve">8.  </w:t>
-      </w:r>
-      <w:r>
-        <w:drawing>
-          <wp:inline xmlns:a="http://schemas.openxmlformats.org/drawingml/2006/main" xmlns:pic="http://schemas.openxmlformats.org/drawingml/2006/picture">
-            <wp:extent cx="2063496" cy="170688"/>
-            <wp:docPr id="37" name="Picture 37"/>
-            <wp:cNvGraphicFramePr>
-              <a:graphicFrameLocks noChangeAspect="1"/>
-            </wp:cNvGraphicFramePr>
-            <a:graphic>
-              <a:graphicData uri="http://schemas.openxmlformats.org/drawingml/2006/picture">
-                <pic:pic>
-                  <pic:nvPicPr>
-                    <pic:cNvPr id="0" name="6a1d46176777a469.png"/>
-                    <pic:cNvPicPr/>
-                  </pic:nvPicPr>
-                  <pic:blipFill>
-                    <a:blip r:embed="rId44"/>
-                    <a:stretch>
-                      <a:fillRect/>
-                    </a:stretch>
-                  </pic:blipFill>
-                  <pic:spPr>
-                    <a:xfrm>
-                      <a:off x="0" y="0"/>
-                      <a:ext cx="2063496" cy="170688"/>
-                    </a:xfrm>
-                    <a:prstGeom prst="rect"/>
-                  </pic:spPr>
-                </pic:pic>
-              </a:graphicData>
-            </a:graphic>
-          </wp:inline>
-        </w:drawing>
-      </w:r>
-    </w:p>
-    <w:p>
-      <w:pPr>
-        <w:spacing w:before="0" w:after="60"/>
-        <w:ind w:left="360" w:hanging="360"/>
-      </w:pPr>
-      <w:r>
-        <w:rPr>
-          <w:b/>
-          <w:i w:val="0"/>
-          <w:color w:val="1A1A1A"/>
-          <w:sz w:val="20"/>
-        </w:rPr>
-        <w:t xml:space="preserve">9.  </w:t>
-      </w:r>
-      <w:r>
-        <w:drawing>
-          <wp:inline xmlns:a="http://schemas.openxmlformats.org/drawingml/2006/main" xmlns:pic="http://schemas.openxmlformats.org/drawingml/2006/picture">
-            <wp:extent cx="1469136" cy="167640"/>
-            <wp:docPr id="38" name="Picture 38"/>
-            <wp:cNvGraphicFramePr>
-              <a:graphicFrameLocks noChangeAspect="1"/>
-            </wp:cNvGraphicFramePr>
-            <a:graphic>
-              <a:graphicData uri="http://schemas.openxmlformats.org/drawingml/2006/picture">
-                <pic:pic>
-                  <pic:nvPicPr>
-                    <pic:cNvPr id="0" name="977aa240b20ac467.png"/>
-                    <pic:cNvPicPr/>
-                  </pic:nvPicPr>
-                  <pic:blipFill>
-                    <a:blip r:embed="rId45"/>
-                    <a:stretch>
-                      <a:fillRect/>
-                    </a:stretch>
-                  </pic:blipFill>
-                  <pic:spPr>
-                    <a:xfrm>
-                      <a:off x="0" y="0"/>
-                      <a:ext cx="1469136" cy="167640"/>
-                    </a:xfrm>
-                    <a:prstGeom prst="rect"/>
-                  </pic:spPr>
-                </pic:pic>
-              </a:graphicData>
-            </a:graphic>
-          </wp:inline>
-        </w:drawing>
-      </w:r>
-    </w:p>
-    <w:p>
-      <w:pPr>
-        <w:spacing w:before="0" w:after="60"/>
-        <w:ind w:left="360" w:hanging="360"/>
-      </w:pPr>
-      <w:r>
-        <w:rPr>
-          <w:b/>
-          <w:i w:val="0"/>
-          <w:color w:val="1A1A1A"/>
-          <w:sz w:val="20"/>
-        </w:rPr>
-        <w:t xml:space="preserve">10.  </w:t>
-      </w:r>
-      <w:r>
-        <w:drawing>
-          <wp:inline xmlns:a="http://schemas.openxmlformats.org/drawingml/2006/main" xmlns:pic="http://schemas.openxmlformats.org/drawingml/2006/picture">
-            <wp:extent cx="731520" cy="164592"/>
-            <wp:docPr id="39" name="Picture 39"/>
-            <wp:cNvGraphicFramePr>
-              <a:graphicFrameLocks noChangeAspect="1"/>
-            </wp:cNvGraphicFramePr>
-            <a:graphic>
-              <a:graphicData uri="http://schemas.openxmlformats.org/drawingml/2006/picture">
-                <pic:pic>
-                  <pic:nvPicPr>
-                    <pic:cNvPr id="0" name="719d52cfd83730c6.png"/>
-                    <pic:cNvPicPr/>
-                  </pic:nvPicPr>
-                  <pic:blipFill>
-                    <a:blip r:embed="rId46"/>
-                    <a:stretch>
-                      <a:fillRect/>
-                    </a:stretch>
-                  </pic:blipFill>
-                  <pic:spPr>
-                    <a:xfrm>
-                      <a:off x="0" y="0"/>
-                      <a:ext cx="731520" cy="164592"/>
-                    </a:xfrm>
-                    <a:prstGeom prst="rect"/>
-                  </pic:spPr>
-                </pic:pic>
-              </a:graphicData>
-            </a:graphic>
-          </wp:inline>
-        </w:drawing>
-      </w:r>
-      <w:r>
-        <w:rPr>
-          <w:b/>
-          <w:i/>
-          <w:color w:val="9E1B32"/>
-          <w:sz w:val="20"/>
-        </w:rPr>
-        <w:t xml:space="preserve">  — power of a power</w:t>
-      </w:r>
-    </w:p>
-    <w:p>
-      <w:pPr>
-        <w:spacing w:before="0" w:after="60"/>
-        <w:ind w:left="360" w:hanging="360"/>
-      </w:pPr>
-      <w:r>
-        <w:rPr>
-          <w:b/>
-          <w:i w:val="0"/>
-          <w:color w:val="1A1A1A"/>
-          <w:sz w:val="20"/>
-        </w:rPr>
-        <w:t xml:space="preserve">11.  </w:t>
-      </w:r>
-      <w:r>
-        <w:rPr>
-          <w:b/>
-          <w:i/>
-          <w:color w:val="9E1B32"/>
-          <w:sz w:val="20"/>
-        </w:rPr>
-        <w:t>(a) n = 5  (b) n = 4  (c) n = 5</w:t>
-      </w:r>
-    </w:p>
-    <w:p>
-      <w:pPr>
-        <w:spacing w:before="0" w:after="60"/>
-        <w:ind w:left="360" w:hanging="360"/>
-      </w:pPr>
-      <w:r>
-        <w:rPr>
-          <w:b/>
-          <w:i w:val="0"/>
-          <w:color w:val="1A1A1A"/>
-          <w:sz w:val="20"/>
-        </w:rPr>
-        <w:t xml:space="preserve">12.  </w:t>
-      </w:r>
-      <w:r>
-        <w:rPr>
-          <w:b/>
-          <w:i/>
-          <w:color w:val="9E1B32"/>
-          <w:sz w:val="20"/>
-        </w:rPr>
-        <w:t>A  A</w:t>
-      </w:r>
-    </w:p>
-    <w:p>
-      <w:pPr>
-        <w:spacing w:before="0" w:after="60"/>
-        <w:ind w:left="360" w:hanging="360"/>
-      </w:pPr>
-      <w:r>
-        <w:rPr>
-          <w:b/>
-          <w:i w:val="0"/>
-          <w:color w:val="1A1A1A"/>
-          <w:sz w:val="20"/>
-        </w:rPr>
-        <w:t xml:space="preserve">13.  </w:t>
-      </w:r>
-      <w:r>
-        <w:rPr>
-          <w:b/>
-          <w:i/>
-          <w:color w:val="9E1B32"/>
-          <w:sz w:val="20"/>
-        </w:rPr>
-        <w:t>A, B, C, D  A, B, C and D</w:t>
-      </w:r>
-    </w:p>
-    <w:p>
-      <w:pPr>
-        <w:keepNext/>
-        <w:spacing w:before="280" w:after="120"/>
-        <w:pBdr>
-          <w:bottom w:val="single" w:sz="8" w:space="2" w:color="1A1A1A"/>
-        </w:pBdr>
-      </w:pPr>
-      <w:r>
-        <w:rPr>
-          <w:b/>
-          <w:i w:val="0"/>
-          <w:color w:val="1A1A1A"/>
-          <w:sz w:val="30"/>
-        </w:rPr>
-        <w:t>What the audit against Math Nation found</w:t>
-      </w:r>
-    </w:p>
-    <w:p>
-      <w:pPr>
-        <w:spacing w:before="0" w:after="60"/>
-        <w:ind w:left="360" w:hanging="220"/>
-      </w:pPr>
-      <w:r>
-        <w:rPr>
-          <w:rFonts w:ascii="FreeSerif" w:hAnsi="FreeSerif" w:eastAsia="FreeSerif"/>
-          <w:b w:val="0"/>
-          <w:i w:val="0"/>
-          <w:color w:val="1A1A1A"/>
-          <w:sz w:val="16"/>
-        </w:rPr>
-        <w:t xml:space="preserve">●  </w:t>
-      </w:r>
-      <w:r>
-        <w:rPr>
-          <w:b w:val="0"/>
-          <w:i w:val="0"/>
-          <w:color w:val="1A1A1A"/>
-          <w:sz w:val="21"/>
-        </w:rPr>
-        <w:t>Math Nation 3.1 is sound page by page; all its worked values were recomputed (6</w:t>
-      </w:r>
-      <w:r>
-        <w:rPr>
-          <w:b w:val="0"/>
-          <w:i w:val="0"/>
-          <w:color w:val="1A1A1A"/>
-          <w:sz w:val="21"/>
-          <w:vertAlign w:val="superscript"/>
-        </w:rPr>
-        <w:t>12</w:t>
-      </w:r>
-      <w:r>
-        <w:rPr>
-          <w:b w:val="0"/>
-          <w:i w:val="0"/>
-          <w:color w:val="1A1A1A"/>
-          <w:sz w:val="21"/>
-        </w:rPr>
-        <w:t>, (−8)</w:t>
-      </w:r>
-      <w:r>
-        <w:rPr>
-          <w:b w:val="0"/>
-          <w:i w:val="0"/>
-          <w:color w:val="1A1A1A"/>
-          <w:sz w:val="21"/>
-          <w:vertAlign w:val="superscript"/>
-        </w:rPr>
-        <w:t>9</w:t>
-      </w:r>
-      <w:r>
-        <w:rPr>
-          <w:b w:val="0"/>
-          <w:i w:val="0"/>
-          <w:color w:val="1A1A1A"/>
-          <w:sz w:val="21"/>
-        </w:rPr>
-        <w:t>, (−24)</w:t>
-      </w:r>
-      <w:r>
-        <w:rPr>
-          <w:b w:val="0"/>
-          <w:i w:val="0"/>
-          <w:color w:val="1A1A1A"/>
-          <w:sz w:val="21"/>
-          <w:vertAlign w:val="superscript"/>
-        </w:rPr>
-        <w:t>5</w:t>
-      </w:r>
-      <w:r>
-        <w:rPr>
-          <w:b w:val="0"/>
-          <w:i w:val="0"/>
-          <w:color w:val="1A1A1A"/>
-          <w:sz w:val="21"/>
-        </w:rPr>
-        <w:t>, 6</w:t>
-      </w:r>
-      <w:r>
-        <w:rPr>
-          <w:b w:val="0"/>
-          <w:i w:val="0"/>
-          <w:color w:val="1A1A1A"/>
-          <w:sz w:val="21"/>
-          <w:vertAlign w:val="superscript"/>
-        </w:rPr>
-        <w:t>8</w:t>
-      </w:r>
-      <w:r>
-        <w:rPr>
-          <w:b w:val="0"/>
-          <w:i w:val="0"/>
-          <w:color w:val="1A1A1A"/>
-          <w:sz w:val="21"/>
-        </w:rPr>
-        <w:t>, 10</w:t>
-      </w:r>
-      <w:r>
-        <w:rPr>
-          <w:b w:val="0"/>
-          <w:i w:val="0"/>
-          <w:color w:val="1A1A1A"/>
-          <w:sz w:val="21"/>
-          <w:vertAlign w:val="superscript"/>
-        </w:rPr>
-        <w:t>12</w:t>
-      </w:r>
-      <w:r>
-        <w:rPr>
-          <w:b w:val="0"/>
-          <w:i w:val="0"/>
-          <w:color w:val="1A1A1A"/>
-          <w:sz w:val="21"/>
-        </w:rPr>
-        <w:t>, 0.5</w:t>
-      </w:r>
-      <w:r>
-        <w:rPr>
-          <w:b w:val="0"/>
-          <w:i w:val="0"/>
-          <w:color w:val="1A1A1A"/>
-          <w:sz w:val="21"/>
-          <w:vertAlign w:val="superscript"/>
-        </w:rPr>
-        <w:t>7</w:t>
-      </w:r>
-      <w:r>
-        <w:rPr>
-          <w:b w:val="0"/>
-          <w:i w:val="0"/>
-          <w:color w:val="1A1A1A"/>
-          <w:sz w:val="21"/>
-        </w:rPr>
-        <w:t>, 16).</w:t>
-      </w:r>
-    </w:p>
-    <w:p>
-      <w:pPr>
-        <w:spacing w:before="0" w:after="60"/>
-        <w:ind w:left="360" w:hanging="220"/>
-      </w:pPr>
-      <w:r>
-        <w:rPr>
-          <w:rFonts w:ascii="FreeSerif" w:hAnsi="FreeSerif" w:eastAsia="FreeSerif"/>
-          <w:b w:val="0"/>
-          <w:i w:val="0"/>
-          <w:color w:val="1A1A1A"/>
-          <w:sz w:val="16"/>
-        </w:rPr>
-        <w:t xml:space="preserve">●  </w:t>
-      </w:r>
-      <w:r>
-        <w:rPr>
-          <w:b w:val="0"/>
-          <w:i w:val="0"/>
-          <w:color w:val="1A1A1A"/>
-          <w:sz w:val="21"/>
-        </w:rPr>
-        <w:t>Additional Practice L1 #7 key: (−18)</w:t>
+        <w:t>, 35</w:t>
       </w:r>
       <w:r>
         <w:rPr>
@@ -8090,216 +3743,7 @@
           <w:color w:val="1A1A1A"/>
           <w:sz w:val="21"/>
         </w:rPr>
-        <w:t xml:space="preserve"> printed 104,796; correct 104,976. Fixed on the Additional bank here.</w:t>
-      </w:r>
-    </w:p>
-    <w:p>
-      <w:pPr>
-        <w:spacing w:before="0" w:after="60"/>
-        <w:ind w:left="360" w:hanging="220"/>
-      </w:pPr>
-      <w:r>
-        <w:rPr>
-          <w:rFonts w:ascii="FreeSerif" w:hAnsi="FreeSerif" w:eastAsia="FreeSerif"/>
-          <w:b w:val="0"/>
-          <w:i w:val="0"/>
-          <w:color w:val="1A1A1A"/>
-          <w:sz w:val="16"/>
-        </w:rPr>
-        <w:t xml:space="preserve">●  </w:t>
-      </w:r>
-      <w:r>
-        <w:rPr>
-          <w:b w:val="0"/>
-          <w:i w:val="0"/>
-          <w:color w:val="1A1A1A"/>
-          <w:sz w:val="21"/>
-        </w:rPr>
-        <w:t>Additional Practice L1 #10 key stopped at 2</w:t>
-      </w:r>
-      <w:r>
-        <w:rPr>
-          <w:b w:val="0"/>
-          <w:i w:val="0"/>
-          <w:color w:val="1A1A1A"/>
-          <w:sz w:val="21"/>
-          <w:vertAlign w:val="superscript"/>
-        </w:rPr>
-        <w:t>10</w:t>
-      </w:r>
-      <w:r>
-        <w:rPr>
-          <w:b w:val="0"/>
-          <w:i w:val="0"/>
-          <w:color w:val="1A1A1A"/>
-          <w:sz w:val="21"/>
-        </w:rPr>
-        <w:t xml:space="preserve"> without the value the column asked for; the bank item asks for and keys 1,024.</w:t>
-      </w:r>
-    </w:p>
-    <w:p>
-      <w:pPr>
-        <w:spacing w:before="0" w:after="60"/>
-        <w:ind w:left="360" w:hanging="220"/>
-      </w:pPr>
-      <w:r>
-        <w:rPr>
-          <w:rFonts w:ascii="FreeSerif" w:hAnsi="FreeSerif" w:eastAsia="FreeSerif"/>
-          <w:b w:val="0"/>
-          <w:i w:val="0"/>
-          <w:color w:val="1A1A1A"/>
-          <w:sz w:val="16"/>
-        </w:rPr>
-        <w:t xml:space="preserve">●  </w:t>
-      </w:r>
-      <w:r>
-        <w:rPr>
-          <w:b w:val="0"/>
-          <w:i w:val="0"/>
-          <w:color w:val="1A1A1A"/>
-          <w:sz w:val="21"/>
-        </w:rPr>
-        <w:t>The book's warm-up is a growth-mindset video with no mathematics in it; replaced by spaced retrieval.</w:t>
-      </w:r>
-    </w:p>
-    <w:p>
-      <w:pPr>
-        <w:spacing w:before="0" w:after="60"/>
-        <w:ind w:left="360" w:hanging="220"/>
-      </w:pPr>
-      <w:r>
-        <w:rPr>
-          <w:rFonts w:ascii="FreeSerif" w:hAnsi="FreeSerif" w:eastAsia="FreeSerif"/>
-          <w:b w:val="0"/>
-          <w:i w:val="0"/>
-          <w:color w:val="1A1A1A"/>
-          <w:sz w:val="16"/>
-        </w:rPr>
-        <w:t xml:space="preserve">●  </w:t>
-      </w:r>
-      <w:r>
-        <w:rPr>
-          <w:b w:val="0"/>
-          <w:i w:val="0"/>
-          <w:color w:val="1A1A1A"/>
-          <w:sz w:val="21"/>
-        </w:rPr>
-        <w:t>The book's explorations are all 'with your partner'; rebuilt as front-taught notes and boards (house rule 4).</w:t>
-      </w:r>
-    </w:p>
-    <w:p>
-      <w:pPr>
-        <w:keepNext/>
-        <w:spacing w:before="200" w:after="60"/>
-      </w:pPr>
-      <w:r>
-        <w:rPr>
-          <w:b/>
-          <w:i w:val="0"/>
-          <w:color w:val="1A1A1A"/>
-          <w:sz w:val="23"/>
-        </w:rPr>
-        <w:t>What changed from the book</w:t>
-      </w:r>
-    </w:p>
-    <w:p>
-      <w:pPr>
-        <w:spacing w:before="0" w:after="60"/>
-        <w:ind w:left="360" w:hanging="220"/>
-      </w:pPr>
-      <w:r>
-        <w:rPr>
-          <w:rFonts w:ascii="FreeSerif" w:hAnsi="FreeSerif" w:eastAsia="FreeSerif"/>
-          <w:b w:val="0"/>
-          <w:i w:val="0"/>
-          <w:color w:val="1A1A1A"/>
-          <w:sz w:val="16"/>
-        </w:rPr>
-        <w:t xml:space="preserve">●  </w:t>
-      </w:r>
-      <w:r>
-        <w:rPr>
-          <w:b w:val="0"/>
-          <w:i w:val="0"/>
-          <w:color w:val="1A1A1A"/>
-          <w:sz w:val="21"/>
-        </w:rPr>
-        <w:t>3.1.1 video warm-up → four retrieval questions.</w:t>
-      </w:r>
-    </w:p>
-    <w:p>
-      <w:pPr>
-        <w:spacing w:before="0" w:after="60"/>
-        <w:ind w:left="360" w:hanging="220"/>
-      </w:pPr>
-      <w:r>
-        <w:rPr>
-          <w:rFonts w:ascii="FreeSerif" w:hAnsi="FreeSerif" w:eastAsia="FreeSerif"/>
-          <w:b w:val="0"/>
-          <w:i w:val="0"/>
-          <w:color w:val="1A1A1A"/>
-          <w:sz w:val="16"/>
-        </w:rPr>
-        <w:t xml:space="preserve">●  </w:t>
-      </w:r>
-      <w:r>
-        <w:rPr>
-          <w:b w:val="0"/>
-          <w:i w:val="0"/>
-          <w:color w:val="1A1A1A"/>
-          <w:sz w:val="21"/>
-        </w:rPr>
-        <w:t>3.1.2–3.1.5 partner explorations → Notes I–IV and two worked examples with Your Turns.</w:t>
-      </w:r>
-    </w:p>
-    <w:p>
-      <w:pPr>
-        <w:spacing w:before="0" w:after="60"/>
-        <w:ind w:left="360" w:hanging="220"/>
-      </w:pPr>
-      <w:r>
-        <w:rPr>
-          <w:rFonts w:ascii="FreeSerif" w:hAnsi="FreeSerif" w:eastAsia="FreeSerif"/>
-          <w:b w:val="0"/>
-          <w:i w:val="0"/>
-          <w:color w:val="1A1A1A"/>
-          <w:sz w:val="16"/>
-        </w:rPr>
-        <w:t xml:space="preserve">●  </w:t>
-      </w:r>
-      <w:r>
-        <w:rPr>
-          <w:b w:val="0"/>
-          <w:i w:val="0"/>
-          <w:color w:val="1A1A1A"/>
-          <w:sz w:val="21"/>
-        </w:rPr>
-        <w:t>3.1.6 Your Turn and 3.1.7 Ticket Out the Door → the nine-question round; no exit ticket (ruling 10).</w:t>
-      </w:r>
-    </w:p>
-    <w:p>
-      <w:pPr>
-        <w:spacing w:before="0" w:after="60"/>
-        <w:ind w:left="360" w:hanging="220"/>
-      </w:pPr>
-      <w:r>
-        <w:rPr>
-          <w:rFonts w:ascii="FreeSerif" w:hAnsi="FreeSerif" w:eastAsia="FreeSerif"/>
-          <w:b w:val="0"/>
-          <w:i w:val="0"/>
-          <w:color w:val="1A1A1A"/>
-          <w:sz w:val="16"/>
-        </w:rPr>
-        <w:t xml:space="preserve">●  </w:t>
-      </w:r>
-      <w:r>
-        <w:rPr>
-          <w:b w:val="0"/>
-          <w:i w:val="0"/>
-          <w:color w:val="1A1A1A"/>
-          <w:sz w:val="21"/>
-        </w:rPr>
-        <w:t>Homework and Additional Practice → the two question banks, posted not assigned.</w:t>
+        <w:t>); the laws themselves are done by hand.</w:t>
       </w:r>
     </w:p>
     <w:sectPr>

--- a/a7/build/out/u3/A7 3.01  Teacher Edition.docx
+++ b/a7/build/out/u3/A7 3.01  Teacher Edition.docx
@@ -3236,7 +3236,26 @@
           <w:color w:val="6B6B6B"/>
           <w:sz w:val="19"/>
         </w:rPr>
-        <w:t xml:space="preserve">   1/6 — multiplied the exponents; 5/2 or 1/10 — treated the fraction as two numbers</w:t>
+        <w:t xml:space="preserve">   1/64 — multiplied the exponents, (1/2)</w:t>
+      </w:r>
+      <w:r>
+        <w:rPr>
+          <w:b w:val="0"/>
+          <w:i/>
+          <w:color w:val="6B6B6B"/>
+          <w:sz w:val="19"/>
+          <w:vertAlign w:val="superscript"/>
+        </w:rPr>
+        <w:t>6</w:t>
+      </w:r>
+      <w:r>
+        <w:rPr>
+          <w:b w:val="0"/>
+          <w:i/>
+          <w:color w:val="6B6B6B"/>
+          <w:sz w:val="19"/>
+        </w:rPr>
+        <w:t xml:space="preserve"> [confused with power of a power]; 5/2 — the exponent 5 written over the 2; 1/10 — the denominator multiplied by 5 instead of raised to the 5th</w:t>
       </w:r>
     </w:p>
     <w:p>
@@ -3344,7 +3363,7 @@
           <w:color w:val="6B6B6B"/>
           <w:sz w:val="19"/>
         </w:rPr>
-        <w:t xml:space="preserve">   992 — distributed the exponent over the sum [B1G-M 7.NSO.1.1: the laws apply to products and quotients, never to sums]</w:t>
+        <w:t xml:space="preserve">   992 — distributed the exponent over the sum [7.NSO.1.1: the laws apply to products and quotients, never to sums]</w:t>
       </w:r>
     </w:p>
     <w:p>
@@ -3658,7 +3677,26 @@
           <w:color w:val="1A1A1A"/>
           <w:sz w:val="20"/>
         </w:rPr>
-        <w:t>1/6 — multiplied the exponents</w:t>
+        <w:t>1/64 — multiplied the exponents, (1/2)</w:t>
+      </w:r>
+      <w:r>
+        <w:rPr>
+          <w:b w:val="0"/>
+          <w:i w:val="0"/>
+          <w:color w:val="1A1A1A"/>
+          <w:sz w:val="20"/>
+          <w:vertAlign w:val="superscript"/>
+        </w:rPr>
+        <w:t>6</w:t>
+      </w:r>
+      <w:r>
+        <w:rPr>
+          <w:b w:val="0"/>
+          <w:i w:val="0"/>
+          <w:color w:val="1A1A1A"/>
+          <w:sz w:val="20"/>
+        </w:rPr>
+        <w:t xml:space="preserve"> [confused with power of a power]</w:t>
       </w:r>
     </w:p>
     <w:p>
@@ -3682,7 +3720,7 @@
           <w:color w:val="1A1A1A"/>
           <w:sz w:val="20"/>
         </w:rPr>
-        <w:t>992 — distributed the exponent over the sum [B1G-M 7.NSO.1.1: the laws apply to products and quotients, never to sums]</w:t>
+        <w:t>992 — distributed the exponent over the sum [7.NSO.1.1: the laws apply to products and quotients, never to sums]</w:t>
       </w:r>
     </w:p>
     <w:p>

--- a/a7/build/out/u3/A7 3.01  Teacher Edition.docx
+++ b/a7/build/out/u3/A7 3.01  Teacher Edition.docx
@@ -273,7 +273,7 @@
           <w:color w:val="1A1A1A"/>
           <w:sz w:val="21"/>
         </w:rPr>
-        <w:t xml:space="preserve"> — Notes I and II   ·   </w:t>
+        <w:t xml:space="preserve"> — Notes II   ·   </w:t>
       </w:r>
       <w:r>
         <w:rPr>
@@ -3429,7 +3429,7 @@
           <w:color w:val="1A1A1A"/>
           <w:sz w:val="21"/>
         </w:rPr>
-        <w:t>IXL: every listed skill is required, SmartScore 67, due at the start of the next class.</w:t>
+        <w:t>IXL: every listed skill is required, SmartScore 67.</w:t>
       </w:r>
     </w:p>
     <w:p>

--- a/a7/build/out/u3/A7 3.01  Teacher Edition.docx
+++ b/a7/build/out/u3/A7 3.01  Teacher Edition.docx
@@ -348,6 +348,7 @@
           </w:tcPr>
           <w:p>
             <w:pPr>
+              <w:keepNext/>
               <w:spacing w:after="0"/>
               <w:jc w:val="center"/>
             </w:pPr>
@@ -381,6 +382,7 @@
           </w:tcPr>
           <w:p>
             <w:pPr>
+              <w:keepNext/>
               <w:spacing w:after="0"/>
               <w:jc w:val="center"/>
             </w:pPr>
@@ -414,6 +416,7 @@
           </w:tcPr>
           <w:p>
             <w:pPr>
+              <w:keepNext/>
               <w:spacing w:after="0"/>
               <w:jc w:val="center"/>
             </w:pPr>
@@ -1673,7 +1676,7 @@
           <w:color w:val="1A1A1A"/>
           <w:sz w:val="21"/>
         </w:rPr>
-        <w:t xml:space="preserve">Warm-Up — On your own. Four minutes. No notes..  </w:t>
+        <w:t xml:space="preserve">Warm-Up — On your own. Four minutes. No notes.  </w:t>
       </w:r>
       <w:r>
         <w:rPr>
@@ -1706,7 +1709,7 @@
           <w:color w:val="1A1A1A"/>
           <w:sz w:val="21"/>
         </w:rPr>
-        <w:t xml:space="preserve">Warm-Up — Answers..  </w:t>
+        <w:t xml:space="preserve">Warm-Up — Answers.  </w:t>
       </w:r>
       <w:r>
         <w:rPr>
@@ -1773,7 +1776,7 @@
           <w:color w:val="1A1A1A"/>
           <w:sz w:val="21"/>
         </w:rPr>
-        <w:t xml:space="preserve">Notes — Copy the three words..  </w:t>
+        <w:t xml:space="preserve">Notes — Copy the three words.  </w:t>
       </w:r>
       <w:r>
         <w:rPr>
@@ -1806,7 +1809,7 @@
           <w:color w:val="1A1A1A"/>
           <w:sz w:val="21"/>
         </w:rPr>
-        <w:t xml:space="preserve">Notes — Where the rule comes from..  </w:t>
+        <w:t xml:space="preserve">Notes — Where the rule comes from.  </w:t>
       </w:r>
       <w:r>
         <w:rPr>
@@ -1962,7 +1965,7 @@
           <w:color w:val="1A1A1A"/>
           <w:sz w:val="21"/>
         </w:rPr>
-        <w:t xml:space="preserve">Example 1 — Two ways to the same value..  </w:t>
+        <w:t xml:space="preserve">Example 1 — Two ways to the same value.  </w:t>
       </w:r>
       <w:r>
         <w:rPr>
@@ -1995,7 +1998,7 @@
           <w:color w:val="1A1A1A"/>
           <w:sz w:val="21"/>
         </w:rPr>
-        <w:t xml:space="preserve">Example 1 — Worked both ways..  </w:t>
+        <w:t xml:space="preserve">Example 1 — Worked both ways.  </w:t>
       </w:r>
       <w:r>
         <w:rPr>
@@ -2028,7 +2031,7 @@
           <w:color w:val="1A1A1A"/>
           <w:sz w:val="21"/>
         </w:rPr>
-        <w:t xml:space="preserve">Your Turn — Same steps, your numbers. Boards up when done..  </w:t>
+        <w:t xml:space="preserve">Your Turn — Same steps, your numbers. Boards up when done.  </w:t>
       </w:r>
       <w:r>
         <w:rPr>
@@ -2099,7 +2102,7 @@
           <w:color w:val="1A1A1A"/>
           <w:sz w:val="21"/>
         </w:rPr>
-        <w:t xml:space="preserve">Your Turn — Answer..  </w:t>
+        <w:t xml:space="preserve">Your Turn — Answer.  </w:t>
       </w:r>
       <w:r>
         <w:rPr>
@@ -2132,7 +2135,7 @@
           <w:color w:val="1A1A1A"/>
           <w:sz w:val="21"/>
         </w:rPr>
-        <w:t xml:space="preserve">Example 2 — A negative base and a power of a power..  </w:t>
+        <w:t xml:space="preserve">Example 2 — A negative base and a power of a power.  </w:t>
       </w:r>
       <w:r>
         <w:rPr>
@@ -2165,7 +2168,7 @@
           <w:color w:val="1A1A1A"/>
           <w:sz w:val="21"/>
         </w:rPr>
-        <w:t xml:space="preserve">Example 2 — Worked..  </w:t>
+        <w:t xml:space="preserve">Example 2 — Worked.  </w:t>
       </w:r>
       <w:r>
         <w:rPr>
@@ -2198,7 +2201,7 @@
           <w:color w:val="1A1A1A"/>
           <w:sz w:val="21"/>
         </w:rPr>
-        <w:t xml:space="preserve">Your Turn — Same steps, your numbers. Boards up when done..  </w:t>
+        <w:t xml:space="preserve">Your Turn — Same steps, your numbers. Boards up when done.  </w:t>
       </w:r>
       <w:r>
         <w:rPr>
@@ -2269,7 +2272,7 @@
           <w:color w:val="1A1A1A"/>
           <w:sz w:val="21"/>
         </w:rPr>
-        <w:t xml:space="preserve">Your Turn — Answer..  </w:t>
+        <w:t xml:space="preserve">Your Turn — Answer.  </w:t>
       </w:r>
       <w:r>
         <w:rPr>
@@ -3387,7 +3390,7 @@
           <w:color w:val="1A1A1A"/>
           <w:sz w:val="21"/>
         </w:rPr>
-        <w:t xml:space="preserve">Independent Set — Six questions. On your own, in silence..  </w:t>
+        <w:t xml:space="preserve">Independent Set — Six questions. On your own, in silence.  </w:t>
       </w:r>
       <w:r>
         <w:rPr>
@@ -3420,7 +3423,7 @@
           <w:color w:val="1A1A1A"/>
           <w:sz w:val="21"/>
         </w:rPr>
-        <w:t xml:space="preserve">IXL — Last five minutes..  </w:t>
+        <w:t xml:space="preserve">IXL — Last five minutes.  </w:t>
       </w:r>
       <w:r>
         <w:rPr>

--- a/a7/build/out/u3/A7 3.01  Teacher Edition.docx
+++ b/a7/build/out/u3/A7 3.01  Teacher Edition.docx
@@ -2893,7 +2893,7 @@
           <w:color w:val="9E1B32"/>
           <w:sz w:val="21"/>
         </w:rPr>
-        <w:t>A — 4</w:t>
+        <w:t>D — 4</w:t>
       </w:r>
       <w:r>
         <w:rPr>
@@ -2912,7 +2912,7 @@
           <w:color w:val="6B6B6B"/>
           <w:sz w:val="19"/>
         </w:rPr>
-        <w:t xml:space="preserve">   (B) multiplied the exponents — the power-of-a-power move applied to a product [7.NSO.1.1 misconception, B1G-M]; (C) multiplied the bases as well as adding the exponents [7.NSO.1.1 misconception: operating on the bases]; (D) added the bases and added the exponents [7.NSO.1.1 misconception: operating on the bases]</w:t>
+        <w:t xml:space="preserve">   (A) multiplied the bases as well as adding the exponents [7.NSO.1.1 misconception: operating on the bases]; (B) added the bases and added the exponents [7.NSO.1.1 misconception: operating on the bases]; (C) multiplied the exponents — the power-of-a-power move applied to a product [7.NSO.1.1 misconception, B1G-M]</w:t>
       </w:r>
       <w:r>
         <w:rPr>
@@ -2997,7 +2997,7 @@
           <w:color w:val="9E1B32"/>
           <w:sz w:val="21"/>
         </w:rPr>
-        <w:t>A — 2</w:t>
+        <w:t>C — 2</w:t>
       </w:r>
       <w:r>
         <w:rPr>
@@ -3016,7 +3016,7 @@
           <w:color w:val="6B6B6B"/>
           <w:sz w:val="19"/>
         </w:rPr>
-        <w:t xml:space="preserve">   (B) added the exponents — the product-of-powers move applied to a power of a power [7.NSO.1.1 misconception, B1G-M]; (C) raised the base to the outer exponent as well [7.NSO.1.1 misconception: operating on the bases]; (D) raised the inner exponent to the outer one, 3</w:t>
+        <w:t xml:space="preserve">   (A) added the exponents — the product-of-powers move applied to a power of a power [7.NSO.1.1 misconception, B1G-M]; (B) raised the base to the outer exponent as well [7.NSO.1.1 misconception: operating on the bases]; (D) raised the inner exponent to the outer one, 3</w:t>
       </w:r>
       <w:r>
         <w:rPr>
@@ -3608,7 +3608,7 @@
           <w:color w:val="1A1A1A"/>
           <w:sz w:val="20"/>
         </w:rPr>
-        <w:t>multiplied the exponents — the power-of-a-power move applied to a product [7.NSO.1.1 misconception, B1G-M]</w:t>
+        <w:t>multiplied the bases as well as adding the exponents [7.NSO.1.1 misconception: operating on the bases]</w:t>
       </w:r>
     </w:p>
     <w:p>

--- a/a7/build/out/u3/A7 3.01  Teacher Edition.docx
+++ b/a7/build/out/u3/A7 3.01  Teacher Edition.docx
@@ -2462,7 +2462,7 @@
           <w:color w:val="1A1A1A"/>
           <w:sz w:val="21"/>
         </w:rPr>
-        <w:t>A tile pattern grows by a factor of 2</w:t>
+        <w:t>A photo is enlarged 2</w:t>
       </w:r>
       <w:r>
         <w:rPr>
@@ -2481,7 +2481,7 @@
           <w:color w:val="1A1A1A"/>
           <w:sz w:val="21"/>
         </w:rPr>
-        <w:t xml:space="preserve"> one week, and by 2</w:t>
+        <w:t xml:space="preserve"> times, then 2</w:t>
       </w:r>
       <w:r>
         <w:rPr>
@@ -2500,7 +2500,83 @@
           <w:color w:val="1A1A1A"/>
           <w:sz w:val="21"/>
         </w:rPr>
-        <w:t xml:space="preserve"> the next week. It started with 9 tiles. Write the two-week growth factor as one power, then find its value.  →  </w:t>
+        <w:t xml:space="preserve"> times more. In all it is 2</w:t>
+      </w:r>
+      <w:r>
+        <w:rPr>
+          <w:b w:val="0"/>
+          <w:i w:val="0"/>
+          <w:color w:val="1A1A1A"/>
+          <w:sz w:val="21"/>
+          <w:vertAlign w:val="superscript"/>
+        </w:rPr>
+        <w:t>4</w:t>
+      </w:r>
+      <w:r>
+        <w:rPr>
+          <w:b w:val="0"/>
+          <w:i w:val="0"/>
+          <w:color w:val="1A1A1A"/>
+          <w:sz w:val="21"/>
+        </w:rPr>
+        <w:t xml:space="preserve"> · 2</w:t>
+      </w:r>
+      <w:r>
+        <w:rPr>
+          <w:b w:val="0"/>
+          <w:i w:val="0"/>
+          <w:color w:val="1A1A1A"/>
+          <w:sz w:val="21"/>
+          <w:vertAlign w:val="superscript"/>
+        </w:rPr>
+        <w:t>2</w:t>
+      </w:r>
+      <w:r>
+        <w:rPr>
+          <w:b w:val="0"/>
+          <w:i w:val="0"/>
+          <w:color w:val="1A1A1A"/>
+          <w:sz w:val="21"/>
+        </w:rPr>
+        <w:t xml:space="preserve"> times bigger. The photo is 9 cm wide. Write 2</w:t>
+      </w:r>
+      <w:r>
+        <w:rPr>
+          <w:b w:val="0"/>
+          <w:i w:val="0"/>
+          <w:color w:val="1A1A1A"/>
+          <w:sz w:val="21"/>
+          <w:vertAlign w:val="superscript"/>
+        </w:rPr>
+        <w:t>4</w:t>
+      </w:r>
+      <w:r>
+        <w:rPr>
+          <w:b w:val="0"/>
+          <w:i w:val="0"/>
+          <w:color w:val="1A1A1A"/>
+          <w:sz w:val="21"/>
+        </w:rPr>
+        <w:t xml:space="preserve"> · 2</w:t>
+      </w:r>
+      <w:r>
+        <w:rPr>
+          <w:b w:val="0"/>
+          <w:i w:val="0"/>
+          <w:color w:val="1A1A1A"/>
+          <w:sz w:val="21"/>
+          <w:vertAlign w:val="superscript"/>
+        </w:rPr>
+        <w:t>2</w:t>
+      </w:r>
+      <w:r>
+        <w:rPr>
+          <w:b w:val="0"/>
+          <w:i w:val="0"/>
+          <w:color w:val="1A1A1A"/>
+          <w:sz w:val="21"/>
+        </w:rPr>
+        <w:t xml:space="preserve"> as one power. Then find its value.  →  </w:t>
       </w:r>
       <w:r>
         <w:rPr>
@@ -2537,7 +2613,7 @@
           <w:color w:val="6B6B6B"/>
           <w:sz w:val="20"/>
         </w:rPr>
-        <w:t xml:space="preserve">   The starting count of 9 is not needed.</w:t>
+        <w:t xml:space="preserve">   The width of 9 cm is not needed.</w:t>
       </w:r>
       <w:r>
         <w:rPr>
@@ -2546,7 +2622,45 @@
           <w:color w:val="6B6B6B"/>
           <w:sz w:val="19"/>
         </w:rPr>
-        <w:t xml:space="preserve">   576 — the starting count was used [the question asks for the factor, not a tile count]; 256 — multiplied the exponents (2</w:t>
+        <w:t xml:space="preserve">   576 — the width was used [the question asks for the value of 2</w:t>
+      </w:r>
+      <w:r>
+        <w:rPr>
+          <w:b w:val="0"/>
+          <w:i/>
+          <w:color w:val="6B6B6B"/>
+          <w:sz w:val="19"/>
+          <w:vertAlign w:val="superscript"/>
+        </w:rPr>
+        <w:t>4</w:t>
+      </w:r>
+      <w:r>
+        <w:rPr>
+          <w:b w:val="0"/>
+          <w:i/>
+          <w:color w:val="6B6B6B"/>
+          <w:sz w:val="19"/>
+        </w:rPr>
+        <w:t xml:space="preserve"> · 2</w:t>
+      </w:r>
+      <w:r>
+        <w:rPr>
+          <w:b w:val="0"/>
+          <w:i/>
+          <w:color w:val="6B6B6B"/>
+          <w:sz w:val="19"/>
+          <w:vertAlign w:val="superscript"/>
+        </w:rPr>
+        <w:t>2</w:t>
+      </w:r>
+      <w:r>
+        <w:rPr>
+          <w:b w:val="0"/>
+          <w:i/>
+          <w:color w:val="6B6B6B"/>
+          <w:sz w:val="19"/>
+        </w:rPr>
+        <w:t>, not a width]; 256 — multiplied the exponents (2</w:t>
       </w:r>
       <w:r>
         <w:rPr>
@@ -3517,7 +3631,45 @@
           <w:color w:val="1A1A1A"/>
           <w:sz w:val="20"/>
         </w:rPr>
-        <w:t>576 — the starting count was used [the question asks for the factor, not a tile count]</w:t>
+        <w:t>576 — the width was used [the question asks for the value of 2</w:t>
+      </w:r>
+      <w:r>
+        <w:rPr>
+          <w:b w:val="0"/>
+          <w:i w:val="0"/>
+          <w:color w:val="1A1A1A"/>
+          <w:sz w:val="20"/>
+          <w:vertAlign w:val="superscript"/>
+        </w:rPr>
+        <w:t>4</w:t>
+      </w:r>
+      <w:r>
+        <w:rPr>
+          <w:b w:val="0"/>
+          <w:i w:val="0"/>
+          <w:color w:val="1A1A1A"/>
+          <w:sz w:val="20"/>
+        </w:rPr>
+        <w:t xml:space="preserve"> · 2</w:t>
+      </w:r>
+      <w:r>
+        <w:rPr>
+          <w:b w:val="0"/>
+          <w:i w:val="0"/>
+          <w:color w:val="1A1A1A"/>
+          <w:sz w:val="20"/>
+          <w:vertAlign w:val="superscript"/>
+        </w:rPr>
+        <w:t>2</w:t>
+      </w:r>
+      <w:r>
+        <w:rPr>
+          <w:b w:val="0"/>
+          <w:i w:val="0"/>
+          <w:color w:val="1A1A1A"/>
+          <w:sz w:val="20"/>
+        </w:rPr>
+        <w:t>, not a width]</w:t>
       </w:r>
     </w:p>
     <w:p>

--- a/a7/build/out/u3/A7 3.01  Teacher Edition.docx
+++ b/a7/build/out/u3/A7 3.01  Teacher Edition.docx
@@ -2462,7 +2462,7 @@
           <w:color w:val="1A1A1A"/>
           <w:sz w:val="21"/>
         </w:rPr>
-        <w:t>A photo is enlarged 2</w:t>
+        <w:t>A rectangle is 2</w:t>
       </w:r>
       <w:r>
         <w:rPr>
@@ -2481,7 +2481,7 @@
           <w:color w:val="1A1A1A"/>
           <w:sz w:val="21"/>
         </w:rPr>
-        <w:t xml:space="preserve"> times, then 2</w:t>
+        <w:t xml:space="preserve"> centimeters long and 2</w:t>
       </w:r>
       <w:r>
         <w:rPr>
@@ -2500,83 +2500,7 @@
           <w:color w:val="1A1A1A"/>
           <w:sz w:val="21"/>
         </w:rPr>
-        <w:t xml:space="preserve"> times more. In all it is 2</w:t>
-      </w:r>
-      <w:r>
-        <w:rPr>
-          <w:b w:val="0"/>
-          <w:i w:val="0"/>
-          <w:color w:val="1A1A1A"/>
-          <w:sz w:val="21"/>
-          <w:vertAlign w:val="superscript"/>
-        </w:rPr>
-        <w:t>4</w:t>
-      </w:r>
-      <w:r>
-        <w:rPr>
-          <w:b w:val="0"/>
-          <w:i w:val="0"/>
-          <w:color w:val="1A1A1A"/>
-          <w:sz w:val="21"/>
-        </w:rPr>
-        <w:t xml:space="preserve"> · 2</w:t>
-      </w:r>
-      <w:r>
-        <w:rPr>
-          <w:b w:val="0"/>
-          <w:i w:val="0"/>
-          <w:color w:val="1A1A1A"/>
-          <w:sz w:val="21"/>
-          <w:vertAlign w:val="superscript"/>
-        </w:rPr>
-        <w:t>2</w:t>
-      </w:r>
-      <w:r>
-        <w:rPr>
-          <w:b w:val="0"/>
-          <w:i w:val="0"/>
-          <w:color w:val="1A1A1A"/>
-          <w:sz w:val="21"/>
-        </w:rPr>
-        <w:t xml:space="preserve"> times bigger. The photo is 9 cm wide. Write 2</w:t>
-      </w:r>
-      <w:r>
-        <w:rPr>
-          <w:b w:val="0"/>
-          <w:i w:val="0"/>
-          <w:color w:val="1A1A1A"/>
-          <w:sz w:val="21"/>
-          <w:vertAlign w:val="superscript"/>
-        </w:rPr>
-        <w:t>4</w:t>
-      </w:r>
-      <w:r>
-        <w:rPr>
-          <w:b w:val="0"/>
-          <w:i w:val="0"/>
-          <w:color w:val="1A1A1A"/>
-          <w:sz w:val="21"/>
-        </w:rPr>
-        <w:t xml:space="preserve"> · 2</w:t>
-      </w:r>
-      <w:r>
-        <w:rPr>
-          <w:b w:val="0"/>
-          <w:i w:val="0"/>
-          <w:color w:val="1A1A1A"/>
-          <w:sz w:val="21"/>
-          <w:vertAlign w:val="superscript"/>
-        </w:rPr>
-        <w:t>2</w:t>
-      </w:r>
-      <w:r>
-        <w:rPr>
-          <w:b w:val="0"/>
-          <w:i w:val="0"/>
-          <w:color w:val="1A1A1A"/>
-          <w:sz w:val="21"/>
-        </w:rPr>
-        <w:t xml:space="preserve"> as one power. Then find its value.  →  </w:t>
+        <w:t xml:space="preserve"> centimeters wide. Its perimeter is 40 centimeters. What is the area of the rectangle, in square centimeters?  →  </w:t>
       </w:r>
       <w:r>
         <w:rPr>
@@ -2604,7 +2528,7 @@
           <w:color w:val="9E1B32"/>
           <w:sz w:val="21"/>
         </w:rPr>
-        <w:t xml:space="preserve"> = 64</w:t>
+        <w:t xml:space="preserve"> = 64 square centimeters</w:t>
       </w:r>
       <w:r>
         <w:rPr>
@@ -2613,7 +2537,7 @@
           <w:color w:val="6B6B6B"/>
           <w:sz w:val="20"/>
         </w:rPr>
-        <w:t xml:space="preserve">   The width of 9 cm is not needed.</w:t>
+        <w:t xml:space="preserve">   The perimeter of 40 centimeters is not needed.</w:t>
       </w:r>
       <w:r>
         <w:rPr>
@@ -2622,45 +2546,7 @@
           <w:color w:val="6B6B6B"/>
           <w:sz w:val="19"/>
         </w:rPr>
-        <w:t xml:space="preserve">   576 — the width was used [the question asks for the value of 2</w:t>
-      </w:r>
-      <w:r>
-        <w:rPr>
-          <w:b w:val="0"/>
-          <w:i/>
-          <w:color w:val="6B6B6B"/>
-          <w:sz w:val="19"/>
-          <w:vertAlign w:val="superscript"/>
-        </w:rPr>
-        <w:t>4</w:t>
-      </w:r>
-      <w:r>
-        <w:rPr>
-          <w:b w:val="0"/>
-          <w:i/>
-          <w:color w:val="6B6B6B"/>
-          <w:sz w:val="19"/>
-        </w:rPr>
-        <w:t xml:space="preserve"> · 2</w:t>
-      </w:r>
-      <w:r>
-        <w:rPr>
-          <w:b w:val="0"/>
-          <w:i/>
-          <w:color w:val="6B6B6B"/>
-          <w:sz w:val="19"/>
-          <w:vertAlign w:val="superscript"/>
-        </w:rPr>
-        <w:t>2</w:t>
-      </w:r>
-      <w:r>
-        <w:rPr>
-          <w:b w:val="0"/>
-          <w:i/>
-          <w:color w:val="6B6B6B"/>
-          <w:sz w:val="19"/>
-        </w:rPr>
-        <w:t>, not a width]; 256 — multiplied the exponents (2</w:t>
+        <w:t xml:space="preserve">   40 — the perimeter was copied as the answer [the unneeded figure was used]; 20 — the sides were added, not multiplied; 256 — the exponents were multiplied (2</w:t>
       </w:r>
       <w:r>
         <w:rPr>
@@ -2679,7 +2565,7 @@
           <w:color w:val="6B6B6B"/>
           <w:sz w:val="19"/>
         </w:rPr>
-        <w:t>); 4096 — multiplied the bases (4</w:t>
+        <w:t>) [confused with power of a power]; 4096 — the bases were multiplied (4</w:t>
       </w:r>
       <w:r>
         <w:rPr>
@@ -3631,45 +3517,7 @@
           <w:color w:val="1A1A1A"/>
           <w:sz w:val="20"/>
         </w:rPr>
-        <w:t>576 — the width was used [the question asks for the value of 2</w:t>
-      </w:r>
-      <w:r>
-        <w:rPr>
-          <w:b w:val="0"/>
-          <w:i w:val="0"/>
-          <w:color w:val="1A1A1A"/>
-          <w:sz w:val="20"/>
-          <w:vertAlign w:val="superscript"/>
-        </w:rPr>
-        <w:t>4</w:t>
-      </w:r>
-      <w:r>
-        <w:rPr>
-          <w:b w:val="0"/>
-          <w:i w:val="0"/>
-          <w:color w:val="1A1A1A"/>
-          <w:sz w:val="20"/>
-        </w:rPr>
-        <w:t xml:space="preserve"> · 2</w:t>
-      </w:r>
-      <w:r>
-        <w:rPr>
-          <w:b w:val="0"/>
-          <w:i w:val="0"/>
-          <w:color w:val="1A1A1A"/>
-          <w:sz w:val="20"/>
-          <w:vertAlign w:val="superscript"/>
-        </w:rPr>
-        <w:t>2</w:t>
-      </w:r>
-      <w:r>
-        <w:rPr>
-          <w:b w:val="0"/>
-          <w:i w:val="0"/>
-          <w:color w:val="1A1A1A"/>
-          <w:sz w:val="20"/>
-        </w:rPr>
-        <w:t>, not a width]</w:t>
+        <w:t>40 — the perimeter was copied as the answer [the unneeded figure was used]</w:t>
       </w:r>
     </w:p>
     <w:p>
